--- a/downloads/student/ai-5-week-05.docx
+++ b/downloads/student/ai-5-week-05.docx
@@ -1020,6 +1020,16 @@
     <w:p>
       <w:r>
         <w:t>Hand-composed detectors illustrate layer order; they are not evidence of a learned or biologically realistic neural mechanism.</w:t>
+      </w:r>
+    </w:p>
+    <w:p>
+      <w:r>
+        <w:t>Read the labelled picture: What intermediate value explains the changed output? Point to the relevant step in the picture, then write the changed result and the rule or evidence that supports it.</w:t>
+      </w:r>
+    </w:p>
+    <w:p>
+      <w:r>
+        <w:t>Change one thing: Change only v from 3 to1. Predict the result before checking the explanation. What remains the same?</w:t>
       </w:r>
     </w:p>
     <w:p>
@@ -2182,6 +2192,187 @@
         <w:t>Attempt the independent case before hints. Record whether you worked alone, used a hint or followed a model. After feedback, fix the first unsupported step and explain why it changed. A later check uses a changed case, not a copied answer.</w:t>
       </w:r>
     </w:p>
+    <w:p>
+      <w:pPr>
+        <w:pStyle w:val="Heading1"/>
+      </w:pPr>
+      <w:r>
+        <w:t>15. Your lesson route</w:t>
+      </w:r>
+    </w:p>
+    <w:p>
+      <w:r>
+        <w:t>Start with this question: Compose two hidden detectors before one output instead of skipping a layer.</w:t>
+      </w:r>
+    </w:p>
+    <w:tbl>
+      <w:tblPr>
+        <w:tblStyle w:val="LightShading-Accent1"/>
+        <w:tblW w:type="auto" w:w="0"/>
+        <w:tblLook w:firstColumn="1" w:firstRow="1" w:lastColumn="0" w:lastRow="0" w:noHBand="0" w:noVBand="1" w:val="04A0"/>
+      </w:tblPr>
+      <w:tblGrid>
+        <w:gridCol w:w="5112"/>
+        <w:gridCol w:w="5112"/>
+      </w:tblGrid>
+      <w:tr>
+        <w:trPr>
+          <w:tblHeader/>
+        </w:trPr>
+        <w:tc>
+          <w:tcPr>
+            <w:tcW w:type="dxa" w:w="5112"/>
+          </w:tcPr>
+          <w:p>
+            <w:r>
+              <w:t>By the end, I can</w:t>
+            </w:r>
+          </w:p>
+        </w:tc>
+        <w:tc>
+          <w:tcPr>
+            <w:tcW w:type="dxa" w:w="5112"/>
+          </w:tcPr>
+          <w:p>
+            <w:r>
+              <w:t>How I will show it</w:t>
+            </w:r>
+          </w:p>
+        </w:tc>
+      </w:tr>
+      <w:tr>
+        <w:tc>
+          <w:tcPr>
+            <w:tcW w:type="dxa" w:w="5112"/>
+          </w:tcPr>
+          <w:p>
+            <w:r>
+              <w:t>Trace how one layer supplies the next layer inputs</w:t>
+            </w:r>
+          </w:p>
+        </w:tc>
+        <w:tc>
+          <w:tcPr>
+            <w:tcW w:type="dxa" w:w="5112"/>
+          </w:tcPr>
+          <w:p>
+            <w:r>
+              <w:t>Explain the deciding step, show a trace or test, and state one limit.</w:t>
+            </w:r>
+          </w:p>
+        </w:tc>
+      </w:tr>
+      <w:tr>
+        <w:tc>
+          <w:tcPr>
+            <w:tcW w:type="dxa" w:w="5112"/>
+          </w:tcPr>
+          <w:p>
+            <w:r>
+              <w:t>Check that connected layer dimensions and feature order agree</w:t>
+            </w:r>
+          </w:p>
+        </w:tc>
+        <w:tc>
+          <w:tcPr>
+            <w:tcW w:type="dxa" w:w="5112"/>
+          </w:tcPr>
+          <w:p>
+            <w:r>
+              <w:t>Explain the deciding step, show a trace or test, and state one limit.</w:t>
+            </w:r>
+          </w:p>
+        </w:tc>
+      </w:tr>
+      <w:tr>
+        <w:tc>
+          <w:tcPr>
+            <w:tcW w:type="dxa" w:w="5112"/>
+          </w:tcPr>
+          <w:p>
+            <w:r>
+              <w:t>Explain why intermediate activations are not automatically class predictions</w:t>
+            </w:r>
+          </w:p>
+        </w:tc>
+        <w:tc>
+          <w:tcPr>
+            <w:tcW w:type="dxa" w:w="5112"/>
+          </w:tcPr>
+          <w:p>
+            <w:r>
+              <w:t>Explain the deciding step, show a trace or test, and state one limit.</w:t>
+            </w:r>
+          </w:p>
+        </w:tc>
+      </w:tr>
+    </w:tbl>
+    <w:p>
+      <w:r>
+        <w:t>Remember → watch and explain → try with help → investigate → try independently → keep project evidence. Your teacher may spread this lesson across several classes.</w:t>
+      </w:r>
+    </w:p>
+    <w:p>
+      <w:r>
+        <w:t>Keep your first prediction. Compare it with what the evidence shows and explain any change.</w:t>
+      </w:r>
+    </w:p>
+    <w:p>
+      <w:pPr>
+        <w:pStyle w:val="Heading1"/>
+      </w:pPr>
+      <w:r>
+        <w:t>16. Finish and return</w:t>
+      </w:r>
+    </w:p>
+    <w:p>
+      <w:r>
+        <w:t>Close your notes. Explain this goal in your own words: Trace how one layer supplies the next layer inputs</w:t>
+      </w:r>
+    </w:p>
+    <w:p>
+      <w:pPr>
+        <w:pStyle w:val="Heading3"/>
+      </w:pPr>
+      <w:r>
+        <w:t>My deciding step, evidence and one remaining question</w:t>
+      </w:r>
+    </w:p>
+    <w:p>
+      <w:r>
+        <w:t>________________________________________________________________</w:t>
+      </w:r>
+    </w:p>
+    <w:p>
+      <w:r>
+        <w:t>________________________________________________________________</w:t>
+      </w:r>
+    </w:p>
+    <w:p>
+      <w:r>
+        <w:t>________________________________________________________________</w:t>
+      </w:r>
+    </w:p>
+    <w:p>
+      <w:r>
+        <w:t>________________________________________________________________</w:t>
+      </w:r>
+    </w:p>
+    <w:p>
+      <w:r>
+        <w:t>________________________________________________________________</w:t>
+      </w:r>
+    </w:p>
+    <w:p>
+      <w:r>
+        <w:t>If you are unsure, return to the worked picture and explain one arrow. If you are ready, change an input or assumption and justify your prediction.</w:t>
+      </w:r>
+    </w:p>
+    <w:p>
+      <w:r>
+        <w:t>Save your workbook evidence. At the next review, try a different case before opening your old answer.</w:t>
+      </w:r>
+    </w:p>
     <w:sectPr>
       <w:pgSz w:w="12240" w:h="15840"/>
       <w:pgMar w:top="936" w:right="1008" w:bottom="936" w:left="1008" w:header="720" w:footer="720" w:gutter="0"/>

--- a/downloads/student/ai-5-week-05.docx
+++ b/downloads/student/ai-5-week-05.docx
@@ -2373,6 +2373,210 @@
         <w:t>Save your workbook evidence. At the next review, try a different case before opening your old answer.</w:t>
       </w:r>
     </w:p>
+    <w:p>
+      <w:pPr>
+        <w:pStyle w:val="Heading1"/>
+      </w:pPr>
+      <w:r>
+        <w:t>17. Supported practice, repair and portfolio</w:t>
+      </w:r>
+    </w:p>
+    <w:p>
+      <w:r>
+        <w:t>Use this supported practice once, in the browser or on paper. Keep the reserved independent assessment for a separate first attempt before teacher feedback.</w:t>
+      </w:r>
+    </w:p>
+    <w:p>
+      <w:r>
+        <w:t>Compose two hidden detectors before one output instead of skipping a layer.</w:t>
+      </w:r>
+    </w:p>
+    <w:p>
+      <w:pPr>
+        <w:pStyle w:val="Heading3"/>
+      </w:pPr>
+      <w:r>
+        <w:t>Practice 1: explain the deciding evidence</w:t>
+      </w:r>
+    </w:p>
+    <w:p>
+      <w:r>
+        <w:t>Which labelled step matches this detail? y=2-2=0; the output uses activated hidden values, not raw inputs.</w:t>
+      </w:r>
+    </w:p>
+    <w:p>
+      <w:r>
+        <w:t>1. Compose output</w:t>
+      </w:r>
+    </w:p>
+    <w:p>
+      <w:r>
+        <w:t>2. Second hidden unit</w:t>
+      </w:r>
+    </w:p>
+    <w:p>
+      <w:r>
+        <w:t>3. First hidden unit</w:t>
+      </w:r>
+    </w:p>
+    <w:p>
+      <w:pPr>
+        <w:pStyle w:val="Heading3"/>
+      </w:pPr>
+      <w:r>
+        <w:t>My selected conclusion, deciding fact and explanation</w:t>
+      </w:r>
+    </w:p>
+    <w:p>
+      <w:r>
+        <w:t>________________________________________________________________</w:t>
+      </w:r>
+    </w:p>
+    <w:p>
+      <w:r>
+        <w:t>________________________________________________________________</w:t>
+      </w:r>
+    </w:p>
+    <w:p>
+      <w:r>
+        <w:t>________________________________________________________________</w:t>
+      </w:r>
+    </w:p>
+    <w:p>
+      <w:r>
+        <w:t>________________________________________________________________</w:t>
+      </w:r>
+    </w:p>
+    <w:p>
+      <w:r>
+        <w:t>________________________________________________________________</w:t>
+      </w:r>
+    </w:p>
+    <w:p>
+      <w:r>
+        <w:t>Hint if needed: Read the steps in the pictorial case. Match the supplied detail to the stage that performs or records it.</w:t>
+      </w:r>
+    </w:p>
+    <w:p>
+      <w:r>
+        <w:t>After your attempt, compare with the supported explanation: Compose output y=2-2=0; the output uses activated hidden values, not raw inputs. Composition means one layer’s result becomes the next layer’s input. Compute both hidden units before combining them. At [4,3], their equal outputs cancel. Lowering only the second input removes its positive hidden contribution, so subtracting it no longer reduces the output. The final subtraction must use activated hidden values rather than the raw measurements.</w:t>
+      </w:r>
+    </w:p>
+    <w:p>
+      <w:pPr>
+        <w:pStyle w:val="Heading3"/>
+      </w:pPr>
+      <w:r>
+        <w:t>Practice 2: explain the deciding evidence</w:t>
+      </w:r>
+    </w:p>
+    <w:p>
+      <w:r>
+        <w:t>Changed-case practice: Change only v from 3 to1. Which conclusion is supported by the supplied facts?</w:t>
+      </w:r>
+    </w:p>
+    <w:p>
+      <w:r>
+        <w:t>1. h1 stays2, h2 becomes0, y becomes2.</w:t>
+      </w:r>
+    </w:p>
+    <w:p>
+      <w:r>
+        <w:t>2. We can decide the result without examining the changed input or the procedure.</w:t>
+      </w:r>
+    </w:p>
+    <w:p>
+      <w:r>
+        <w:t>3. This one example guarantees correct results for every future input.</w:t>
+      </w:r>
+    </w:p>
+    <w:p>
+      <w:pPr>
+        <w:pStyle w:val="Heading3"/>
+      </w:pPr>
+      <w:r>
+        <w:t>My selected conclusion, deciding fact and explanation</w:t>
+      </w:r>
+    </w:p>
+    <w:p>
+      <w:r>
+        <w:t>________________________________________________________________</w:t>
+      </w:r>
+    </w:p>
+    <w:p>
+      <w:r>
+        <w:t>________________________________________________________________</w:t>
+      </w:r>
+    </w:p>
+    <w:p>
+      <w:r>
+        <w:t>________________________________________________________________</w:t>
+      </w:r>
+    </w:p>
+    <w:p>
+      <w:r>
+        <w:t>________________________________________________________________</w:t>
+      </w:r>
+    </w:p>
+    <w:p>
+      <w:r>
+        <w:t>________________________________________________________________</w:t>
+      </w:r>
+    </w:p>
+    <w:p>
+      <w:r>
+        <w:t>Hint if needed: Use the changed condition and the deciding step in the pictorial trace. The answer must say what follows from those facts.</w:t>
+      </w:r>
+    </w:p>
+    <w:p>
+      <w:r>
+        <w:t>After your attempt, compare with the supported explanation: h1 stays2, h2 becomes0, y becomes2. The second hidden unit’s preactivation reaches0 while the first unit is unchanged.</w:t>
+      </w:r>
+    </w:p>
+    <w:p>
+      <w:pPr>
+        <w:pStyle w:val="Heading3"/>
+      </w:pPr>
+      <w:r>
+        <w:t>Repair a missing building block</w:t>
+      </w:r>
+    </w:p>
+    <w:p>
+      <w:r>
+        <w:t>Review Activation functions (ai-5/4). Goal: Trace identity ReLU and sigmoid on a numerical score. Short practice: Which original inputs cannot be distinguished by this network’s final output? Point to the relevant step in the picture, then write the changed result and the rule or evidence that supports it.. Return to this week and explain what you changed.</w:t>
+      </w:r>
+    </w:p>
+    <w:p>
+      <w:r>
+        <w:t>Review Dot products and weighted sums (ai-5/2). Goal: Calculate a dot product by matching feature positions. Short practice: Which connection explains why more right brightness lowers this score? Point to the relevant step in the picture, then write the changed result and the rule or evidence that supports it.. Return to this week and explain what you changed.</w:t>
+      </w:r>
+    </w:p>
+    <w:p>
+      <w:pPr>
+        <w:pStyle w:val="Heading3"/>
+      </w:pPr>
+      <w:r>
+        <w:t>Predict, run and debug</w:t>
+      </w:r>
+    </w:p>
+    <w:p>
+      <w:r>
+        <w:t>The browser lab lets you edit the supported Python examples already included in this lesson. Predict first, run, inspect the actual output or error, change one input, then run again. Keep code, predictions, actual results and a reasoned revision together. On paper, label your result as a trace rather than an execution.</w:t>
+      </w:r>
+    </w:p>
+    <w:p>
+      <w:pPr>
+        <w:pStyle w:val="Heading3"/>
+      </w:pPr>
+      <w:r>
+        <w:t>Keep your completed work</w:t>
+      </w:r>
+    </w:p>
+    <w:p>
+      <w:r>
+        <w:t>Use Download completed work in the hosted lesson to export your answers, reflections, practice feedback and code-run evidence. Open the HTML copy to read or print it. Drafts stay in this browser when storage is available; clear drafts on a shared device.</w:t>
+      </w:r>
+    </w:p>
     <w:sectPr>
       <w:pgSz w:w="12240" w:h="15840"/>
       <w:pgMar w:top="936" w:right="1008" w:bottom="936" w:left="1008" w:header="720" w:footer="720" w:gutter="0"/>

--- a/downloads/student/ai-5-week-05.docx
+++ b/downloads/student/ai-5-week-05.docx
@@ -42,6 +42,11 @@
       </w:r>
     </w:p>
     <w:p>
+      <w:r>
+        <w:t>Start with the target: Trace how one layer supplies the next layer inputs. Try the recall before opening notes.</w:t>
+      </w:r>
+    </w:p>
+    <w:p>
       <w:pPr>
         <w:pStyle w:val="Heading3"/>
       </w:pPr>
@@ -50,18 +55,96 @@
       </w:r>
     </w:p>
     <w:p>
-      <w:r>
-        <w:t>I can trace how one layer supplies the next layer inputs.</w:t>
-      </w:r>
-    </w:p>
-    <w:p>
-      <w:r>
-        <w:t>I can check that connected layer dimensions and feature order agree.</w:t>
-      </w:r>
-    </w:p>
-    <w:p>
-      <w:r>
-        <w:t>I can explain why intermediate activations are not automatically class predictions.</w:t>
+      <w:pPr>
+        <w:spacing w:line="336" w:lineRule="auto" w:after="180"/>
+      </w:pPr>
+      <w:r>
+        <w:rPr>
+          <w:b w:val="0"/>
+        </w:rPr>
+        <w:t xml:space="preserve">I can trace how one </w:t>
+      </w:r>
+      <w:r>
+        <w:rPr>
+          <w:b/>
+        </w:rPr>
+        <w:t>layer</w:t>
+      </w:r>
+      <w:r>
+        <w:rPr>
+          <w:b w:val="0"/>
+        </w:rPr>
+        <w:t xml:space="preserve"> supplies the next </w:t>
+      </w:r>
+      <w:r>
+        <w:rPr>
+          <w:b/>
+        </w:rPr>
+        <w:t>layer</w:t>
+      </w:r>
+      <w:r>
+        <w:rPr>
+          <w:b w:val="0"/>
+        </w:rPr>
+        <w:t xml:space="preserve"> </w:t>
+      </w:r>
+      <w:r>
+        <w:rPr>
+          <w:b/>
+        </w:rPr>
+        <w:t>input</w:t>
+      </w:r>
+      <w:r>
+        <w:rPr>
+          <w:b w:val="0"/>
+        </w:rPr>
+        <w:t>s.</w:t>
+      </w:r>
+    </w:p>
+    <w:p>
+      <w:pPr>
+        <w:spacing w:line="336" w:lineRule="auto" w:after="180"/>
+      </w:pPr>
+      <w:r>
+        <w:rPr>
+          <w:b w:val="0"/>
+        </w:rPr>
+        <w:t xml:space="preserve">I can check that connected </w:t>
+      </w:r>
+      <w:r>
+        <w:rPr>
+          <w:b/>
+        </w:rPr>
+        <w:t>layer</w:t>
+      </w:r>
+      <w:r>
+        <w:rPr>
+          <w:b w:val="0"/>
+        </w:rPr>
+        <w:t xml:space="preserve"> dimensions and feature order agree.</w:t>
+      </w:r>
+    </w:p>
+    <w:p>
+      <w:pPr>
+        <w:spacing w:line="336" w:lineRule="auto" w:after="180"/>
+      </w:pPr>
+      <w:r>
+        <w:rPr>
+          <w:b w:val="0"/>
+        </w:rPr>
+        <w:t xml:space="preserve">I can explain why intermediate activations are not automatically class </w:t>
+      </w:r>
+      <w:r>
+        <w:rPr>
+          <w:b/>
+        </w:rPr>
+        <w:t>prediction</w:t>
+      </w:r>
+      <w:r>
+        <w:rPr>
+          <w:b w:val="0"/>
+        </w:rPr>
+        <w:t>s.</w:t>
       </w:r>
     </w:p>
     <w:p>
@@ -73,43 +156,163 @@
       </w:r>
     </w:p>
     <w:p>
-      <w:r>
+      <w:pPr>
+        <w:spacing w:line="336" w:lineRule="auto" w:after="180"/>
+      </w:pPr>
+      <w:r>
+        <w:rPr>
+          <w:b w:val="0"/>
+        </w:rPr>
         <w:t>Close your notes first. A rough first answer helps us choose the right starting point; it is not a score for your ability.</w:t>
       </w:r>
     </w:p>
     <w:p>
-      <w:r>
+      <w:pPr>
+        <w:spacing w:line="336" w:lineRule="auto" w:after="180"/>
+      </w:pPr>
+      <w:r>
+        <w:rPr>
+          <w:b w:val="0"/>
+        </w:rPr>
         <w:t>Without opening the old lesson, explain one key idea from Activation functions. Give an example and a mistake that the idea helps you avoid.</w:t>
       </w:r>
     </w:p>
     <w:p>
-      <w:r>
+      <w:pPr>
+        <w:spacing w:line="336" w:lineRule="auto" w:after="180"/>
+      </w:pPr>
+      <w:r>
+        <w:rPr>
+          <w:b w:val="0"/>
+        </w:rPr>
         <w:t>Without opening the old lesson, explain one key idea from Dot products and weighted sums. Give an example and a mistake that the idea helps you avoid.</w:t>
       </w:r>
     </w:p>
     <w:p>
-      <w:r>
-        <w:t>After trying, check the relevant lesson or ask your teacher. Change the part of your explanation that the evidence shows was wrong.</w:t>
-      </w:r>
-    </w:p>
-    <w:p>
-      <w:r>
+      <w:pPr>
+        <w:spacing w:line="336" w:lineRule="auto" w:after="180"/>
+      </w:pPr>
+      <w:r>
+        <w:rPr>
+          <w:b w:val="0"/>
+        </w:rPr>
+        <w:t xml:space="preserve">After trying, check the relevant lesson or ask your teacher. Change the part of your explanation that the </w:t>
+      </w:r>
+      <w:r>
+        <w:rPr>
+          <w:b/>
+        </w:rPr>
+        <w:t>evidence</w:t>
+      </w:r>
+      <w:r>
+        <w:rPr>
+          <w:b w:val="0"/>
+        </w:rPr>
+        <w:t xml:space="preserve"> shows was wrong.</w:t>
+      </w:r>
+    </w:p>
+    <w:p>
+      <w:pPr>
+        <w:spacing w:line="336" w:lineRule="auto" w:after="180"/>
+      </w:pPr>
+      <w:r>
+        <w:rPr>
+          <w:b w:val="0"/>
+        </w:rPr>
         <w:t>This week you will practise:</w:t>
       </w:r>
     </w:p>
     <w:p>
-      <w:r>
-        <w:t>Trace how one layer supplies the next layer inputs</w:t>
-      </w:r>
-    </w:p>
-    <w:p>
-      <w:r>
-        <w:t>Check that connected layer dimensions and feature order agree</w:t>
-      </w:r>
-    </w:p>
-    <w:p>
-      <w:r>
-        <w:t>Explain why intermediate activations are not automatically class predictions</w:t>
+      <w:pPr>
+        <w:spacing w:line="336" w:lineRule="auto" w:after="180"/>
+      </w:pPr>
+      <w:r>
+        <w:rPr>
+          <w:b w:val="0"/>
+        </w:rPr>
+        <w:t xml:space="preserve">Trace how one </w:t>
+      </w:r>
+      <w:r>
+        <w:rPr>
+          <w:b/>
+        </w:rPr>
+        <w:t>layer</w:t>
+      </w:r>
+      <w:r>
+        <w:rPr>
+          <w:b w:val="0"/>
+        </w:rPr>
+        <w:t xml:space="preserve"> supplies the next </w:t>
+      </w:r>
+      <w:r>
+        <w:rPr>
+          <w:b/>
+        </w:rPr>
+        <w:t>layer</w:t>
+      </w:r>
+      <w:r>
+        <w:rPr>
+          <w:b w:val="0"/>
+        </w:rPr>
+        <w:t xml:space="preserve"> </w:t>
+      </w:r>
+      <w:r>
+        <w:rPr>
+          <w:b/>
+        </w:rPr>
+        <w:t>input</w:t>
+      </w:r>
+      <w:r>
+        <w:rPr>
+          <w:b w:val="0"/>
+        </w:rPr>
+        <w:t>s</w:t>
+      </w:r>
+    </w:p>
+    <w:p>
+      <w:pPr>
+        <w:spacing w:line="336" w:lineRule="auto" w:after="180"/>
+      </w:pPr>
+      <w:r>
+        <w:rPr>
+          <w:b w:val="0"/>
+        </w:rPr>
+        <w:t xml:space="preserve">Check that connected </w:t>
+      </w:r>
+      <w:r>
+        <w:rPr>
+          <w:b/>
+        </w:rPr>
+        <w:t>layer</w:t>
+      </w:r>
+      <w:r>
+        <w:rPr>
+          <w:b w:val="0"/>
+        </w:rPr>
+        <w:t xml:space="preserve"> dimensions and feature order agree</w:t>
+      </w:r>
+    </w:p>
+    <w:p>
+      <w:pPr>
+        <w:spacing w:line="336" w:lineRule="auto" w:after="180"/>
+      </w:pPr>
+      <w:r>
+        <w:rPr>
+          <w:b w:val="0"/>
+        </w:rPr>
+        <w:t xml:space="preserve">Explain why intermediate activations are not automatically class </w:t>
+      </w:r>
+      <w:r>
+        <w:rPr>
+          <w:b/>
+        </w:rPr>
+        <w:t>prediction</w:t>
+      </w:r>
+      <w:r>
+        <w:rPr>
+          <w:b w:val="0"/>
+        </w:rPr>
+        <w:t>s</w:t>
       </w:r>
     </w:p>
     <w:p>
@@ -121,7 +324,14 @@
       </w:r>
     </w:p>
     <w:p>
-      <w:r>
+      <w:pPr>
+        <w:spacing w:line="336" w:lineRule="auto" w:after="180"/>
+        <w:shd w:fill="F5F1FB"/>
+      </w:pPr>
+      <w:r>
+        <w:rPr>
+          <w:b w:val="0"/>
+        </w:rPr>
         <w:t>For z = -2 and z = 3, what does ReLU return? Does this operation itself assign a class?</w:t>
       </w:r>
     </w:p>
@@ -157,8 +367,26 @@
       </w:r>
     </w:p>
     <w:p>
-      <w:r>
-        <w:t>By the end, I can explain composing layers using a traced example and a stated limitation.</w:t>
+      <w:pPr>
+        <w:spacing w:line="336" w:lineRule="auto" w:after="180"/>
+      </w:pPr>
+      <w:r>
+        <w:rPr>
+          <w:b w:val="0"/>
+        </w:rPr>
+        <w:t xml:space="preserve">By the end, I can explain composing </w:t>
+      </w:r>
+      <w:r>
+        <w:rPr>
+          <w:b/>
+        </w:rPr>
+        <w:t>layer</w:t>
+      </w:r>
+      <w:r>
+        <w:rPr>
+          <w:b w:val="0"/>
+        </w:rPr>
+        <w:t>s using a traced example and a stated limitation.</w:t>
       </w:r>
     </w:p>
     <w:p>
@@ -171,12 +399,207 @@
     </w:p>
     <w:p>
       <w:r>
-        <w:t>A network connects layers so that the output vector of one layer becomes the input vector of the next. Use a fictional numerical input x = [x1, x2]. The first layer computes z1 = x1 - x2 and z2 = x1 + x2 - 2, then applies ReLU separately: h1 = max(0, z1), h2 = max(0, z2). Its output is the ordered vector h = [h1, h2].</w:t>
-      </w:r>
-    </w:p>
-    <w:p>
-      <w:r>
-        <w:t>The next layer computes y = 2h1 - h2 + 1. It receives h, not the original x. It uses weights [2, -1] and bias 1, with identity as its output activation. This is a two-layer computation when counting the layers with weights; an input placeholder is not counted here. All parameters are supplied, so this lesson performs no training.</w:t>
+        <w:t>Investigate the supplied Composing layers case. Separate observations, given facts and assumptions before choosing an explanation.</w:t>
+      </w:r>
+    </w:p>
+    <w:p>
+      <w:pPr>
+        <w:spacing w:line="336" w:lineRule="auto" w:after="180"/>
+      </w:pPr>
+      <w:r>
+        <w:rPr>
+          <w:b w:val="0"/>
+        </w:rPr>
+        <w:t xml:space="preserve">A network connects </w:t>
+      </w:r>
+      <w:r>
+        <w:rPr>
+          <w:b/>
+        </w:rPr>
+        <w:t>layer</w:t>
+      </w:r>
+      <w:r>
+        <w:rPr>
+          <w:b w:val="0"/>
+        </w:rPr>
+        <w:t xml:space="preserve">s so that the </w:t>
+      </w:r>
+      <w:r>
+        <w:rPr>
+          <w:b/>
+        </w:rPr>
+        <w:t>output</w:t>
+      </w:r>
+      <w:r>
+        <w:rPr>
+          <w:b w:val="0"/>
+        </w:rPr>
+        <w:t xml:space="preserve"> vector of one </w:t>
+      </w:r>
+      <w:r>
+        <w:rPr>
+          <w:b/>
+        </w:rPr>
+        <w:t>layer</w:t>
+      </w:r>
+      <w:r>
+        <w:rPr>
+          <w:b w:val="0"/>
+        </w:rPr>
+        <w:t xml:space="preserve"> becomes the </w:t>
+      </w:r>
+      <w:r>
+        <w:rPr>
+          <w:b/>
+        </w:rPr>
+        <w:t>input</w:t>
+      </w:r>
+      <w:r>
+        <w:rPr>
+          <w:b w:val="0"/>
+        </w:rPr>
+        <w:t xml:space="preserve"> vector of the next. Use a fictional numerical </w:t>
+      </w:r>
+      <w:r>
+        <w:rPr>
+          <w:b/>
+        </w:rPr>
+        <w:t>input</w:t>
+      </w:r>
+      <w:r>
+        <w:rPr>
+          <w:b w:val="0"/>
+        </w:rPr>
+        <w:t xml:space="preserve"> x = [x1, x2].</w:t>
+      </w:r>
+    </w:p>
+    <w:p>
+      <w:pPr>
+        <w:spacing w:line="336" w:lineRule="auto" w:after="180"/>
+      </w:pPr>
+      <w:r>
+        <w:rPr>
+          <w:b w:val="0"/>
+        </w:rPr>
+        <w:t xml:space="preserve">The first </w:t>
+      </w:r>
+      <w:r>
+        <w:rPr>
+          <w:b/>
+        </w:rPr>
+        <w:t>layer</w:t>
+      </w:r>
+      <w:r>
+        <w:rPr>
+          <w:b w:val="0"/>
+        </w:rPr>
+        <w:t xml:space="preserve"> computes z1 = x1 - x2 and z2 = x1 + x2 - 2, then applies ReLU separately: h1 = max(0, z1), h2 = max(0, z2). Its </w:t>
+      </w:r>
+      <w:r>
+        <w:rPr>
+          <w:b/>
+        </w:rPr>
+        <w:t>output</w:t>
+      </w:r>
+      <w:r>
+        <w:rPr>
+          <w:b w:val="0"/>
+        </w:rPr>
+        <w:t xml:space="preserve"> is the ordered vector h = [h1, h2].</w:t>
+      </w:r>
+    </w:p>
+    <w:p>
+      <w:pPr>
+        <w:spacing w:line="336" w:lineRule="auto" w:after="180"/>
+      </w:pPr>
+      <w:r>
+        <w:rPr>
+          <w:b w:val="0"/>
+        </w:rPr>
+        <w:t xml:space="preserve">The next </w:t>
+      </w:r>
+      <w:r>
+        <w:rPr>
+          <w:b/>
+        </w:rPr>
+        <w:t>layer</w:t>
+      </w:r>
+      <w:r>
+        <w:rPr>
+          <w:b w:val="0"/>
+        </w:rPr>
+        <w:t xml:space="preserve"> computes y = 2h1 - h2 + 1. It receives h, not the original x. It uses weights [2, -1] and bias 1, with identity as its </w:t>
+      </w:r>
+      <w:r>
+        <w:rPr>
+          <w:b/>
+        </w:rPr>
+        <w:t>output</w:t>
+      </w:r>
+      <w:r>
+        <w:rPr>
+          <w:b w:val="0"/>
+        </w:rPr>
+        <w:t xml:space="preserve"> activation.</w:t>
+      </w:r>
+    </w:p>
+    <w:p>
+      <w:pPr>
+        <w:spacing w:line="336" w:lineRule="auto" w:after="180"/>
+      </w:pPr>
+      <w:r>
+        <w:rPr>
+          <w:b w:val="0"/>
+        </w:rPr>
+        <w:t>This is a two-</w:t>
+      </w:r>
+      <w:r>
+        <w:rPr>
+          <w:b/>
+        </w:rPr>
+        <w:t>layer</w:t>
+      </w:r>
+      <w:r>
+        <w:rPr>
+          <w:b w:val="0"/>
+        </w:rPr>
+        <w:t xml:space="preserve"> computation when counting the </w:t>
+      </w:r>
+      <w:r>
+        <w:rPr>
+          <w:b/>
+        </w:rPr>
+        <w:t>layer</w:t>
+      </w:r>
+      <w:r>
+        <w:rPr>
+          <w:b w:val="0"/>
+        </w:rPr>
+        <w:t xml:space="preserve">s with weights; an </w:t>
+      </w:r>
+      <w:r>
+        <w:rPr>
+          <w:b/>
+        </w:rPr>
+        <w:t>input</w:t>
+      </w:r>
+      <w:r>
+        <w:rPr>
+          <w:b w:val="0"/>
+        </w:rPr>
+        <w:t xml:space="preserve"> placeholder is not counted here. All parameters are supplied, so this lesson performs no </w:t>
+      </w:r>
+      <w:r>
+        <w:rPr>
+          <w:b/>
+        </w:rPr>
+        <w:t>training</w:t>
+      </w:r>
+      <w:r>
+        <w:rPr>
+          <w:b w:val="0"/>
+        </w:rPr>
+        <w:t>.</w:t>
       </w:r>
     </w:p>
     <w:tbl>
@@ -291,8 +714,50 @@
       </w:tr>
     </w:tbl>
     <w:p>
-      <w:r>
-        <w:t>The two first-layer units both receive the same original x. They can be calculated in either order. Only after both activations are available do we evaluate the output layer.</w:t>
+      <w:pPr>
+        <w:spacing w:line="336" w:lineRule="auto" w:after="180"/>
+      </w:pPr>
+      <w:r>
+        <w:rPr>
+          <w:b w:val="0"/>
+        </w:rPr>
+        <w:t>The two first-</w:t>
+      </w:r>
+      <w:r>
+        <w:rPr>
+          <w:b/>
+        </w:rPr>
+        <w:t>layer</w:t>
+      </w:r>
+      <w:r>
+        <w:rPr>
+          <w:b w:val="0"/>
+        </w:rPr>
+        <w:t xml:space="preserve"> units both receive the same original x. They can be calculated in either order. Only after both activations are available do we evaluate the </w:t>
+      </w:r>
+      <w:r>
+        <w:rPr>
+          <w:b/>
+        </w:rPr>
+        <w:t>output</w:t>
+      </w:r>
+      <w:r>
+        <w:rPr>
+          <w:b w:val="0"/>
+        </w:rPr>
+        <w:t xml:space="preserve"> </w:t>
+      </w:r>
+      <w:r>
+        <w:rPr>
+          <w:b/>
+        </w:rPr>
+        <w:t>layer</w:t>
+      </w:r>
+      <w:r>
+        <w:rPr>
+          <w:b w:val="0"/>
+        </w:rPr>
+        <w:t>.</w:t>
       </w:r>
     </w:p>
     <w:p>
@@ -328,7 +793,53 @@
     </w:p>
     <w:p>
       <w:r>
-        <w:t>Take x = [3, 1]. First compute z1 = 3 - 1 = 2 and z2 = 3 + 1 - 2 = 2. ReLU gives h = [2, 2]. The output layer receives exactly this ordered pair and returns y = 2 times 2 - 2 + 1 = 3. Record z, h and y separately so that a correct final number cannot hide an incorrect intermediate step.</w:t>
+        <w:t>Follow the mechanism for Composing layers. Connect each labelled input, deciding step and result.</w:t>
+      </w:r>
+    </w:p>
+    <w:p>
+      <w:pPr>
+        <w:spacing w:line="336" w:lineRule="auto" w:after="180"/>
+      </w:pPr>
+      <w:r>
+        <w:rPr>
+          <w:b w:val="0"/>
+        </w:rPr>
+        <w:t xml:space="preserve">Take x = [3, 1]. First compute z1 = 3 - 1 = 2 and z2 = 3 + 1 - 2 = 2. ReLU gives h = [2, 2]. The </w:t>
+      </w:r>
+      <w:r>
+        <w:rPr>
+          <w:b/>
+        </w:rPr>
+        <w:t>output</w:t>
+      </w:r>
+      <w:r>
+        <w:rPr>
+          <w:b w:val="0"/>
+        </w:rPr>
+        <w:t xml:space="preserve"> </w:t>
+      </w:r>
+      <w:r>
+        <w:rPr>
+          <w:b/>
+        </w:rPr>
+        <w:t>layer</w:t>
+      </w:r>
+      <w:r>
+        <w:rPr>
+          <w:b w:val="0"/>
+        </w:rPr>
+        <w:t xml:space="preserve"> receives exactly this ordered pair and returns y = 2 times 2 - 2 + 1 = 3.</w:t>
+      </w:r>
+    </w:p>
+    <w:p>
+      <w:pPr>
+        <w:spacing w:line="336" w:lineRule="auto" w:after="180"/>
+      </w:pPr>
+      <w:r>
+        <w:rPr>
+          <w:b w:val="0"/>
+        </w:rPr>
+        <w:t>Record z, h and y separately so that a correct final number cannot hide an incorrect intermediate step.</w:t>
       </w:r>
     </w:p>
     <w:p>
@@ -360,8 +871,49 @@
       </w:r>
     </w:p>
     <w:p>
-      <w:r>
-        <w:t>The code assumes numeric inputs with the agreed meaning. Its length check does not validate units or field order. Python indices 0 and 1 correspond to the first and second hidden components. There is no feedback from y into h during this forward calculation.</w:t>
+      <w:pPr>
+        <w:spacing w:line="336" w:lineRule="auto" w:after="180"/>
+      </w:pPr>
+      <w:r>
+        <w:rPr>
+          <w:b w:val="0"/>
+        </w:rPr>
+        <w:t xml:space="preserve">The code assumes numeric </w:t>
+      </w:r>
+      <w:r>
+        <w:rPr>
+          <w:b/>
+        </w:rPr>
+        <w:t>input</w:t>
+      </w:r>
+      <w:r>
+        <w:rPr>
+          <w:b w:val="0"/>
+        </w:rPr>
+        <w:t>s with the agreed meaning. Its length check does not validate units or field order. Python indices 0 and 1 correspond to the first and second hidden components.</w:t>
+      </w:r>
+    </w:p>
+    <w:p>
+      <w:pPr>
+        <w:spacing w:line="336" w:lineRule="auto" w:after="180"/>
+      </w:pPr>
+      <w:r>
+        <w:rPr>
+          <w:b w:val="0"/>
+        </w:rPr>
+        <w:t xml:space="preserve">There is no feedback from y into h during this </w:t>
+      </w:r>
+      <w:r>
+        <w:rPr>
+          <w:b/>
+        </w:rPr>
+        <w:t>forward calculation</w:t>
+      </w:r>
+      <w:r>
+        <w:rPr>
+          <w:b w:val="0"/>
+        </w:rPr>
+        <w:t>.</w:t>
       </w:r>
     </w:p>
     <w:p>
@@ -373,8 +925,26 @@
       </w:r>
     </w:p>
     <w:p>
-      <w:r>
-        <w:t>Point to the input, the deciding step and the result in this week’s visual. Explain the same step in ordinary words. A picture helps when you can say what each part represents.</w:t>
+      <w:pPr>
+        <w:spacing w:line="336" w:lineRule="auto" w:after="180"/>
+      </w:pPr>
+      <w:r>
+        <w:rPr>
+          <w:b w:val="0"/>
+        </w:rPr>
+        <w:t xml:space="preserve">Point to the </w:t>
+      </w:r>
+      <w:r>
+        <w:rPr>
+          <w:b/>
+        </w:rPr>
+        <w:t>input</w:t>
+      </w:r>
+      <w:r>
+        <w:rPr>
+          <w:b w:val="0"/>
+        </w:rPr>
+        <w:t>, the deciding step and the result in this week’s visual. Explain the same step in ordinary words. A picture helps when you can say what each part represents.</w:t>
       </w:r>
     </w:p>
     <w:p>
@@ -386,6 +956,11 @@
       </w:r>
     </w:p>
     <w:p>
+      <w:r>
+        <w:t>Compare the supplied cases for Composing layers. Identify the detail that changes the conclusion.</w:t>
+      </w:r>
+    </w:p>
+    <w:p>
       <w:pPr>
         <w:pStyle w:val="Heading3"/>
       </w:pPr>
@@ -394,8 +969,50 @@
       </w:r>
     </w:p>
     <w:p>
-      <w:r>
-        <w:t>A revised hidden layer returns [h1, h2, h3]. The output layer still has weights [2, -1]. Explain the mismatch and what must be specified before calculation.</w:t>
+      <w:pPr>
+        <w:spacing w:line="336" w:lineRule="auto" w:after="180"/>
+      </w:pPr>
+      <w:r>
+        <w:rPr>
+          <w:b w:val="0"/>
+        </w:rPr>
+        <w:t xml:space="preserve">A revised hidden </w:t>
+      </w:r>
+      <w:r>
+        <w:rPr>
+          <w:b/>
+        </w:rPr>
+        <w:t>layer</w:t>
+      </w:r>
+      <w:r>
+        <w:rPr>
+          <w:b w:val="0"/>
+        </w:rPr>
+        <w:t xml:space="preserve"> returns [h1, h2, h3]. The </w:t>
+      </w:r>
+      <w:r>
+        <w:rPr>
+          <w:b/>
+        </w:rPr>
+        <w:t>output</w:t>
+      </w:r>
+      <w:r>
+        <w:rPr>
+          <w:b w:val="0"/>
+        </w:rPr>
+        <w:t xml:space="preserve"> </w:t>
+      </w:r>
+      <w:r>
+        <w:rPr>
+          <w:b/>
+        </w:rPr>
+        <w:t>layer</w:t>
+      </w:r>
+      <w:r>
+        <w:rPr>
+          <w:b w:val="0"/>
+        </w:rPr>
+        <w:t xml:space="preserve"> still has weights [2, -1]. Explain the mismatch and what must be specified before calculation.</w:t>
       </w:r>
     </w:p>
     <w:p>
@@ -440,17 +1057,68 @@
       </w:r>
     </w:p>
     <w:p>
-      <w:r>
+      <w:pPr>
+        <w:pStyle w:val="Heading3"/>
+      </w:pPr>
+      <w:r>
+        <w:t>Change one thing</w:t>
+      </w:r>
+    </w:p>
+    <w:p>
+      <w:pPr>
+        <w:spacing w:line="336" w:lineRule="auto" w:after="180"/>
+        <w:shd w:fill="F5F1FB"/>
+      </w:pPr>
+      <w:r>
+        <w:rPr>
+          <w:b w:val="0"/>
+        </w:rPr>
         <w:t>Change: Change only v from 3 to1.</w:t>
       </w:r>
     </w:p>
     <w:p>
-      <w:r>
-        <w:t>Prediction: h1 stays2, h2 becomes0, y becomes2.</w:t>
-      </w:r>
-    </w:p>
-    <w:p>
-      <w:r>
+      <w:pPr>
+        <w:pStyle w:val="Heading3"/>
+      </w:pPr>
+      <w:r>
+        <w:t>Predicted result</w:t>
+      </w:r>
+    </w:p>
+    <w:p>
+      <w:pPr>
+        <w:spacing w:line="336" w:lineRule="auto" w:after="180"/>
+        <w:shd w:fill="F1F6FC"/>
+      </w:pPr>
+      <w:r>
+        <w:rPr>
+          <w:b/>
+        </w:rPr>
+        <w:t>Prediction</w:t>
+      </w:r>
+      <w:r>
+        <w:rPr>
+          <w:b w:val="0"/>
+        </w:rPr>
+        <w:t>: h1 stays2, h2 becomes0, y becomes2.</w:t>
+      </w:r>
+    </w:p>
+    <w:p>
+      <w:pPr>
+        <w:pStyle w:val="Heading3"/>
+      </w:pPr>
+      <w:r>
+        <w:t>Why the result follows</w:t>
+      </w:r>
+    </w:p>
+    <w:p>
+      <w:pPr>
+        <w:spacing w:line="336" w:lineRule="auto" w:after="180"/>
+        <w:shd w:fill="F1F6FC"/>
+      </w:pPr>
+      <w:r>
+        <w:rPr>
+          <w:b w:val="0"/>
+        </w:rPr>
         <w:t>Reason: The second hidden unit’s preactivation reaches0 while the first unit is unchanged.</w:t>
       </w:r>
     </w:p>
@@ -460,6 +1128,11 @@
       </w:pPr>
       <w:r>
         <w:t>05. Words that unlock the idea</w:t>
+      </w:r>
+    </w:p>
+    <w:p>
+      <w:r>
+        <w:t>Use the vocabulary of Composing layers to explain a concrete decision, rather than only memorising definitions.</w:t>
       </w:r>
     </w:p>
     <w:tbl>
@@ -615,6 +1288,11 @@
       </w:pPr>
       <w:r>
         <w:t>06. Follow a worked example</w:t>
+      </w:r>
+    </w:p>
+    <w:p>
+      <w:r>
+        <w:t>Follow the worked trace for Composing layers, predict a step, then compare with its explanation.</w:t>
       </w:r>
     </w:p>
     <w:p>
@@ -810,7 +1488,13 @@
       </w:r>
     </w:p>
     <w:p>
-      <w:r>
+      <w:pPr>
+        <w:spacing w:line="336" w:lineRule="auto" w:after="180"/>
+      </w:pPr>
+      <w:r>
+        <w:rPr>
+          <w:b w:val="0"/>
+        </w:rPr>
         <w:t>Cover the result before checking it. Say what is given, choose the procedure, and follow one step at a time. Then uncover the result and explain your first mismatch. Ask why a step is allowed, not only what number it produces.</w:t>
       </w:r>
     </w:p>
@@ -823,8 +1507,38 @@
       </w:r>
     </w:p>
     <w:p>
-      <w:r>
-        <w:t>Compose two hidden detectors before one output instead of skipping a layer.</w:t>
+      <w:pPr>
+        <w:spacing w:line="336" w:lineRule="auto" w:after="180"/>
+      </w:pPr>
+      <w:r>
+        <w:rPr>
+          <w:b w:val="0"/>
+        </w:rPr>
+        <w:t xml:space="preserve">Compose two hidden detectors before one </w:t>
+      </w:r>
+      <w:r>
+        <w:rPr>
+          <w:b/>
+        </w:rPr>
+        <w:t>output</w:t>
+      </w:r>
+      <w:r>
+        <w:rPr>
+          <w:b w:val="0"/>
+        </w:rPr>
+        <w:t xml:space="preserve"> instead of skipping a </w:t>
+      </w:r>
+      <w:r>
+        <w:rPr>
+          <w:b/>
+        </w:rPr>
+        <w:t>layer</w:t>
+      </w:r>
+      <w:r>
+        <w:rPr>
+          <w:b w:val="0"/>
+        </w:rPr>
+        <w:t>.</w:t>
       </w:r>
     </w:p>
     <w:p>
@@ -836,13 +1550,79 @@
       </w:r>
     </w:p>
     <w:p>
-      <w:r>
-        <w:t>For input [u, v], h1=ReLU(u-2), h2=ReLU(v-1), y=h1-h2. Input [4, 3].</w:t>
-      </w:r>
-    </w:p>
-    <w:p>
-      <w:r>
-        <w:t>All inputs and outcomes in this worked example are invented classroom data; no real model run is claimed.</w:t>
+      <w:pPr>
+        <w:pStyle w:val="Heading3"/>
+      </w:pPr>
+      <w:r>
+        <w:t>Supplied facts</w:t>
+      </w:r>
+    </w:p>
+    <w:p>
+      <w:pPr>
+        <w:spacing w:line="336" w:lineRule="auto" w:after="180"/>
+        <w:shd w:fill="F1F6FC"/>
+      </w:pPr>
+      <w:r>
+        <w:rPr>
+          <w:b w:val="0"/>
+        </w:rPr>
+        <w:t xml:space="preserve">For </w:t>
+      </w:r>
+      <w:r>
+        <w:rPr>
+          <w:b/>
+        </w:rPr>
+        <w:t>input</w:t>
+      </w:r>
+      <w:r>
+        <w:rPr>
+          <w:b w:val="0"/>
+        </w:rPr>
+        <w:t xml:space="preserve"> [u, v], h1=ReLU(u-2), h2=ReLU(v-1), y=h1-h2. </w:t>
+      </w:r>
+      <w:r>
+        <w:rPr>
+          <w:b/>
+        </w:rPr>
+        <w:t>Input</w:t>
+      </w:r>
+      <w:r>
+        <w:rPr>
+          <w:b w:val="0"/>
+        </w:rPr>
+        <w:t xml:space="preserve"> [4, 3].</w:t>
+      </w:r>
+    </w:p>
+    <w:p>
+      <w:pPr>
+        <w:pStyle w:val="Heading3"/>
+      </w:pPr>
+      <w:r>
+        <w:t>Supplied facts</w:t>
+      </w:r>
+    </w:p>
+    <w:p>
+      <w:pPr>
+        <w:spacing w:line="336" w:lineRule="auto" w:after="180"/>
+        <w:shd w:fill="F1F6FC"/>
+      </w:pPr>
+      <w:r>
+        <w:rPr>
+          <w:b w:val="0"/>
+        </w:rPr>
+        <w:t xml:space="preserve">All </w:t>
+      </w:r>
+      <w:r>
+        <w:rPr>
+          <w:b/>
+        </w:rPr>
+        <w:t>input</w:t>
+      </w:r>
+      <w:r>
+        <w:rPr>
+          <w:b w:val="0"/>
+        </w:rPr>
+        <w:t>s and outcomes in this worked example are invented classroom data; no real model run is claimed.</w:t>
       </w:r>
     </w:p>
     <w:p>
@@ -1005,30 +1785,240 @@
       </w:r>
     </w:p>
     <w:p>
-      <w:r>
-        <w:t>Composition means one layer’s result becomes the next layer’s input. Compute both hidden units before combining them. At [4,3], their equal outputs cancel. Lowering only the second input removes its positive hidden contribution, so subtracting it no longer reduces the output. The final subtraction must use activated hidden values rather than the raw measurements.</w:t>
-      </w:r>
-    </w:p>
-    <w:p>
       <w:pPr>
         <w:pStyle w:val="Heading3"/>
       </w:pPr>
       <w:r>
+        <w:t>Why the result follows</w:t>
+      </w:r>
+    </w:p>
+    <w:p>
+      <w:pPr>
+        <w:spacing w:line="336" w:lineRule="auto" w:after="180"/>
+        <w:shd w:fill="F1F6FC"/>
+      </w:pPr>
+      <w:r>
+        <w:rPr>
+          <w:b/>
+        </w:rPr>
+        <w:t>Composition</w:t>
+      </w:r>
+      <w:r>
+        <w:rPr>
+          <w:b w:val="0"/>
+        </w:rPr>
+        <w:t xml:space="preserve"> means one </w:t>
+      </w:r>
+      <w:r>
+        <w:rPr>
+          <w:b/>
+        </w:rPr>
+        <w:t>layer</w:t>
+      </w:r>
+      <w:r>
+        <w:rPr>
+          <w:b w:val="0"/>
+        </w:rPr>
+        <w:t xml:space="preserve">’s result becomes the next </w:t>
+      </w:r>
+      <w:r>
+        <w:rPr>
+          <w:b/>
+        </w:rPr>
+        <w:t>layer</w:t>
+      </w:r>
+      <w:r>
+        <w:rPr>
+          <w:b w:val="0"/>
+        </w:rPr>
+        <w:t xml:space="preserve">’s </w:t>
+      </w:r>
+      <w:r>
+        <w:rPr>
+          <w:b/>
+        </w:rPr>
+        <w:t>input</w:t>
+      </w:r>
+      <w:r>
+        <w:rPr>
+          <w:b w:val="0"/>
+        </w:rPr>
+        <w:t xml:space="preserve">. Compute both hidden units before combining them. At [4,3], their equal </w:t>
+      </w:r>
+      <w:r>
+        <w:rPr>
+          <w:b/>
+        </w:rPr>
+        <w:t>output</w:t>
+      </w:r>
+      <w:r>
+        <w:rPr>
+          <w:b w:val="0"/>
+        </w:rPr>
+        <w:t>s cancel.</w:t>
+      </w:r>
+    </w:p>
+    <w:p>
+      <w:pPr>
+        <w:spacing w:line="336" w:lineRule="auto" w:after="180"/>
+        <w:shd w:fill="F1F6FC"/>
+      </w:pPr>
+      <w:r>
+        <w:rPr>
+          <w:b w:val="0"/>
+        </w:rPr>
+        <w:t xml:space="preserve">Lowering only the second </w:t>
+      </w:r>
+      <w:r>
+        <w:rPr>
+          <w:b/>
+        </w:rPr>
+        <w:t>input</w:t>
+      </w:r>
+      <w:r>
+        <w:rPr>
+          <w:b w:val="0"/>
+        </w:rPr>
+        <w:t xml:space="preserve"> removes its positive hidden contribution, so subtracting it no longer reduces the </w:t>
+      </w:r>
+      <w:r>
+        <w:rPr>
+          <w:b/>
+        </w:rPr>
+        <w:t>output</w:t>
+      </w:r>
+      <w:r>
+        <w:rPr>
+          <w:b w:val="0"/>
+        </w:rPr>
+        <w:t>. The final subtraction must use activated hidden values rather than the raw measurements.</w:t>
+      </w:r>
+    </w:p>
+    <w:p>
+      <w:pPr>
+        <w:pStyle w:val="Heading3"/>
+      </w:pPr>
+      <w:r>
         <w:t>What this example does not establish</w:t>
       </w:r>
     </w:p>
     <w:p>
-      <w:r>
-        <w:t>Hand-composed detectors illustrate layer order; they are not evidence of a learned or biologically realistic neural mechanism.</w:t>
-      </w:r>
-    </w:p>
-    <w:p>
-      <w:r>
-        <w:t>Read the labelled picture: What intermediate value explains the changed output? Point to the relevant step in the picture, then write the changed result and the rule or evidence that supports it.</w:t>
-      </w:r>
-    </w:p>
-    <w:p>
-      <w:r>
+      <w:pPr>
+        <w:pStyle w:val="Heading3"/>
+      </w:pPr>
+      <w:r>
+        <w:t>Keep the stated limit</w:t>
+      </w:r>
+    </w:p>
+    <w:p>
+      <w:pPr>
+        <w:spacing w:line="336" w:lineRule="auto" w:after="180"/>
+        <w:shd w:fill="FFF5E6"/>
+      </w:pPr>
+      <w:r>
+        <w:rPr>
+          <w:b w:val="0"/>
+        </w:rPr>
+        <w:t xml:space="preserve">Hand-composed detectors illustrate </w:t>
+      </w:r>
+      <w:r>
+        <w:rPr>
+          <w:b/>
+        </w:rPr>
+        <w:t>layer</w:t>
+      </w:r>
+      <w:r>
+        <w:rPr>
+          <w:b w:val="0"/>
+        </w:rPr>
+        <w:t xml:space="preserve"> order; they are not </w:t>
+      </w:r>
+      <w:r>
+        <w:rPr>
+          <w:b/>
+        </w:rPr>
+        <w:t>evidence</w:t>
+      </w:r>
+      <w:r>
+        <w:rPr>
+          <w:b w:val="0"/>
+        </w:rPr>
+        <w:t xml:space="preserve"> of a learned or biologically realistic neural </w:t>
+      </w:r>
+      <w:r>
+        <w:rPr>
+          <w:b/>
+        </w:rPr>
+        <w:t>mechanism</w:t>
+      </w:r>
+      <w:r>
+        <w:rPr>
+          <w:b w:val="0"/>
+        </w:rPr>
+        <w:t>.</w:t>
+      </w:r>
+    </w:p>
+    <w:p>
+      <w:pPr>
+        <w:pStyle w:val="Heading3"/>
+      </w:pPr>
+      <w:r>
+        <w:t>Keep the stated limit</w:t>
+      </w:r>
+    </w:p>
+    <w:p>
+      <w:pPr>
+        <w:spacing w:line="336" w:lineRule="auto" w:after="180"/>
+        <w:shd w:fill="FFF5E6"/>
+      </w:pPr>
+      <w:r>
+        <w:rPr>
+          <w:b w:val="0"/>
+        </w:rPr>
+        <w:t xml:space="preserve">Read the labelled picture: What intermediate value explains the changed </w:t>
+      </w:r>
+      <w:r>
+        <w:rPr>
+          <w:b/>
+        </w:rPr>
+        <w:t>output</w:t>
+      </w:r>
+      <w:r>
+        <w:rPr>
+          <w:b w:val="0"/>
+        </w:rPr>
+        <w:t xml:space="preserve">? Point to the relevant step in the picture, then write the changed result and the rule or </w:t>
+      </w:r>
+      <w:r>
+        <w:rPr>
+          <w:b/>
+        </w:rPr>
+        <w:t>evidence</w:t>
+      </w:r>
+      <w:r>
+        <w:rPr>
+          <w:b w:val="0"/>
+        </w:rPr>
+        <w:t xml:space="preserve"> that supports it.</w:t>
+      </w:r>
+    </w:p>
+    <w:p>
+      <w:pPr>
+        <w:pStyle w:val="Heading3"/>
+      </w:pPr>
+      <w:r>
+        <w:t>Keep the stated limit</w:t>
+      </w:r>
+    </w:p>
+    <w:p>
+      <w:pPr>
+        <w:spacing w:line="336" w:lineRule="auto" w:after="180"/>
+        <w:shd w:fill="FFF5E6"/>
+      </w:pPr>
+      <w:r>
+        <w:rPr>
+          <w:b w:val="0"/>
+        </w:rPr>
         <w:t>Change one thing: Change only v from 3 to1. Predict the result before checking the explanation. What remains the same?</w:t>
       </w:r>
     </w:p>
@@ -1042,17 +2032,7 @@
     </w:p>
     <w:p>
       <w:r>
-        <w:t>The output layer expects two inputs because its two weights match h1 and h2. If the hidden layer is redesigned to return three activations, the output layer needs a compatible three-input definition. Silently dropping an activation or inventing a third weight does not preserve the stated model.</w:t>
-      </w:r>
-    </w:p>
-    <w:p>
-      <w:r>
-        <w:t>Order matters even when lengths match. For x = [4, 1], h = [3, 3] happens to be unchanged by swapping, so that case cannot reveal an order bug. For x = [3, 0], h = [3, 1] gives y = 6. Swapping only those hidden values gives 2 times 1 - 3 + 1 = 0. Swapping both the values and their matching weights would preserve the dot product.</w:t>
-      </w:r>
-    </w:p>
-    <w:p>
-      <w:r>
-        <w:t>Keeping the output layer fixed, replacing ReLU with identity changes the model. For x = [1, 3], identity gives h = [-2, 2] and y = -5; ReLU gives h = [0, 2] and y = -1. More layers or a different activation do not establish better predictions without valid evaluation.</w:t>
+        <w:t>Find the unsupported step in the Composing layers claim and explain a repair using the supplied evidence.</w:t>
       </w:r>
     </w:p>
     <w:p>
@@ -1060,12 +2040,284 @@
         <w:pStyle w:val="Heading3"/>
       </w:pPr>
       <w:r>
+        <w:t>Check the claim against the facts</w:t>
+      </w:r>
+    </w:p>
+    <w:p>
+      <w:pPr>
+        <w:spacing w:line="336" w:lineRule="auto" w:after="180"/>
+        <w:shd w:fill="FFF5E6"/>
+      </w:pPr>
+      <w:r>
+        <w:rPr>
+          <w:b w:val="0"/>
+        </w:rPr>
+        <w:t xml:space="preserve">The </w:t>
+      </w:r>
+      <w:r>
+        <w:rPr>
+          <w:b/>
+        </w:rPr>
+        <w:t>output</w:t>
+      </w:r>
+      <w:r>
+        <w:rPr>
+          <w:b w:val="0"/>
+        </w:rPr>
+        <w:t xml:space="preserve"> </w:t>
+      </w:r>
+      <w:r>
+        <w:rPr>
+          <w:b/>
+        </w:rPr>
+        <w:t>layer</w:t>
+      </w:r>
+      <w:r>
+        <w:rPr>
+          <w:b w:val="0"/>
+        </w:rPr>
+        <w:t xml:space="preserve"> expects two </w:t>
+      </w:r>
+      <w:r>
+        <w:rPr>
+          <w:b/>
+        </w:rPr>
+        <w:t>input</w:t>
+      </w:r>
+      <w:r>
+        <w:rPr>
+          <w:b w:val="0"/>
+        </w:rPr>
+        <w:t xml:space="preserve">s because its two weights match h1 and h2. If the hidden </w:t>
+      </w:r>
+      <w:r>
+        <w:rPr>
+          <w:b/>
+        </w:rPr>
+        <w:t>layer</w:t>
+      </w:r>
+      <w:r>
+        <w:rPr>
+          <w:b w:val="0"/>
+        </w:rPr>
+        <w:t xml:space="preserve"> is redesigned to return three activations, the </w:t>
+      </w:r>
+      <w:r>
+        <w:rPr>
+          <w:b/>
+        </w:rPr>
+        <w:t>output</w:t>
+      </w:r>
+      <w:r>
+        <w:rPr>
+          <w:b w:val="0"/>
+        </w:rPr>
+        <w:t xml:space="preserve"> </w:t>
+      </w:r>
+      <w:r>
+        <w:rPr>
+          <w:b/>
+        </w:rPr>
+        <w:t>layer</w:t>
+      </w:r>
+      <w:r>
+        <w:rPr>
+          <w:b w:val="0"/>
+        </w:rPr>
+        <w:t xml:space="preserve"> needs a compatible three-</w:t>
+      </w:r>
+      <w:r>
+        <w:rPr>
+          <w:b/>
+        </w:rPr>
+        <w:t>input</w:t>
+      </w:r>
+      <w:r>
+        <w:rPr>
+          <w:b w:val="0"/>
+        </w:rPr>
+        <w:t xml:space="preserve"> definition.</w:t>
+      </w:r>
+    </w:p>
+    <w:p>
+      <w:pPr>
+        <w:spacing w:line="336" w:lineRule="auto" w:after="180"/>
+        <w:shd w:fill="FFF5E6"/>
+      </w:pPr>
+      <w:r>
+        <w:rPr>
+          <w:b w:val="0"/>
+        </w:rPr>
+        <w:t>Silently dropping an activation or inventing a third weight does not preserve the stated model.</w:t>
+      </w:r>
+    </w:p>
+    <w:p>
+      <w:pPr>
+        <w:pStyle w:val="Heading3"/>
+      </w:pPr>
+      <w:r>
+        <w:t>Check the claim against the facts</w:t>
+      </w:r>
+    </w:p>
+    <w:p>
+      <w:pPr>
+        <w:spacing w:line="336" w:lineRule="auto" w:after="180"/>
+        <w:shd w:fill="FFF5E6"/>
+      </w:pPr>
+      <w:r>
+        <w:rPr>
+          <w:b w:val="0"/>
+        </w:rPr>
+        <w:t>Order matters even when lengths match. For x = [4, 1], h = [3, 3] happens to be unchanged by swapping, so that case cannot reveal an order bug. For x = [3, 0], h = [3, 1] gives y = 6.</w:t>
+      </w:r>
+    </w:p>
+    <w:p>
+      <w:pPr>
+        <w:spacing w:line="336" w:lineRule="auto" w:after="180"/>
+        <w:shd w:fill="FFF5E6"/>
+      </w:pPr>
+      <w:r>
+        <w:rPr>
+          <w:b w:val="0"/>
+        </w:rPr>
+        <w:t>Swapping only those hidden values gives 2 times 1 - 3 + 1 = 0. Swapping both the values and their matching weights would preserve the dot product.</w:t>
+      </w:r>
+    </w:p>
+    <w:p>
+      <w:pPr>
+        <w:spacing w:line="336" w:lineRule="auto" w:after="180"/>
+      </w:pPr>
+      <w:r>
+        <w:rPr>
+          <w:b w:val="0"/>
+        </w:rPr>
+        <w:t xml:space="preserve">Keeping the </w:t>
+      </w:r>
+      <w:r>
+        <w:rPr>
+          <w:b/>
+        </w:rPr>
+        <w:t>output</w:t>
+      </w:r>
+      <w:r>
+        <w:rPr>
+          <w:b w:val="0"/>
+        </w:rPr>
+        <w:t xml:space="preserve"> </w:t>
+      </w:r>
+      <w:r>
+        <w:rPr>
+          <w:b/>
+        </w:rPr>
+        <w:t>layer</w:t>
+      </w:r>
+      <w:r>
+        <w:rPr>
+          <w:b w:val="0"/>
+        </w:rPr>
+        <w:t xml:space="preserve"> fixed, replacing ReLU with identity changes the model. For x = [1, 3], identity gives h = [-2, 2] and y = -5; ReLU gives h = [0, 2] and y = -1.</w:t>
+      </w:r>
+    </w:p>
+    <w:p>
+      <w:pPr>
+        <w:spacing w:line="336" w:lineRule="auto" w:after="180"/>
+      </w:pPr>
+      <w:r>
+        <w:rPr>
+          <w:b w:val="0"/>
+        </w:rPr>
+        <w:t xml:space="preserve">More </w:t>
+      </w:r>
+      <w:r>
+        <w:rPr>
+          <w:b/>
+        </w:rPr>
+        <w:t>layer</w:t>
+      </w:r>
+      <w:r>
+        <w:rPr>
+          <w:b w:val="0"/>
+        </w:rPr>
+        <w:t xml:space="preserve">s or a different activation do not establish better </w:t>
+      </w:r>
+      <w:r>
+        <w:rPr>
+          <w:b/>
+        </w:rPr>
+        <w:t>prediction</w:t>
+      </w:r>
+      <w:r>
+        <w:rPr>
+          <w:b w:val="0"/>
+        </w:rPr>
+        <w:t>s without valid evaluation.</w:t>
+      </w:r>
+    </w:p>
+    <w:p>
+      <w:pPr>
+        <w:pStyle w:val="Heading3"/>
+      </w:pPr>
+      <w:r>
         <w:t>Locate the earliest unsupported step</w:t>
       </w:r>
     </w:p>
     <w:p>
-      <w:r>
-        <w:t>Compare hidden vectors for x = [4, 1] and x = [3, 0]. Which input reveals a bug that swaps h1 and h2 but keeps output weights unchanged? Give correct and swapped outputs for that input.</w:t>
+      <w:pPr>
+        <w:spacing w:line="336" w:lineRule="auto" w:after="180"/>
+      </w:pPr>
+      <w:r>
+        <w:rPr>
+          <w:b w:val="0"/>
+        </w:rPr>
+        <w:t xml:space="preserve">Compare hidden vectors for x = [4, 1] and x = [3, 0]. Which </w:t>
+      </w:r>
+      <w:r>
+        <w:rPr>
+          <w:b/>
+        </w:rPr>
+        <w:t>input</w:t>
+      </w:r>
+      <w:r>
+        <w:rPr>
+          <w:b w:val="0"/>
+        </w:rPr>
+        <w:t xml:space="preserve"> reveals a bug that swaps h1 and h2 but keeps </w:t>
+      </w:r>
+      <w:r>
+        <w:rPr>
+          <w:b/>
+        </w:rPr>
+        <w:t>output</w:t>
+      </w:r>
+      <w:r>
+        <w:rPr>
+          <w:b w:val="0"/>
+        </w:rPr>
+        <w:t xml:space="preserve"> weights unchanged? Give correct and swapped </w:t>
+      </w:r>
+      <w:r>
+        <w:rPr>
+          <w:b/>
+        </w:rPr>
+        <w:t>output</w:t>
+      </w:r>
+      <w:r>
+        <w:rPr>
+          <w:b w:val="0"/>
+        </w:rPr>
+        <w:t xml:space="preserve">s for that </w:t>
+      </w:r>
+      <w:r>
+        <w:rPr>
+          <w:b/>
+        </w:rPr>
+        <w:t>input</w:t>
+      </w:r>
+      <w:r>
+        <w:rPr>
+          <w:b w:val="0"/>
+        </w:rPr>
+        <w:t>.</w:t>
       </w:r>
     </w:p>
     <w:p>
@@ -1116,6 +2368,17 @@
     </w:p>
     <w:p>
       <w:r>
+        <w:t>Practise Composing layers with support, then explain the deciding step in your own words.</w:t>
+      </w:r>
+    </w:p>
+    <w:p>
+      <w:pPr>
+        <w:spacing w:line="336" w:lineRule="auto" w:after="180"/>
+      </w:pPr>
+      <w:r>
+        <w:rPr>
+          <w:b w:val="0"/>
+        </w:rPr>
         <w:t>For x = [1, 3], write both scores, both ReLU activations and y using the lesson model.</w:t>
       </w:r>
     </w:p>
@@ -1184,8 +2447,38 @@
       </w:r>
     </w:p>
     <w:p>
-      <w:r>
-        <w:t>Use workbook W2 for the connected example “Composing layers”. First fill the input and rule boxes. Try the middle steps before asking for a hint. After a hint, try the next step yourself.</w:t>
+      <w:pPr>
+        <w:spacing w:line="336" w:lineRule="auto" w:after="180"/>
+      </w:pPr>
+      <w:r>
+        <w:rPr>
+          <w:b w:val="0"/>
+        </w:rPr>
+        <w:t xml:space="preserve">Use workbook W2 for the connected example “Composing </w:t>
+      </w:r>
+      <w:r>
+        <w:rPr>
+          <w:b/>
+        </w:rPr>
+        <w:t>layer</w:t>
+      </w:r>
+      <w:r>
+        <w:rPr>
+          <w:b w:val="0"/>
+        </w:rPr>
+        <w:t xml:space="preserve">s”. First fill the </w:t>
+      </w:r>
+      <w:r>
+        <w:rPr>
+          <w:b/>
+        </w:rPr>
+        <w:t>input</w:t>
+      </w:r>
+      <w:r>
+        <w:rPr>
+          <w:b w:val="0"/>
+        </w:rPr>
+        <w:t xml:space="preserve"> and rule boxes. Try the middle steps before asking for a hint. After a hint, try the next step yourself.</w:t>
       </w:r>
     </w:p>
     <w:tbl>
@@ -1268,7 +2561,13 @@
       </w:tr>
     </w:tbl>
     <w:p>
-      <w:r>
+      <w:pPr>
+        <w:spacing w:line="336" w:lineRule="auto" w:after="180"/>
+      </w:pPr>
+      <w:r>
+        <w:rPr>
+          <w:b w:val="0"/>
+        </w:rPr>
         <w:t>Explain your trace to a partner. Your partner points to one step to check. Swap roles on the next case. Each person writes their own explanation.</w:t>
       </w:r>
     </w:p>
@@ -1281,12 +2580,59 @@
       </w:r>
     </w:p>
     <w:p>
-      <w:r>
-        <w:t>Use the worked case for Composing layers. Proposed explanation: “The second hidden unit receives the first hidden unit output”. Decide whether this explanation is supported. Point to the step or supplied fact that decides; explain your repair if needed.</w:t>
-      </w:r>
-    </w:p>
-    <w:p>
-      <w:r>
+      <w:pPr>
+        <w:spacing w:line="336" w:lineRule="auto" w:after="180"/>
+      </w:pPr>
+      <w:r>
+        <w:rPr>
+          <w:b w:val="0"/>
+        </w:rPr>
+        <w:t xml:space="preserve">Use the worked case for Composing </w:t>
+      </w:r>
+      <w:r>
+        <w:rPr>
+          <w:b/>
+        </w:rPr>
+        <w:t>layer</w:t>
+      </w:r>
+      <w:r>
+        <w:rPr>
+          <w:b w:val="0"/>
+        </w:rPr>
+        <w:t xml:space="preserve">s. Proposed explanation: “The second hidden unit receives the first hidden unit </w:t>
+      </w:r>
+      <w:r>
+        <w:rPr>
+          <w:b/>
+        </w:rPr>
+        <w:t>output</w:t>
+      </w:r>
+      <w:r>
+        <w:rPr>
+          <w:b w:val="0"/>
+        </w:rPr>
+        <w:t>”. Decide whether this explanation is supported.</w:t>
+      </w:r>
+    </w:p>
+    <w:p>
+      <w:pPr>
+        <w:spacing w:line="336" w:lineRule="auto" w:after="180"/>
+      </w:pPr>
+      <w:r>
+        <w:rPr>
+          <w:b w:val="0"/>
+        </w:rPr>
+        <w:t>Point to the step or supplied fact that decides; explain your repair if needed.</w:t>
+      </w:r>
+    </w:p>
+    <w:p>
+      <w:pPr>
+        <w:spacing w:line="336" w:lineRule="auto" w:after="180"/>
+      </w:pPr>
+      <w:r>
+        <w:rPr>
+          <w:b w:val="0"/>
+        </w:rPr>
         <w:t>Answer on your own before discussion. If you are unsure, say which step you need help with.</w:t>
       </w:r>
     </w:p>
@@ -1299,8 +2645,38 @@
       </w:r>
     </w:p>
     <w:p>
-      <w:r>
-        <w:t>What intermediate value explains the changed output? Point to the relevant step in the picture, then write the changed result and the rule or evidence that supports it.</w:t>
+      <w:pPr>
+        <w:spacing w:line="336" w:lineRule="auto" w:after="180"/>
+      </w:pPr>
+      <w:r>
+        <w:rPr>
+          <w:b w:val="0"/>
+        </w:rPr>
+        <w:t xml:space="preserve">What intermediate value explains the changed </w:t>
+      </w:r>
+      <w:r>
+        <w:rPr>
+          <w:b/>
+        </w:rPr>
+        <w:t>output</w:t>
+      </w:r>
+      <w:r>
+        <w:rPr>
+          <w:b w:val="0"/>
+        </w:rPr>
+        <w:t xml:space="preserve">? Point to the relevant step in the picture, then write the changed result and the rule or </w:t>
+      </w:r>
+      <w:r>
+        <w:rPr>
+          <w:b/>
+        </w:rPr>
+        <w:t>evidence</w:t>
+      </w:r>
+      <w:r>
+        <w:rPr>
+          <w:b w:val="0"/>
+        </w:rPr>
+        <w:t xml:space="preserve"> that supports it.</w:t>
       </w:r>
     </w:p>
     <w:p>
@@ -1332,7 +2708,13 @@
       </w:r>
     </w:p>
     <w:p>
-      <w:r>
+      <w:pPr>
+        <w:spacing w:line="336" w:lineRule="auto" w:after="180"/>
+      </w:pPr>
+      <w:r>
+        <w:rPr>
+          <w:b w:val="0"/>
+        </w:rPr>
         <w:t>This is supported practice. Keep the separately named independent case for an attempt before feedback.</w:t>
       </w:r>
     </w:p>
@@ -1345,6 +2727,11 @@
       </w:r>
     </w:p>
     <w:p>
+      <w:r>
+        <w:t>Investigate Composing layers. Record the prediction, actual observation or labelled paper trace, explanation and next test separately.</w:t>
+      </w:r>
+    </w:p>
+    <w:p>
       <w:pPr>
         <w:pStyle w:val="Heading3"/>
       </w:pPr>
@@ -1353,8 +2740,50 @@
       </w:r>
     </w:p>
     <w:p>
-      <w:r>
-        <w:t>A revised hidden layer returns [h1, h2, h3]. The output layer still has weights [2, -1]. Explain the mismatch and what must be specified before calculation.</w:t>
+      <w:pPr>
+        <w:spacing w:line="336" w:lineRule="auto" w:after="180"/>
+      </w:pPr>
+      <w:r>
+        <w:rPr>
+          <w:b w:val="0"/>
+        </w:rPr>
+        <w:t xml:space="preserve">A revised hidden </w:t>
+      </w:r>
+      <w:r>
+        <w:rPr>
+          <w:b/>
+        </w:rPr>
+        <w:t>layer</w:t>
+      </w:r>
+      <w:r>
+        <w:rPr>
+          <w:b w:val="0"/>
+        </w:rPr>
+        <w:t xml:space="preserve"> returns [h1, h2, h3]. The </w:t>
+      </w:r>
+      <w:r>
+        <w:rPr>
+          <w:b/>
+        </w:rPr>
+        <w:t>output</w:t>
+      </w:r>
+      <w:r>
+        <w:rPr>
+          <w:b w:val="0"/>
+        </w:rPr>
+        <w:t xml:space="preserve"> </w:t>
+      </w:r>
+      <w:r>
+        <w:rPr>
+          <w:b/>
+        </w:rPr>
+        <w:t>layer</w:t>
+      </w:r>
+      <w:r>
+        <w:rPr>
+          <w:b w:val="0"/>
+        </w:rPr>
+        <w:t xml:space="preserve"> still has weights [2, -1]. Explain the mismatch and what must be specified before calculation.</w:t>
       </w:r>
     </w:p>
     <w:p>
@@ -1522,7 +2951,13 @@
       </w:tr>
     </w:tbl>
     <w:p>
-      <w:r>
+      <w:pPr>
+        <w:spacing w:line="336" w:lineRule="auto" w:after="180"/>
+      </w:pPr>
+      <w:r>
+        <w:rPr>
+          <w:b w:val="0"/>
+        </w:rPr>
         <w:t>On paper, trace the supplied procedure. If code is provided, predict before running it in a local practice file. Never write an expected answer as though it were an observed run.</w:t>
       </w:r>
     </w:p>
@@ -1535,7 +2970,13 @@
       </w:r>
     </w:p>
     <w:p>
-      <w:r>
+      <w:pPr>
+        <w:spacing w:line="336" w:lineRule="auto" w:after="180"/>
+      </w:pPr>
+      <w:r>
+        <w:rPr>
+          <w:b w:val="0"/>
+        </w:rPr>
         <w:t>Before trying: what do I expect, and why? While trying: which step could first go wrong? Afterwards: what did I actually observe, and what should change? Keep “not run” if you only traced the procedure.</w:t>
       </w:r>
     </w:p>
@@ -1548,6 +2989,11 @@
       </w:r>
     </w:p>
     <w:p>
+      <w:r>
+        <w:t>Move from recall to tracing, diagnosis and transfer in Composing layers. Explain why each step is justified.</w:t>
+      </w:r>
+    </w:p>
+    <w:p>
       <w:pPr>
         <w:pStyle w:val="Heading3"/>
       </w:pPr>
@@ -1556,18 +3002,109 @@
       </w:r>
     </w:p>
     <w:p>
-      <w:r>
+      <w:pPr>
+        <w:spacing w:line="336" w:lineRule="auto" w:after="180"/>
+      </w:pPr>
+      <w:r>
+        <w:rPr>
+          <w:b w:val="0"/>
+        </w:rPr>
         <w:t>For x = [1, 3], write both scores, both ReLU activations and y using the lesson model.</w:t>
       </w:r>
     </w:p>
     <w:p>
-      <w:r>
-        <w:t>Compare hidden vectors for x = [4, 1] and x = [3, 0]. Which input reveals a bug that swaps h1 and h2 but keeps output weights unchanged? Give correct and swapped outputs for that input.</w:t>
-      </w:r>
-    </w:p>
-    <w:p>
-      <w:r>
-        <w:t>Use the lesson model to verify h and y for [0, 1] and [0, 2]. Could a fixed later layer receiving only h distinguish the two original inputs?</w:t>
+      <w:pPr>
+        <w:spacing w:line="336" w:lineRule="auto" w:after="180"/>
+      </w:pPr>
+      <w:r>
+        <w:rPr>
+          <w:b w:val="0"/>
+        </w:rPr>
+        <w:t xml:space="preserve">Compare hidden vectors for x = [4, 1] and x = [3, 0]. Which </w:t>
+      </w:r>
+      <w:r>
+        <w:rPr>
+          <w:b/>
+        </w:rPr>
+        <w:t>input</w:t>
+      </w:r>
+      <w:r>
+        <w:rPr>
+          <w:b w:val="0"/>
+        </w:rPr>
+        <w:t xml:space="preserve"> reveals a bug that swaps h1 and h2 but keeps </w:t>
+      </w:r>
+      <w:r>
+        <w:rPr>
+          <w:b/>
+        </w:rPr>
+        <w:t>output</w:t>
+      </w:r>
+      <w:r>
+        <w:rPr>
+          <w:b w:val="0"/>
+        </w:rPr>
+        <w:t xml:space="preserve"> weights unchanged? Give correct and swapped </w:t>
+      </w:r>
+      <w:r>
+        <w:rPr>
+          <w:b/>
+        </w:rPr>
+        <w:t>output</w:t>
+      </w:r>
+      <w:r>
+        <w:rPr>
+          <w:b w:val="0"/>
+        </w:rPr>
+        <w:t xml:space="preserve">s for that </w:t>
+      </w:r>
+      <w:r>
+        <w:rPr>
+          <w:b/>
+        </w:rPr>
+        <w:t>input</w:t>
+      </w:r>
+      <w:r>
+        <w:rPr>
+          <w:b w:val="0"/>
+        </w:rPr>
+        <w:t>.</w:t>
+      </w:r>
+    </w:p>
+    <w:p>
+      <w:pPr>
+        <w:spacing w:line="336" w:lineRule="auto" w:after="180"/>
+        <w:shd w:fill="F5F1FB"/>
+      </w:pPr>
+      <w:r>
+        <w:rPr>
+          <w:b w:val="0"/>
+        </w:rPr>
+        <w:t xml:space="preserve">Use the lesson model to verify h and y for [0, 1] and [0, 2]. Could a fixed later </w:t>
+      </w:r>
+      <w:r>
+        <w:rPr>
+          <w:b/>
+        </w:rPr>
+        <w:t>layer</w:t>
+      </w:r>
+      <w:r>
+        <w:rPr>
+          <w:b w:val="0"/>
+        </w:rPr>
+        <w:t xml:space="preserve"> receiving only h distinguish the two original </w:t>
+      </w:r>
+      <w:r>
+        <w:rPr>
+          <w:b/>
+        </w:rPr>
+        <w:t>input</w:t>
+      </w:r>
+      <w:r>
+        <w:rPr>
+          <w:b w:val="0"/>
+        </w:rPr>
+        <w:t>s?</w:t>
       </w:r>
     </w:p>
     <w:p>
@@ -1613,7 +3150,113 @@
     </w:p>
     <w:p>
       <w:r>
-        <w:t>Add a labelled composing layers evidence sheet to Image-pattern Network Investigation. Show how you can trace how one layer supplies the next layer inputs. Use the supplied fictional case and keep its inputs, intermediate steps, calculation or prediction, and limitation. Connect this record to last week’s record; a matching answer without a trace is insufficient.</w:t>
+        <w:t>Apply this week’s idea to Image-pattern Network Investigation. Keep an annotated decision and the evidence supporting it.</w:t>
+      </w:r>
+    </w:p>
+    <w:p>
+      <w:pPr>
+        <w:spacing w:line="336" w:lineRule="auto" w:after="180"/>
+      </w:pPr>
+      <w:r>
+        <w:rPr>
+          <w:b w:val="0"/>
+        </w:rPr>
+        <w:t xml:space="preserve">Add a labelled composing </w:t>
+      </w:r>
+      <w:r>
+        <w:rPr>
+          <w:b/>
+        </w:rPr>
+        <w:t>layer</w:t>
+      </w:r>
+      <w:r>
+        <w:rPr>
+          <w:b w:val="0"/>
+        </w:rPr>
+        <w:t xml:space="preserve">s </w:t>
+      </w:r>
+      <w:r>
+        <w:rPr>
+          <w:b/>
+        </w:rPr>
+        <w:t>evidence</w:t>
+      </w:r>
+      <w:r>
+        <w:rPr>
+          <w:b w:val="0"/>
+        </w:rPr>
+        <w:t xml:space="preserve"> sheet to Image-pattern Network Investigation. Show how you can trace how one </w:t>
+      </w:r>
+      <w:r>
+        <w:rPr>
+          <w:b/>
+        </w:rPr>
+        <w:t>layer</w:t>
+      </w:r>
+      <w:r>
+        <w:rPr>
+          <w:b w:val="0"/>
+        </w:rPr>
+        <w:t xml:space="preserve"> supplies the next </w:t>
+      </w:r>
+      <w:r>
+        <w:rPr>
+          <w:b/>
+        </w:rPr>
+        <w:t>layer</w:t>
+      </w:r>
+      <w:r>
+        <w:rPr>
+          <w:b w:val="0"/>
+        </w:rPr>
+        <w:t xml:space="preserve"> </w:t>
+      </w:r>
+      <w:r>
+        <w:rPr>
+          <w:b/>
+        </w:rPr>
+        <w:t>input</w:t>
+      </w:r>
+      <w:r>
+        <w:rPr>
+          <w:b w:val="0"/>
+        </w:rPr>
+        <w:t>s.</w:t>
+      </w:r>
+    </w:p>
+    <w:p>
+      <w:pPr>
+        <w:spacing w:line="336" w:lineRule="auto" w:after="180"/>
+      </w:pPr>
+      <w:r>
+        <w:rPr>
+          <w:b w:val="0"/>
+        </w:rPr>
+        <w:t xml:space="preserve">Use the supplied fictional case and keep its </w:t>
+      </w:r>
+      <w:r>
+        <w:rPr>
+          <w:b/>
+        </w:rPr>
+        <w:t>input</w:t>
+      </w:r>
+      <w:r>
+        <w:rPr>
+          <w:b w:val="0"/>
+        </w:rPr>
+        <w:t xml:space="preserve">s, intermediate steps, calculation or </w:t>
+      </w:r>
+      <w:r>
+        <w:rPr>
+          <w:b/>
+        </w:rPr>
+        <w:t>prediction</w:t>
+      </w:r>
+      <w:r>
+        <w:rPr>
+          <w:b w:val="0"/>
+        </w:rPr>
+        <w:t>, and limitation. Connect this record to last week’s record; a matching answer without a trace is insufficient.</w:t>
       </w:r>
     </w:p>
     <w:tbl>
@@ -1741,8 +3384,37 @@
       </w:r>
     </w:p>
     <w:p>
-      <w:r>
-        <w:t>For your Image-pattern Network Investigation, save the input, procedure, observed result and limitation of this check. Label this worked example as practice; use a different, previously unreviewed case when checking independent understanding.</w:t>
+      <w:pPr>
+        <w:spacing w:line="336" w:lineRule="auto" w:after="180"/>
+      </w:pPr>
+      <w:r>
+        <w:rPr>
+          <w:b w:val="0"/>
+        </w:rPr>
+        <w:t xml:space="preserve">For your Image-pattern Network Investigation, save the </w:t>
+      </w:r>
+      <w:r>
+        <w:rPr>
+          <w:b/>
+        </w:rPr>
+        <w:t>input</w:t>
+      </w:r>
+      <w:r>
+        <w:rPr>
+          <w:b w:val="0"/>
+        </w:rPr>
+        <w:t>, procedure, observed result and limitation of this check.</w:t>
+      </w:r>
+    </w:p>
+    <w:p>
+      <w:pPr>
+        <w:spacing w:line="336" w:lineRule="auto" w:after="180"/>
+      </w:pPr>
+      <w:r>
+        <w:rPr>
+          <w:b w:val="0"/>
+        </w:rPr>
+        <w:t>Label this worked example as practice; use a different, previously unreviewed case when checking independent understanding.</w:t>
       </w:r>
     </w:p>
     <w:p>
@@ -1755,12 +3427,111 @@
     </w:p>
     <w:p>
       <w:r>
-        <w:t>The computed y is a numerical output, not a verified probability or a class by itself. If we separately declare class 1 when y &gt;= 0 and class 0 otherwise, the worked inputs [3, 1] and [1, 3] receive classes 1 and 0. Their true labels are not supplied, so these calculations do not measure accuracy.</w:t>
-      </w:r>
-    </w:p>
-    <w:p>
-      <w:r>
-        <w:t>A hidden value is a computed feature. We should not name h1 as confidence or h2 as danger without evidence for that interpretation. Distinct inputs may also produce the same hidden vector: [0, 1] and [0, 2] both give h = [0, 0] and y = 1. A later deterministic layer seeing only h cannot recover the lost distinction.</w:t>
+        <w:t>Use a genuinely new case for independent evidence. Previously discussed examples remain practice; use the separately named independent case before feedback.</w:t>
+      </w:r>
+    </w:p>
+    <w:p>
+      <w:pPr>
+        <w:spacing w:line="336" w:lineRule="auto" w:after="180"/>
+      </w:pPr>
+      <w:r>
+        <w:rPr>
+          <w:b w:val="0"/>
+        </w:rPr>
+        <w:t xml:space="preserve">The computed y is a numerical </w:t>
+      </w:r>
+      <w:r>
+        <w:rPr>
+          <w:b/>
+        </w:rPr>
+        <w:t>output</w:t>
+      </w:r>
+      <w:r>
+        <w:rPr>
+          <w:b w:val="0"/>
+        </w:rPr>
+        <w:t xml:space="preserve">, not a verified probability or a class by itself. If we separately declare class 1 when y &gt;= 0 and class 0 otherwise, the worked </w:t>
+      </w:r>
+      <w:r>
+        <w:rPr>
+          <w:b/>
+        </w:rPr>
+        <w:t>input</w:t>
+      </w:r>
+      <w:r>
+        <w:rPr>
+          <w:b w:val="0"/>
+        </w:rPr>
+        <w:t>s [3, 1] and [1, 3] receive classes 1 and 0.</w:t>
+      </w:r>
+    </w:p>
+    <w:p>
+      <w:pPr>
+        <w:spacing w:line="336" w:lineRule="auto" w:after="180"/>
+      </w:pPr>
+      <w:r>
+        <w:rPr>
+          <w:b w:val="0"/>
+        </w:rPr>
+        <w:t>Their true labels are not supplied, so these calculations do not measure accuracy.</w:t>
+      </w:r>
+    </w:p>
+    <w:p>
+      <w:pPr>
+        <w:spacing w:line="336" w:lineRule="auto" w:after="180"/>
+      </w:pPr>
+      <w:r>
+        <w:rPr>
+          <w:b w:val="0"/>
+        </w:rPr>
+        <w:t xml:space="preserve">A hidden value is a computed feature. We should not name h1 as confidence or h2 as danger without </w:t>
+      </w:r>
+      <w:r>
+        <w:rPr>
+          <w:b/>
+        </w:rPr>
+        <w:t>evidence</w:t>
+      </w:r>
+      <w:r>
+        <w:rPr>
+          <w:b w:val="0"/>
+        </w:rPr>
+        <w:t xml:space="preserve"> for that interpretation.</w:t>
+      </w:r>
+    </w:p>
+    <w:p>
+      <w:pPr>
+        <w:spacing w:line="336" w:lineRule="auto" w:after="180"/>
+      </w:pPr>
+      <w:r>
+        <w:rPr>
+          <w:b w:val="0"/>
+        </w:rPr>
+        <w:t xml:space="preserve">Distinct </w:t>
+      </w:r>
+      <w:r>
+        <w:rPr>
+          <w:b/>
+        </w:rPr>
+        <w:t>input</w:t>
+      </w:r>
+      <w:r>
+        <w:rPr>
+          <w:b w:val="0"/>
+        </w:rPr>
+        <w:t xml:space="preserve">s may also produce the same hidden vector: [0, 1] and [0, 2] both give h = [0, 0] and y = 1. A later deterministic </w:t>
+      </w:r>
+      <w:r>
+        <w:rPr>
+          <w:b/>
+        </w:rPr>
+        <w:t>layer</w:t>
+      </w:r>
+      <w:r>
+        <w:rPr>
+          <w:b w:val="0"/>
+        </w:rPr>
+        <w:t xml:space="preserve"> seeing only h cannot recover the lost distinction.</w:t>
       </w:r>
     </w:p>
     <w:p>
@@ -1792,13 +3563,50 @@
       </w:r>
     </w:p>
     <w:p>
-      <w:r>
+      <w:pPr>
+        <w:spacing w:line="336" w:lineRule="auto" w:after="180"/>
+      </w:pPr>
+      <w:r>
+        <w:rPr>
+          <w:b w:val="0"/>
+        </w:rPr>
         <w:t>Next week uses longer forward-pass tables to locate the first incorrect intermediate value and check complete network calculations.</w:t>
       </w:r>
     </w:p>
     <w:p>
-      <w:r>
-        <w:t>Use the lesson model to verify h and y for [0, 1] and [0, 2]. Could a fixed later layer receiving only h distinguish the two original inputs?</w:t>
+      <w:pPr>
+        <w:spacing w:line="336" w:lineRule="auto" w:after="180"/>
+        <w:shd w:fill="F5F1FB"/>
+      </w:pPr>
+      <w:r>
+        <w:rPr>
+          <w:b w:val="0"/>
+        </w:rPr>
+        <w:t xml:space="preserve">Use the lesson model to verify h and y for [0, 1] and [0, 2]. Could a fixed later </w:t>
+      </w:r>
+      <w:r>
+        <w:rPr>
+          <w:b/>
+        </w:rPr>
+        <w:t>layer</w:t>
+      </w:r>
+      <w:r>
+        <w:rPr>
+          <w:b w:val="0"/>
+        </w:rPr>
+        <w:t xml:space="preserve"> receiving only h distinguish the two original </w:t>
+      </w:r>
+      <w:r>
+        <w:rPr>
+          <w:b/>
+        </w:rPr>
+        <w:t>input</w:t>
+      </w:r>
+      <w:r>
+        <w:rPr>
+          <w:b w:val="0"/>
+        </w:rPr>
+        <w:t>s?</w:t>
       </w:r>
     </w:p>
     <w:p>
@@ -1835,6 +3643,11 @@
       </w:pPr>
       <w:r>
         <w:t>13. Study a complete case</w:t>
+      </w:r>
+    </w:p>
+    <w:p>
+      <w:r>
+        <w:t>Revisit the complete Composing layers case for supported practice. Repeated examples do not become fresh assessments.</w:t>
       </w:r>
     </w:p>
     <w:p>
@@ -2002,8 +3815,26 @@
       </w:r>
     </w:p>
     <w:p>
-      <w:r>
-        <w:t>Follow the input through the stated procedure to its result. Cover the result first, predict it, then explain every intermediate step. The text/table accompanies the figure so the example can be read without colour.</w:t>
+      <w:pPr>
+        <w:spacing w:line="336" w:lineRule="auto" w:after="180"/>
+      </w:pPr>
+      <w:r>
+        <w:rPr>
+          <w:b w:val="0"/>
+        </w:rPr>
+        <w:t xml:space="preserve">Follow the </w:t>
+      </w:r>
+      <w:r>
+        <w:rPr>
+          <w:b/>
+        </w:rPr>
+        <w:t>input</w:t>
+      </w:r>
+      <w:r>
+        <w:rPr>
+          <w:b w:val="0"/>
+        </w:rPr>
+        <w:t xml:space="preserve"> through the stated procedure to its result. Cover the result first, predict it, then explain every intermediate step. The text/table accompanies the figure so the example can be read without colour.</w:t>
       </w:r>
     </w:p>
     <w:p>
@@ -2053,6 +3884,11 @@
       </w:r>
     </w:p>
     <w:p>
+      <w:r>
+        <w:t>Attempt the reserved new case before feedback. Record support; the earlier examples below remain additional practice.</w:t>
+      </w:r>
+    </w:p>
+    <w:p>
       <w:pPr>
         <w:pStyle w:val="Heading3"/>
       </w:pPr>
@@ -2061,8 +3897,49 @@
       </w:r>
     </w:p>
     <w:p>
-      <w:r>
-        <w:t>A new model takes [u, v]. Compute a = ReLU(u + v - 3), b = ReLU(u - v), then q = a + 2b - 1. Trace both inputs [2, 1] and [1, 2], including scores before ReLU. Apply class 1 when q &gt;= 0. State the hidden and output vector sizes.</w:t>
+      <w:pPr>
+        <w:spacing w:line="336" w:lineRule="auto" w:after="180"/>
+      </w:pPr>
+      <w:r>
+        <w:rPr>
+          <w:b w:val="0"/>
+        </w:rPr>
+        <w:t xml:space="preserve">A new model takes [u, v]. Compute a = ReLU(u + v - 3), b = ReLU(u - v), then q = a + 2b - 1. Trace both </w:t>
+      </w:r>
+      <w:r>
+        <w:rPr>
+          <w:b/>
+        </w:rPr>
+        <w:t>input</w:t>
+      </w:r>
+      <w:r>
+        <w:rPr>
+          <w:b w:val="0"/>
+        </w:rPr>
+        <w:t>s [2, 1] and [1, 2], including scores before ReLU. Apply class 1 when q &gt;= 0.</w:t>
+      </w:r>
+    </w:p>
+    <w:p>
+      <w:pPr>
+        <w:spacing w:line="336" w:lineRule="auto" w:after="180"/>
+      </w:pPr>
+      <w:r>
+        <w:rPr>
+          <w:b w:val="0"/>
+        </w:rPr>
+        <w:t xml:space="preserve">State the hidden and </w:t>
+      </w:r>
+      <w:r>
+        <w:rPr>
+          <w:b/>
+        </w:rPr>
+        <w:t>output</w:t>
+      </w:r>
+      <w:r>
+        <w:rPr>
+          <w:b w:val="0"/>
+        </w:rPr>
+        <w:t xml:space="preserve"> vector sizes.</w:t>
       </w:r>
     </w:p>
     <w:p>
@@ -2109,7 +3986,13 @@
       </w:r>
     </w:p>
     <w:p>
-      <w:r>
+      <w:pPr>
+        <w:spacing w:line="336" w:lineRule="auto" w:after="180"/>
+      </w:pPr>
+      <w:r>
+        <w:rPr>
+          <w:b w:val="0"/>
+        </w:rPr>
         <w:t>Attempt this case before feedback. Record any help. Earlier examples below are further practice; a case already practised with feedback cannot establish fresh transfer.</w:t>
       </w:r>
     </w:p>
@@ -2122,8 +4005,49 @@
       </w:r>
     </w:p>
     <w:p>
-      <w:r>
-        <w:t>A new model takes [u, v]. Compute a = ReLU(u + v - 3), b = ReLU(u - v), then q = a + 2b - 1. Trace both inputs [2, 1] and [1, 2], including scores before ReLU. Apply class 1 when q &gt;= 0. State the hidden and output vector sizes.</w:t>
+      <w:pPr>
+        <w:spacing w:line="336" w:lineRule="auto" w:after="180"/>
+      </w:pPr>
+      <w:r>
+        <w:rPr>
+          <w:b w:val="0"/>
+        </w:rPr>
+        <w:t xml:space="preserve">A new model takes [u, v]. Compute a = ReLU(u + v - 3), b = ReLU(u - v), then q = a + 2b - 1. Trace both </w:t>
+      </w:r>
+      <w:r>
+        <w:rPr>
+          <w:b/>
+        </w:rPr>
+        <w:t>input</w:t>
+      </w:r>
+      <w:r>
+        <w:rPr>
+          <w:b w:val="0"/>
+        </w:rPr>
+        <w:t>s [2, 1] and [1, 2], including scores before ReLU. Apply class 1 when q &gt;= 0.</w:t>
+      </w:r>
+    </w:p>
+    <w:p>
+      <w:pPr>
+        <w:spacing w:line="336" w:lineRule="auto" w:after="180"/>
+      </w:pPr>
+      <w:r>
+        <w:rPr>
+          <w:b w:val="0"/>
+        </w:rPr>
+        <w:t xml:space="preserve">State the hidden and </w:t>
+      </w:r>
+      <w:r>
+        <w:rPr>
+          <w:b/>
+        </w:rPr>
+        <w:t>output</w:t>
+      </w:r>
+      <w:r>
+        <w:rPr>
+          <w:b w:val="0"/>
+        </w:rPr>
+        <w:t xml:space="preserve"> vector sizes.</w:t>
       </w:r>
     </w:p>
     <w:p>
@@ -2175,7 +4099,13 @@
       </w:r>
     </w:p>
     <w:p>
-      <w:r>
+      <w:pPr>
+        <w:spacing w:line="336" w:lineRule="auto" w:after="180"/>
+      </w:pPr>
+      <w:r>
+        <w:rPr>
+          <w:b w:val="0"/>
+        </w:rPr>
         <w:t>Record support used: none, hint or teacher explanation. After feedback, a different case is needed to demonstrate independence.</w:t>
       </w:r>
     </w:p>
@@ -2188,8 +4118,25 @@
       </w:r>
     </w:p>
     <w:p>
-      <w:r>
-        <w:t>Attempt the independent case before hints. Record whether you worked alone, used a hint or followed a model. After feedback, fix the first unsupported step and explain why it changed. A later check uses a changed case, not a copied answer.</w:t>
+      <w:pPr>
+        <w:spacing w:line="336" w:lineRule="auto" w:after="180"/>
+      </w:pPr>
+      <w:r>
+        <w:rPr>
+          <w:b w:val="0"/>
+        </w:rPr>
+        <w:t>Attempt the independent case before hints. Record whether you worked alone, used a hint or followed a model. After feedback, fix the first unsupported step and explain why it changed.</w:t>
+      </w:r>
+    </w:p>
+    <w:p>
+      <w:pPr>
+        <w:spacing w:line="336" w:lineRule="auto" w:after="180"/>
+      </w:pPr>
+      <w:r>
+        <w:rPr>
+          <w:b w:val="0"/>
+        </w:rPr>
+        <w:t>A later check uses a changed case, not a copied answer.</w:t>
       </w:r>
     </w:p>
     <w:p>
@@ -2202,7 +4149,42 @@
     </w:p>
     <w:p>
       <w:r>
-        <w:t>Start with this question: Compose two hidden detectors before one output instead of skipping a layer.</w:t>
+        <w:t>Use this map to navigate Composing layers, connect the goals to tasks and keep one evidence record for each attempt.</w:t>
+      </w:r>
+    </w:p>
+    <w:p>
+      <w:pPr>
+        <w:spacing w:line="336" w:lineRule="auto" w:after="180"/>
+      </w:pPr>
+      <w:r>
+        <w:rPr>
+          <w:b w:val="0"/>
+        </w:rPr>
+        <w:t xml:space="preserve">Start with this question: Compose two hidden detectors before one </w:t>
+      </w:r>
+      <w:r>
+        <w:rPr>
+          <w:b/>
+        </w:rPr>
+        <w:t>output</w:t>
+      </w:r>
+      <w:r>
+        <w:rPr>
+          <w:b w:val="0"/>
+        </w:rPr>
+        <w:t xml:space="preserve"> instead of skipping a </w:t>
+      </w:r>
+      <w:r>
+        <w:rPr>
+          <w:b/>
+        </w:rPr>
+        <w:t>layer</w:t>
+      </w:r>
+      <w:r>
+        <w:rPr>
+          <w:b w:val="0"/>
+        </w:rPr>
+        <w:t>.</w:t>
       </w:r>
     </w:p>
     <w:tbl>
@@ -2308,13 +4290,61 @@
       </w:tr>
     </w:tbl>
     <w:p>
-      <w:r>
-        <w:t>Remember → watch and explain → try with help → investigate → try independently → keep project evidence. Your teacher may spread this lesson across several classes.</w:t>
-      </w:r>
-    </w:p>
-    <w:p>
-      <w:r>
-        <w:t>Keep your first prediction. Compare it with what the evidence shows and explain any change.</w:t>
+      <w:pPr>
+        <w:spacing w:line="336" w:lineRule="auto" w:after="180"/>
+      </w:pPr>
+      <w:r>
+        <w:rPr>
+          <w:b w:val="0"/>
+        </w:rPr>
+        <w:t xml:space="preserve">Remember → watch and explain → try with help → investigate → try independently → keep project </w:t>
+      </w:r>
+      <w:r>
+        <w:rPr>
+          <w:b/>
+        </w:rPr>
+        <w:t>evidence</w:t>
+      </w:r>
+      <w:r>
+        <w:rPr>
+          <w:b w:val="0"/>
+        </w:rPr>
+        <w:t>. Your teacher may spread this lesson across several classes.</w:t>
+      </w:r>
+    </w:p>
+    <w:p>
+      <w:pPr>
+        <w:spacing w:line="336" w:lineRule="auto" w:after="180"/>
+      </w:pPr>
+      <w:r>
+        <w:rPr>
+          <w:b w:val="0"/>
+        </w:rPr>
+        <w:t xml:space="preserve">Keep your first </w:t>
+      </w:r>
+      <w:r>
+        <w:rPr>
+          <w:b/>
+        </w:rPr>
+        <w:t>prediction</w:t>
+      </w:r>
+      <w:r>
+        <w:rPr>
+          <w:b w:val="0"/>
+        </w:rPr>
+        <w:t xml:space="preserve">. Compare it with what the </w:t>
+      </w:r>
+      <w:r>
+        <w:rPr>
+          <w:b/>
+        </w:rPr>
+        <w:t>evidence</w:t>
+      </w:r>
+      <w:r>
+        <w:rPr>
+          <w:b w:val="0"/>
+        </w:rPr>
+        <w:t xml:space="preserve"> shows and explain any change.</w:t>
       </w:r>
     </w:p>
     <w:p>
@@ -2327,7 +4357,54 @@
     </w:p>
     <w:p>
       <w:r>
-        <w:t>Close your notes. Explain this goal in your own words: Trace how one layer supplies the next layer inputs</w:t>
+        <w:t>Explain Composing layers without notes, identify a remaining question and plan a later check with a changed case.</w:t>
+      </w:r>
+    </w:p>
+    <w:p>
+      <w:pPr>
+        <w:spacing w:line="336" w:lineRule="auto" w:after="180"/>
+      </w:pPr>
+      <w:r>
+        <w:rPr>
+          <w:b w:val="0"/>
+        </w:rPr>
+        <w:t xml:space="preserve">Close your notes. Explain this goal in your own words: Trace how one </w:t>
+      </w:r>
+      <w:r>
+        <w:rPr>
+          <w:b/>
+        </w:rPr>
+        <w:t>layer</w:t>
+      </w:r>
+      <w:r>
+        <w:rPr>
+          <w:b w:val="0"/>
+        </w:rPr>
+        <w:t xml:space="preserve"> supplies the next </w:t>
+      </w:r>
+      <w:r>
+        <w:rPr>
+          <w:b/>
+        </w:rPr>
+        <w:t>layer</w:t>
+      </w:r>
+      <w:r>
+        <w:rPr>
+          <w:b w:val="0"/>
+        </w:rPr>
+        <w:t xml:space="preserve"> </w:t>
+      </w:r>
+      <w:r>
+        <w:rPr>
+          <w:b/>
+        </w:rPr>
+        <w:t>input</w:t>
+      </w:r>
+      <w:r>
+        <w:rPr>
+          <w:b w:val="0"/>
+        </w:rPr>
+        <w:t>s</w:t>
       </w:r>
     </w:p>
     <w:p>
@@ -2364,13 +4441,61 @@
       </w:r>
     </w:p>
     <w:p>
-      <w:r>
-        <w:t>If you are unsure, return to the worked picture and explain one arrow. If you are ready, change an input or assumption and justify your prediction.</w:t>
-      </w:r>
-    </w:p>
-    <w:p>
-      <w:r>
-        <w:t>Save your workbook evidence. At the next review, try a different case before opening your old answer.</w:t>
+      <w:pPr>
+        <w:spacing w:line="336" w:lineRule="auto" w:after="180"/>
+      </w:pPr>
+      <w:r>
+        <w:rPr>
+          <w:b w:val="0"/>
+        </w:rPr>
+        <w:t xml:space="preserve">If you are unsure, return to the worked picture and explain one arrow. If you are ready, change an </w:t>
+      </w:r>
+      <w:r>
+        <w:rPr>
+          <w:b/>
+        </w:rPr>
+        <w:t>input</w:t>
+      </w:r>
+      <w:r>
+        <w:rPr>
+          <w:b w:val="0"/>
+        </w:rPr>
+        <w:t xml:space="preserve"> or assumption and justify your </w:t>
+      </w:r>
+      <w:r>
+        <w:rPr>
+          <w:b/>
+        </w:rPr>
+        <w:t>prediction</w:t>
+      </w:r>
+      <w:r>
+        <w:rPr>
+          <w:b w:val="0"/>
+        </w:rPr>
+        <w:t>.</w:t>
+      </w:r>
+    </w:p>
+    <w:p>
+      <w:pPr>
+        <w:spacing w:line="336" w:lineRule="auto" w:after="180"/>
+      </w:pPr>
+      <w:r>
+        <w:rPr>
+          <w:b w:val="0"/>
+        </w:rPr>
+        <w:t xml:space="preserve">Save your workbook </w:t>
+      </w:r>
+      <w:r>
+        <w:rPr>
+          <w:b/>
+        </w:rPr>
+        <w:t>evidence</w:t>
+      </w:r>
+      <w:r>
+        <w:rPr>
+          <w:b w:val="0"/>
+        </w:rPr>
+        <w:t>. At the next review, try a different case before opening your old answer.</w:t>
       </w:r>
     </w:p>
     <w:p>
@@ -2383,12 +4508,53 @@
     </w:p>
     <w:p>
       <w:r>
+        <w:t>Attempt supported questions before using hints or feedback. Review a missing building block, then keep the completed work.</w:t>
+      </w:r>
+    </w:p>
+    <w:p>
+      <w:pPr>
+        <w:spacing w:line="336" w:lineRule="auto" w:after="180"/>
+      </w:pPr>
+      <w:r>
+        <w:rPr>
+          <w:b w:val="0"/>
+        </w:rPr>
         <w:t>Use this supported practice once, in the browser or on paper. Keep the reserved independent assessment for a separate first attempt before teacher feedback.</w:t>
       </w:r>
     </w:p>
     <w:p>
-      <w:r>
-        <w:t>Compose two hidden detectors before one output instead of skipping a layer.</w:t>
+      <w:pPr>
+        <w:spacing w:line="336" w:lineRule="auto" w:after="180"/>
+      </w:pPr>
+      <w:r>
+        <w:rPr>
+          <w:b w:val="0"/>
+        </w:rPr>
+        <w:t xml:space="preserve">Compose two hidden detectors before one </w:t>
+      </w:r>
+      <w:r>
+        <w:rPr>
+          <w:b/>
+        </w:rPr>
+        <w:t>output</w:t>
+      </w:r>
+      <w:r>
+        <w:rPr>
+          <w:b w:val="0"/>
+        </w:rPr>
+        <w:t xml:space="preserve"> instead of skipping a </w:t>
+      </w:r>
+      <w:r>
+        <w:rPr>
+          <w:b/>
+        </w:rPr>
+        <w:t>layer</w:t>
+      </w:r>
+      <w:r>
+        <w:rPr>
+          <w:b w:val="0"/>
+        </w:rPr>
+        <w:t>.</w:t>
       </w:r>
     </w:p>
     <w:p>
@@ -2400,22 +4566,79 @@
       </w:r>
     </w:p>
     <w:p>
-      <w:r>
-        <w:t>Which labelled step matches this detail? y=2-2=0; the output uses activated hidden values, not raw inputs.</w:t>
-      </w:r>
-    </w:p>
-    <w:p>
-      <w:r>
-        <w:t>1. Compose output</w:t>
-      </w:r>
-    </w:p>
-    <w:p>
-      <w:r>
+      <w:pPr>
+        <w:spacing w:line="336" w:lineRule="auto" w:after="180"/>
+      </w:pPr>
+      <w:r>
+        <w:rPr>
+          <w:b w:val="0"/>
+        </w:rPr>
+        <w:t xml:space="preserve">Which labelled step matches this detail? y=2-2=0; the </w:t>
+      </w:r>
+      <w:r>
+        <w:rPr>
+          <w:b/>
+        </w:rPr>
+        <w:t>output</w:t>
+      </w:r>
+      <w:r>
+        <w:rPr>
+          <w:b w:val="0"/>
+        </w:rPr>
+        <w:t xml:space="preserve"> uses activated hidden values, not raw </w:t>
+      </w:r>
+      <w:r>
+        <w:rPr>
+          <w:b/>
+        </w:rPr>
+        <w:t>input</w:t>
+      </w:r>
+      <w:r>
+        <w:rPr>
+          <w:b w:val="0"/>
+        </w:rPr>
+        <w:t>s.</w:t>
+      </w:r>
+    </w:p>
+    <w:p>
+      <w:pPr>
+        <w:spacing w:line="336" w:lineRule="auto" w:after="180"/>
+        <w:shd w:fill="F4F9FC"/>
+      </w:pPr>
+      <w:r>
+        <w:rPr>
+          <w:b w:val="0"/>
+        </w:rPr>
+        <w:t xml:space="preserve">1. Compose </w:t>
+      </w:r>
+      <w:r>
+        <w:rPr>
+          <w:b/>
+        </w:rPr>
+        <w:t>output</w:t>
+      </w:r>
+    </w:p>
+    <w:p>
+      <w:pPr>
+        <w:spacing w:line="336" w:lineRule="auto" w:after="180"/>
+        <w:shd w:fill="F4F9FC"/>
+      </w:pPr>
+      <w:r>
+        <w:rPr>
+          <w:b w:val="0"/>
+        </w:rPr>
         <w:t>2. Second hidden unit</w:t>
       </w:r>
     </w:p>
     <w:p>
-      <w:r>
+      <w:pPr>
+        <w:spacing w:line="336" w:lineRule="auto" w:after="180"/>
+        <w:shd w:fill="F4F9FC"/>
+      </w:pPr>
+      <w:r>
+        <w:rPr>
+          <w:b w:val="0"/>
+        </w:rPr>
         <w:t>3. First hidden unit</w:t>
       </w:r>
     </w:p>
@@ -2453,41 +4676,275 @@
       </w:r>
     </w:p>
     <w:p>
-      <w:r>
+      <w:pPr>
+        <w:pStyle w:val="Heading3"/>
+      </w:pPr>
+      <w:r>
+        <w:t>Hint · try first</w:t>
+      </w:r>
+    </w:p>
+    <w:p>
+      <w:pPr>
+        <w:spacing w:line="336" w:lineRule="auto" w:after="180"/>
+        <w:shd w:fill="F1F6F8"/>
+      </w:pPr>
+      <w:r>
+        <w:rPr>
+          <w:b w:val="0"/>
+        </w:rPr>
         <w:t>Hint if needed: Read the steps in the pictorial case. Match the supplied detail to the stage that performs or records it.</w:t>
       </w:r>
     </w:p>
     <w:p>
-      <w:r>
-        <w:t>After your attempt, compare with the supported explanation: Compose output y=2-2=0; the output uses activated hidden values, not raw inputs. Composition means one layer’s result becomes the next layer’s input. Compute both hidden units before combining them. At [4,3], their equal outputs cancel. Lowering only the second input removes its positive hidden contribution, so subtracting it no longer reduces the output. The final subtraction must use activated hidden values rather than the raw measurements.</w:t>
-      </w:r>
-    </w:p>
-    <w:p>
       <w:pPr>
         <w:pStyle w:val="Heading3"/>
       </w:pPr>
       <w:r>
+        <w:t>Feedback · compare after trying</w:t>
+      </w:r>
+    </w:p>
+    <w:p>
+      <w:pPr>
+        <w:spacing w:line="336" w:lineRule="auto" w:after="180"/>
+        <w:shd w:fill="F1F6FC"/>
+      </w:pPr>
+      <w:r>
+        <w:rPr>
+          <w:b w:val="0"/>
+        </w:rPr>
+        <w:t xml:space="preserve">After your attempt, compare with the supported explanation: Compose </w:t>
+      </w:r>
+      <w:r>
+        <w:rPr>
+          <w:b/>
+        </w:rPr>
+        <w:t>output</w:t>
+      </w:r>
+      <w:r>
+        <w:rPr>
+          <w:b w:val="0"/>
+        </w:rPr>
+        <w:t xml:space="preserve"> y=2-2=0; the </w:t>
+      </w:r>
+      <w:r>
+        <w:rPr>
+          <w:b/>
+        </w:rPr>
+        <w:t>output</w:t>
+      </w:r>
+      <w:r>
+        <w:rPr>
+          <w:b w:val="0"/>
+        </w:rPr>
+        <w:t xml:space="preserve"> uses activated hidden values, not raw </w:t>
+      </w:r>
+      <w:r>
+        <w:rPr>
+          <w:b/>
+        </w:rPr>
+        <w:t>input</w:t>
+      </w:r>
+      <w:r>
+        <w:rPr>
+          <w:b w:val="0"/>
+        </w:rPr>
+        <w:t xml:space="preserve">s. </w:t>
+      </w:r>
+      <w:r>
+        <w:rPr>
+          <w:b/>
+        </w:rPr>
+        <w:t>Composition</w:t>
+      </w:r>
+      <w:r>
+        <w:rPr>
+          <w:b w:val="0"/>
+        </w:rPr>
+        <w:t xml:space="preserve"> means one </w:t>
+      </w:r>
+      <w:r>
+        <w:rPr>
+          <w:b/>
+        </w:rPr>
+        <w:t>layer</w:t>
+      </w:r>
+      <w:r>
+        <w:rPr>
+          <w:b w:val="0"/>
+        </w:rPr>
+        <w:t xml:space="preserve">’s result becomes the next </w:t>
+      </w:r>
+      <w:r>
+        <w:rPr>
+          <w:b/>
+        </w:rPr>
+        <w:t>layer</w:t>
+      </w:r>
+      <w:r>
+        <w:rPr>
+          <w:b w:val="0"/>
+        </w:rPr>
+        <w:t xml:space="preserve">’s </w:t>
+      </w:r>
+      <w:r>
+        <w:rPr>
+          <w:b/>
+        </w:rPr>
+        <w:t>input</w:t>
+      </w:r>
+      <w:r>
+        <w:rPr>
+          <w:b w:val="0"/>
+        </w:rPr>
+        <w:t>.</w:t>
+      </w:r>
+    </w:p>
+    <w:p>
+      <w:pPr>
+        <w:spacing w:line="336" w:lineRule="auto" w:after="180"/>
+        <w:shd w:fill="F1F6FC"/>
+      </w:pPr>
+      <w:r>
+        <w:rPr>
+          <w:b w:val="0"/>
+        </w:rPr>
+        <w:t xml:space="preserve">Compute both hidden units before combining them. At [4,3], their equal </w:t>
+      </w:r>
+      <w:r>
+        <w:rPr>
+          <w:b/>
+        </w:rPr>
+        <w:t>output</w:t>
+      </w:r>
+      <w:r>
+        <w:rPr>
+          <w:b w:val="0"/>
+        </w:rPr>
+        <w:t xml:space="preserve">s cancel. Lowering only the second </w:t>
+      </w:r>
+      <w:r>
+        <w:rPr>
+          <w:b/>
+        </w:rPr>
+        <w:t>input</w:t>
+      </w:r>
+      <w:r>
+        <w:rPr>
+          <w:b w:val="0"/>
+        </w:rPr>
+        <w:t xml:space="preserve"> removes its positive hidden contribution, so subtracting it no longer reduces the </w:t>
+      </w:r>
+      <w:r>
+        <w:rPr>
+          <w:b/>
+        </w:rPr>
+        <w:t>output</w:t>
+      </w:r>
+      <w:r>
+        <w:rPr>
+          <w:b w:val="0"/>
+        </w:rPr>
+        <w:t>.</w:t>
+      </w:r>
+    </w:p>
+    <w:p>
+      <w:pPr>
+        <w:spacing w:line="336" w:lineRule="auto" w:after="180"/>
+        <w:shd w:fill="F1F6FC"/>
+      </w:pPr>
+      <w:r>
+        <w:rPr>
+          <w:b w:val="0"/>
+        </w:rPr>
+        <w:t>The final subtraction must use activated hidden values rather than the raw measurements.</w:t>
+      </w:r>
+    </w:p>
+    <w:p>
+      <w:pPr>
+        <w:pStyle w:val="Heading3"/>
+      </w:pPr>
+      <w:r>
         <w:t>Practice 2: explain the deciding evidence</w:t>
       </w:r>
     </w:p>
     <w:p>
-      <w:r>
+      <w:pPr>
+        <w:pStyle w:val="Heading3"/>
+      </w:pPr>
+      <w:r>
+        <w:t>Changed case · predict first</w:t>
+      </w:r>
+    </w:p>
+    <w:p>
+      <w:pPr>
+        <w:spacing w:line="336" w:lineRule="auto" w:after="180"/>
+        <w:shd w:fill="F5F1FB"/>
+      </w:pPr>
+      <w:r>
+        <w:rPr>
+          <w:b w:val="0"/>
+        </w:rPr>
         <w:t>Changed-case practice: Change only v from 3 to1. Which conclusion is supported by the supplied facts?</w:t>
       </w:r>
     </w:p>
     <w:p>
-      <w:r>
+      <w:pPr>
+        <w:spacing w:line="336" w:lineRule="auto" w:after="180"/>
+        <w:shd w:fill="F4F9FC"/>
+      </w:pPr>
+      <w:r>
+        <w:rPr>
+          <w:b w:val="0"/>
+        </w:rPr>
         <w:t>1. h1 stays2, h2 becomes0, y becomes2.</w:t>
       </w:r>
     </w:p>
     <w:p>
-      <w:r>
-        <w:t>2. We can decide the result without examining the changed input or the procedure.</w:t>
-      </w:r>
-    </w:p>
-    <w:p>
-      <w:r>
-        <w:t>3. This one example guarantees correct results for every future input.</w:t>
+      <w:pPr>
+        <w:spacing w:line="336" w:lineRule="auto" w:after="180"/>
+        <w:shd w:fill="F4F9FC"/>
+      </w:pPr>
+      <w:r>
+        <w:rPr>
+          <w:b w:val="0"/>
+        </w:rPr>
+        <w:t xml:space="preserve">2. We can decide the result without examining the changed </w:t>
+      </w:r>
+      <w:r>
+        <w:rPr>
+          <w:b/>
+        </w:rPr>
+        <w:t>input</w:t>
+      </w:r>
+      <w:r>
+        <w:rPr>
+          <w:b w:val="0"/>
+        </w:rPr>
+        <w:t xml:space="preserve"> or the procedure.</w:t>
+      </w:r>
+    </w:p>
+    <w:p>
+      <w:pPr>
+        <w:spacing w:line="336" w:lineRule="auto" w:after="180"/>
+        <w:shd w:fill="F4F9FC"/>
+      </w:pPr>
+      <w:r>
+        <w:rPr>
+          <w:b w:val="0"/>
+        </w:rPr>
+        <w:t xml:space="preserve">3. This one example guarantees correct results for every future </w:t>
+      </w:r>
+      <w:r>
+        <w:rPr>
+          <w:b/>
+        </w:rPr>
+        <w:t>input</w:t>
+      </w:r>
+      <w:r>
+        <w:rPr>
+          <w:b w:val="0"/>
+        </w:rPr>
+        <w:t>.</w:t>
       </w:r>
     </w:p>
     <w:p>
@@ -2524,12 +4981,42 @@
       </w:r>
     </w:p>
     <w:p>
-      <w:r>
+      <w:pPr>
+        <w:pStyle w:val="Heading3"/>
+      </w:pPr>
+      <w:r>
+        <w:t>Hint · try first</w:t>
+      </w:r>
+    </w:p>
+    <w:p>
+      <w:pPr>
+        <w:spacing w:line="336" w:lineRule="auto" w:after="180"/>
+        <w:shd w:fill="F1F6F8"/>
+      </w:pPr>
+      <w:r>
+        <w:rPr>
+          <w:b w:val="0"/>
+        </w:rPr>
         <w:t>Hint if needed: Use the changed condition and the deciding step in the pictorial trace. The answer must say what follows from those facts.</w:t>
       </w:r>
     </w:p>
     <w:p>
-      <w:r>
+      <w:pPr>
+        <w:pStyle w:val="Heading3"/>
+      </w:pPr>
+      <w:r>
+        <w:t>Feedback · compare after trying</w:t>
+      </w:r>
+    </w:p>
+    <w:p>
+      <w:pPr>
+        <w:spacing w:line="336" w:lineRule="auto" w:after="180"/>
+        <w:shd w:fill="F1F6FC"/>
+      </w:pPr>
+      <w:r>
+        <w:rPr>
+          <w:b w:val="0"/>
+        </w:rPr>
         <w:t>After your attempt, compare with the supported explanation: h1 stays2, h2 becomes0, y becomes2. The second hidden unit’s preactivation reaches0 while the first unit is unchanged.</w:t>
       </w:r>
     </w:p>
@@ -2542,13 +5029,95 @@
       </w:r>
     </w:p>
     <w:p>
-      <w:r>
-        <w:t>Review Activation functions (ai-5/4). Goal: Trace identity ReLU and sigmoid on a numerical score. Short practice: Which original inputs cannot be distinguished by this network’s final output? Point to the relevant step in the picture, then write the changed result and the rule or evidence that supports it.. Return to this week and explain what you changed.</w:t>
-      </w:r>
-    </w:p>
-    <w:p>
-      <w:r>
-        <w:t>Review Dot products and weighted sums (ai-5/2). Goal: Calculate a dot product by matching feature positions. Short practice: Which connection explains why more right brightness lowers this score? Point to the relevant step in the picture, then write the changed result and the rule or evidence that supports it.. Return to this week and explain what you changed.</w:t>
+      <w:pPr>
+        <w:spacing w:line="336" w:lineRule="auto" w:after="180"/>
+      </w:pPr>
+      <w:r>
+        <w:rPr>
+          <w:b w:val="0"/>
+        </w:rPr>
+        <w:t xml:space="preserve">Review Activation functions (ai-5/4). Goal: Trace identity ReLU and sigmoid on a numerical score. Short practice: Which original </w:t>
+      </w:r>
+      <w:r>
+        <w:rPr>
+          <w:b/>
+        </w:rPr>
+        <w:t>input</w:t>
+      </w:r>
+      <w:r>
+        <w:rPr>
+          <w:b w:val="0"/>
+        </w:rPr>
+        <w:t xml:space="preserve">s cannot be distinguished by this network’s final </w:t>
+      </w:r>
+      <w:r>
+        <w:rPr>
+          <w:b/>
+        </w:rPr>
+        <w:t>output</w:t>
+      </w:r>
+      <w:r>
+        <w:rPr>
+          <w:b w:val="0"/>
+        </w:rPr>
+        <w:t>?</w:t>
+      </w:r>
+    </w:p>
+    <w:p>
+      <w:pPr>
+        <w:spacing w:line="336" w:lineRule="auto" w:after="180"/>
+      </w:pPr>
+      <w:r>
+        <w:rPr>
+          <w:b w:val="0"/>
+        </w:rPr>
+        <w:t xml:space="preserve">Point to the relevant step in the picture, then write the changed result and the rule or </w:t>
+      </w:r>
+      <w:r>
+        <w:rPr>
+          <w:b/>
+        </w:rPr>
+        <w:t>evidence</w:t>
+      </w:r>
+      <w:r>
+        <w:rPr>
+          <w:b w:val="0"/>
+        </w:rPr>
+        <w:t xml:space="preserve"> that supports it.. Return to this week and explain what you changed.</w:t>
+      </w:r>
+    </w:p>
+    <w:p>
+      <w:pPr>
+        <w:spacing w:line="336" w:lineRule="auto" w:after="180"/>
+      </w:pPr>
+      <w:r>
+        <w:rPr>
+          <w:b w:val="0"/>
+        </w:rPr>
+        <w:t>Review Dot products and weighted sums (ai-5/2). Goal: Calculate a dot product by matching feature positions. Short practice: Which connection explains why more right brightness lowers this score?</w:t>
+      </w:r>
+    </w:p>
+    <w:p>
+      <w:pPr>
+        <w:spacing w:line="336" w:lineRule="auto" w:after="180"/>
+      </w:pPr>
+      <w:r>
+        <w:rPr>
+          <w:b w:val="0"/>
+        </w:rPr>
+        <w:t xml:space="preserve">Point to the relevant step in the picture, then write the changed result and the rule or </w:t>
+      </w:r>
+      <w:r>
+        <w:rPr>
+          <w:b/>
+        </w:rPr>
+        <w:t>evidence</w:t>
+      </w:r>
+      <w:r>
+        <w:rPr>
+          <w:b w:val="0"/>
+        </w:rPr>
+        <w:t xml:space="preserve"> that supports it.. Return to this week and explain what you changed.</w:t>
       </w:r>
     </w:p>
     <w:p>
@@ -2560,8 +5129,61 @@
       </w:r>
     </w:p>
     <w:p>
-      <w:r>
-        <w:t>The browser lab lets you edit the supported Python examples already included in this lesson. Predict first, run, inspect the actual output or error, change one input, then run again. Keep code, predictions, actual results and a reasoned revision together. On paper, label your result as a trace rather than an execution.</w:t>
+      <w:pPr>
+        <w:spacing w:line="336" w:lineRule="auto" w:after="180"/>
+      </w:pPr>
+      <w:r>
+        <w:rPr>
+          <w:b w:val="0"/>
+        </w:rPr>
+        <w:t xml:space="preserve">The browser lab lets you edit the supported Python examples already included in this lesson. Predict first, run, inspect the actual </w:t>
+      </w:r>
+      <w:r>
+        <w:rPr>
+          <w:b/>
+        </w:rPr>
+        <w:t>output</w:t>
+      </w:r>
+      <w:r>
+        <w:rPr>
+          <w:b w:val="0"/>
+        </w:rPr>
+        <w:t xml:space="preserve"> or error, change one </w:t>
+      </w:r>
+      <w:r>
+        <w:rPr>
+          <w:b/>
+        </w:rPr>
+        <w:t>input</w:t>
+      </w:r>
+      <w:r>
+        <w:rPr>
+          <w:b w:val="0"/>
+        </w:rPr>
+        <w:t>, then run again.</w:t>
+      </w:r>
+    </w:p>
+    <w:p>
+      <w:pPr>
+        <w:spacing w:line="336" w:lineRule="auto" w:after="180"/>
+      </w:pPr>
+      <w:r>
+        <w:rPr>
+          <w:b w:val="0"/>
+        </w:rPr>
+        <w:t xml:space="preserve">Keep code, </w:t>
+      </w:r>
+      <w:r>
+        <w:rPr>
+          <w:b/>
+        </w:rPr>
+        <w:t>prediction</w:t>
+      </w:r>
+      <w:r>
+        <w:rPr>
+          <w:b w:val="0"/>
+        </w:rPr>
+        <w:t>s, actual results and a reasoned revision together. On paper, label your result as a trace rather than an execution.</w:t>
       </w:r>
     </w:p>
     <w:p>
@@ -2573,8 +5195,848 @@
       </w:r>
     </w:p>
     <w:p>
-      <w:r>
-        <w:t>Use Download completed work in the hosted lesson to export your answers, reflections, practice feedback and code-run evidence. Open the HTML copy to read or print it. Drafts stay in this browser when storage is available; clear drafts on a shared device.</w:t>
+      <w:pPr>
+        <w:spacing w:line="336" w:lineRule="auto" w:after="180"/>
+      </w:pPr>
+      <w:r>
+        <w:rPr>
+          <w:b w:val="0"/>
+        </w:rPr>
+        <w:t xml:space="preserve">Use Download completed work in the hosted lesson to export your answers, reflections, practice feedback and code-run </w:t>
+      </w:r>
+      <w:r>
+        <w:rPr>
+          <w:b/>
+        </w:rPr>
+        <w:t>evidence</w:t>
+      </w:r>
+      <w:r>
+        <w:rPr>
+          <w:b w:val="0"/>
+        </w:rPr>
+        <w:t>. Open the HTML copy to read or print it.</w:t>
+      </w:r>
+    </w:p>
+    <w:p>
+      <w:pPr>
+        <w:spacing w:line="336" w:lineRule="auto" w:after="180"/>
+      </w:pPr>
+      <w:r>
+        <w:rPr>
+          <w:b w:val="0"/>
+        </w:rPr>
+        <w:t>Drafts stay in this browser when storage is available; clear drafts on a shared device.</w:t>
+      </w:r>
+    </w:p>
+    <w:p>
+      <w:pPr>
+        <w:pStyle w:val="Heading1"/>
+      </w:pPr>
+      <w:r>
+        <w:t>18. Visual concept journey</w:t>
+      </w:r>
+    </w:p>
+    <w:p>
+      <w:r>
+        <w:t>Explain each Composing layers graphic using its labels, deciding evidence and relevant limitation.</w:t>
+      </w:r>
+    </w:p>
+    <w:p>
+      <w:pPr>
+        <w:pStyle w:val="Heading3"/>
+      </w:pPr>
+      <w:r>
+        <w:t>01. Composing layers: the case</w:t>
+      </w:r>
+    </w:p>
+    <w:p>
+      <w:r>
+        <w:drawing>
+          <wp:inline xmlns:a="http://schemas.openxmlformats.org/drawingml/2006/main" xmlns:pic="http://schemas.openxmlformats.org/drawingml/2006/picture">
+            <wp:extent cx="5486400" cy="2840736"/>
+            <wp:docPr id="2" name="Picture 2" descr="Compose two hidden detectors before one output instead of skipping a layer. Supplied facts: For input [u, v], h1=ReLU(u-2), h2=ReLU(v-1), y=h1-h2. Input [4, 3]. All inputs and outcomes in this worked example are invented classroom data; no real model run is claimed."/>
+            <wp:cNvGraphicFramePr>
+              <a:graphicFrameLocks noChangeAspect="1"/>
+            </wp:cNvGraphicFramePr>
+            <a:graphic>
+              <a:graphicData uri="http://schemas.openxmlformats.org/drawingml/2006/picture">
+                <pic:pic>
+                  <pic:nvPicPr>
+                    <pic:cNvPr id="0" name="academy-story-ai-5-5-01.png"/>
+                    <pic:cNvPicPr/>
+                  </pic:nvPicPr>
+                  <pic:blipFill>
+                    <a:blip r:embed="rId10"/>
+                    <a:stretch>
+                      <a:fillRect/>
+                    </a:stretch>
+                  </pic:blipFill>
+                  <pic:spPr>
+                    <a:xfrm>
+                      <a:off x="0" y="0"/>
+                      <a:ext cx="5486400" cy="2840736"/>
+                    </a:xfrm>
+                    <a:prstGeom prst="rect"/>
+                  </pic:spPr>
+                </pic:pic>
+              </a:graphicData>
+            </a:graphic>
+          </wp:inline>
+        </w:drawing>
+      </w:r>
+    </w:p>
+    <w:p>
+      <w:pPr>
+        <w:spacing w:line="336" w:lineRule="auto" w:after="180"/>
+      </w:pPr>
+      <w:r>
+        <w:rPr>
+          <w:b w:val="0"/>
+        </w:rPr>
+        <w:t xml:space="preserve">Compose two hidden detectors before one </w:t>
+      </w:r>
+      <w:r>
+        <w:rPr>
+          <w:b/>
+        </w:rPr>
+        <w:t>output</w:t>
+      </w:r>
+      <w:r>
+        <w:rPr>
+          <w:b w:val="0"/>
+        </w:rPr>
+        <w:t xml:space="preserve"> instead of skipping a </w:t>
+      </w:r>
+      <w:r>
+        <w:rPr>
+          <w:b/>
+        </w:rPr>
+        <w:t>layer</w:t>
+      </w:r>
+      <w:r>
+        <w:rPr>
+          <w:b w:val="0"/>
+        </w:rPr>
+        <w:t xml:space="preserve">. Supplied facts: For </w:t>
+      </w:r>
+      <w:r>
+        <w:rPr>
+          <w:b/>
+        </w:rPr>
+        <w:t>input</w:t>
+      </w:r>
+      <w:r>
+        <w:rPr>
+          <w:b w:val="0"/>
+        </w:rPr>
+        <w:t xml:space="preserve"> [u, v], h1=ReLU(u-2), h2=ReLU(v-1), y=h1-h2. </w:t>
+      </w:r>
+      <w:r>
+        <w:rPr>
+          <w:b/>
+        </w:rPr>
+        <w:t>Input</w:t>
+      </w:r>
+      <w:r>
+        <w:rPr>
+          <w:b w:val="0"/>
+        </w:rPr>
+        <w:t xml:space="preserve"> [4, 3].</w:t>
+      </w:r>
+    </w:p>
+    <w:p>
+      <w:pPr>
+        <w:spacing w:line="336" w:lineRule="auto" w:after="180"/>
+      </w:pPr>
+      <w:r>
+        <w:rPr>
+          <w:b w:val="0"/>
+        </w:rPr>
+        <w:t xml:space="preserve">All </w:t>
+      </w:r>
+      <w:r>
+        <w:rPr>
+          <w:b/>
+        </w:rPr>
+        <w:t>input</w:t>
+      </w:r>
+      <w:r>
+        <w:rPr>
+          <w:b w:val="0"/>
+        </w:rPr>
+        <w:t>s and outcomes in this worked example are invented classroom data; no real model run is claimed.</w:t>
+      </w:r>
+    </w:p>
+    <w:p>
+      <w:pPr>
+        <w:spacing w:line="336" w:lineRule="auto" w:after="180"/>
+        <w:shd w:fill="F5F1FB"/>
+      </w:pPr>
+      <w:r>
+        <w:rPr>
+          <w:b w:val="0"/>
+        </w:rPr>
+        <w:t>Point to the given fact that matters most. Explain why it matters.</w:t>
+      </w:r>
+    </w:p>
+    <w:p>
+      <w:pPr>
+        <w:pStyle w:val="Heading3"/>
+      </w:pPr>
+      <w:r>
+        <w:t>02. Follow the deciding steps</w:t>
+      </w:r>
+    </w:p>
+    <w:p>
+      <w:r>
+        <w:drawing>
+          <wp:inline xmlns:a="http://schemas.openxmlformats.org/drawingml/2006/main" xmlns:pic="http://schemas.openxmlformats.org/drawingml/2006/picture">
+            <wp:extent cx="5486400" cy="3182112"/>
+            <wp:docPr id="3" name="Picture 3" descr="First hidden unit: u-2=2, so h1=2. → Second hidden unit: v-1=2, so h2=2. → Compose output: y=2-2=0; the output uses activated hidden values, not raw inputs."/>
+            <wp:cNvGraphicFramePr>
+              <a:graphicFrameLocks noChangeAspect="1"/>
+            </wp:cNvGraphicFramePr>
+            <a:graphic>
+              <a:graphicData uri="http://schemas.openxmlformats.org/drawingml/2006/picture">
+                <pic:pic>
+                  <pic:nvPicPr>
+                    <pic:cNvPr id="0" name="academy-story-ai-5-5-02.png"/>
+                    <pic:cNvPicPr/>
+                  </pic:nvPicPr>
+                  <pic:blipFill>
+                    <a:blip r:embed="rId11"/>
+                    <a:stretch>
+                      <a:fillRect/>
+                    </a:stretch>
+                  </pic:blipFill>
+                  <pic:spPr>
+                    <a:xfrm>
+                      <a:off x="0" y="0"/>
+                      <a:ext cx="5486400" cy="3182112"/>
+                    </a:xfrm>
+                    <a:prstGeom prst="rect"/>
+                  </pic:spPr>
+                </pic:pic>
+              </a:graphicData>
+            </a:graphic>
+          </wp:inline>
+        </w:drawing>
+      </w:r>
+    </w:p>
+    <w:p>
+      <w:pPr>
+        <w:spacing w:line="336" w:lineRule="auto" w:after="180"/>
+      </w:pPr>
+      <w:r>
+        <w:rPr>
+          <w:b w:val="0"/>
+        </w:rPr>
+        <w:t xml:space="preserve">First hidden unit: u-2=2, so h1=2. → Second hidden unit: v-1=2, so h2=2. → Compose </w:t>
+      </w:r>
+      <w:r>
+        <w:rPr>
+          <w:b/>
+        </w:rPr>
+        <w:t>output</w:t>
+      </w:r>
+      <w:r>
+        <w:rPr>
+          <w:b w:val="0"/>
+        </w:rPr>
+        <w:t xml:space="preserve">: y=2-2=0; the </w:t>
+      </w:r>
+      <w:r>
+        <w:rPr>
+          <w:b/>
+        </w:rPr>
+        <w:t>output</w:t>
+      </w:r>
+      <w:r>
+        <w:rPr>
+          <w:b w:val="0"/>
+        </w:rPr>
+        <w:t xml:space="preserve"> uses activated hidden values, not raw </w:t>
+      </w:r>
+      <w:r>
+        <w:rPr>
+          <w:b/>
+        </w:rPr>
+        <w:t>input</w:t>
+      </w:r>
+      <w:r>
+        <w:rPr>
+          <w:b w:val="0"/>
+        </w:rPr>
+        <w:t>s.</w:t>
+      </w:r>
+    </w:p>
+    <w:p>
+      <w:pPr>
+        <w:spacing w:line="336" w:lineRule="auto" w:after="180"/>
+        <w:shd w:fill="F5F1FB"/>
+      </w:pPr>
+      <w:r>
+        <w:rPr>
+          <w:b w:val="0"/>
+        </w:rPr>
+        <w:t xml:space="preserve">Point to each numbered stage and explain which recorded </w:t>
+      </w:r>
+      <w:r>
+        <w:rPr>
+          <w:b/>
+        </w:rPr>
+        <w:t>input</w:t>
+      </w:r>
+      <w:r>
+        <w:rPr>
+          <w:b w:val="0"/>
+        </w:rPr>
+        <w:t xml:space="preserve"> it uses.</w:t>
+      </w:r>
+    </w:p>
+    <w:p>
+      <w:pPr>
+        <w:pStyle w:val="Heading3"/>
+      </w:pPr>
+      <w:r>
+        <w:t>03. Complete each stage before using its output</w:t>
+      </w:r>
+    </w:p>
+    <w:p>
+      <w:r>
+        <w:drawing>
+          <wp:inline xmlns:a="http://schemas.openxmlformats.org/drawingml/2006/main" xmlns:pic="http://schemas.openxmlformats.org/drawingml/2006/picture">
+            <wp:extent cx="5486400" cy="2834640"/>
+            <wp:docPr id="4" name="Picture 4" descr="Complete each stage before using its output. x is [3, 1] | Both first layer scores | z is [2, 2]. z is [2, 2] | ReLU on each component | h is [2, 2]. h is [2, 2] | 2h1 - h2 + 1 | y is 3"/>
+            <wp:cNvGraphicFramePr>
+              <a:graphicFrameLocks noChangeAspect="1"/>
+            </wp:cNvGraphicFramePr>
+            <a:graphic>
+              <a:graphicData uri="http://schemas.openxmlformats.org/drawingml/2006/picture">
+                <pic:pic>
+                  <pic:nvPicPr>
+                    <pic:cNvPr id="0" name="academy-story-ai-5-5-03.png"/>
+                    <pic:cNvPicPr/>
+                  </pic:nvPicPr>
+                  <pic:blipFill>
+                    <a:blip r:embed="rId12"/>
+                    <a:stretch>
+                      <a:fillRect/>
+                    </a:stretch>
+                  </pic:blipFill>
+                  <pic:spPr>
+                    <a:xfrm>
+                      <a:off x="0" y="0"/>
+                      <a:ext cx="5486400" cy="2834640"/>
+                    </a:xfrm>
+                    <a:prstGeom prst="rect"/>
+                  </pic:spPr>
+                </pic:pic>
+              </a:graphicData>
+            </a:graphic>
+          </wp:inline>
+        </w:drawing>
+      </w:r>
+    </w:p>
+    <w:p>
+      <w:pPr>
+        <w:spacing w:line="336" w:lineRule="auto" w:after="180"/>
+      </w:pPr>
+      <w:r>
+        <w:rPr>
+          <w:b w:val="0"/>
+        </w:rPr>
+        <w:t xml:space="preserve">Complete each stage before using its </w:t>
+      </w:r>
+      <w:r>
+        <w:rPr>
+          <w:b/>
+        </w:rPr>
+        <w:t>output</w:t>
+      </w:r>
+      <w:r>
+        <w:rPr>
+          <w:b w:val="0"/>
+        </w:rPr>
+        <w:t xml:space="preserve">. x is [3, 1] | Both first </w:t>
+      </w:r>
+      <w:r>
+        <w:rPr>
+          <w:b/>
+        </w:rPr>
+        <w:t>layer</w:t>
+      </w:r>
+      <w:r>
+        <w:rPr>
+          <w:b w:val="0"/>
+        </w:rPr>
+        <w:t xml:space="preserve"> scores | z is [2, 2]. z is [2, 2] | ReLU on each component | h is [2, 2]. h is [2, 2] | 2h1 - h2 + 1 | y is 3</w:t>
+      </w:r>
+    </w:p>
+    <w:p>
+      <w:pPr>
+        <w:spacing w:line="336" w:lineRule="auto" w:after="180"/>
+        <w:shd w:fill="F5F1FB"/>
+      </w:pPr>
+      <w:r>
+        <w:rPr>
+          <w:b w:val="0"/>
+        </w:rPr>
+        <w:t>Read the labels and values. Explain the relationship the model shows.</w:t>
+      </w:r>
+    </w:p>
+    <w:p>
+      <w:pPr>
+        <w:pStyle w:val="Heading3"/>
+      </w:pPr>
+      <w:r>
+        <w:t>04. Change one thing. Trace what follows.</w:t>
+      </w:r>
+    </w:p>
+    <w:p>
+      <w:r>
+        <w:drawing>
+          <wp:inline xmlns:a="http://schemas.openxmlformats.org/drawingml/2006/main" xmlns:pic="http://schemas.openxmlformats.org/drawingml/2006/picture">
+            <wp:extent cx="5486400" cy="3026664"/>
+            <wp:docPr id="5" name="Picture 5" descr="Original case: y=2-2=0; the output uses activated hidden values, not raw inputs. Changed condition: Change only v from 3 to1. Expected result: h1 stays2, h2 becomes0, y becomes2. Reason: The second hidden unit’s preactivation reaches0 while the first unit is unchanged."/>
+            <wp:cNvGraphicFramePr>
+              <a:graphicFrameLocks noChangeAspect="1"/>
+            </wp:cNvGraphicFramePr>
+            <a:graphic>
+              <a:graphicData uri="http://schemas.openxmlformats.org/drawingml/2006/picture">
+                <pic:pic>
+                  <pic:nvPicPr>
+                    <pic:cNvPr id="0" name="academy-story-ai-5-5-04.png"/>
+                    <pic:cNvPicPr/>
+                  </pic:nvPicPr>
+                  <pic:blipFill>
+                    <a:blip r:embed="rId13"/>
+                    <a:stretch>
+                      <a:fillRect/>
+                    </a:stretch>
+                  </pic:blipFill>
+                  <pic:spPr>
+                    <a:xfrm>
+                      <a:off x="0" y="0"/>
+                      <a:ext cx="5486400" cy="3026664"/>
+                    </a:xfrm>
+                    <a:prstGeom prst="rect"/>
+                  </pic:spPr>
+                </pic:pic>
+              </a:graphicData>
+            </a:graphic>
+          </wp:inline>
+        </w:drawing>
+      </w:r>
+    </w:p>
+    <w:p>
+      <w:pPr>
+        <w:spacing w:line="336" w:lineRule="auto" w:after="180"/>
+      </w:pPr>
+      <w:r>
+        <w:rPr>
+          <w:b w:val="0"/>
+        </w:rPr>
+        <w:t xml:space="preserve">Original case: y=2-2=0; the </w:t>
+      </w:r>
+      <w:r>
+        <w:rPr>
+          <w:b/>
+        </w:rPr>
+        <w:t>output</w:t>
+      </w:r>
+      <w:r>
+        <w:rPr>
+          <w:b w:val="0"/>
+        </w:rPr>
+        <w:t xml:space="preserve"> uses activated hidden values, not raw </w:t>
+      </w:r>
+      <w:r>
+        <w:rPr>
+          <w:b/>
+        </w:rPr>
+        <w:t>input</w:t>
+      </w:r>
+      <w:r>
+        <w:rPr>
+          <w:b w:val="0"/>
+        </w:rPr>
+        <w:t>s. Changed condition: Change only v from 3 to1. Expected result: h1 stays2, h2 becomes0, y becomes2.</w:t>
+      </w:r>
+    </w:p>
+    <w:p>
+      <w:pPr>
+        <w:spacing w:line="336" w:lineRule="auto" w:after="180"/>
+      </w:pPr>
+      <w:r>
+        <w:rPr>
+          <w:b w:val="0"/>
+        </w:rPr>
+        <w:t>Reason: The second hidden unit’s preactivation reaches0 while the first unit is unchanged.</w:t>
+      </w:r>
+    </w:p>
+    <w:p>
+      <w:pPr>
+        <w:spacing w:line="336" w:lineRule="auto" w:after="180"/>
+        <w:shd w:fill="F5F1FB"/>
+      </w:pPr>
+      <w:r>
+        <w:rPr>
+          <w:b w:val="0"/>
+        </w:rPr>
+        <w:t>Predict before checking the worked changed-case result. Name what changed and what the supplied facts allow you to conclude.</w:t>
+      </w:r>
+    </w:p>
+    <w:p>
+      <w:pPr>
+        <w:pStyle w:val="Heading3"/>
+      </w:pPr>
+      <w:r>
+        <w:t>05. Connect the explanation to its limit</w:t>
+      </w:r>
+    </w:p>
+    <w:p>
+      <w:r>
+        <w:drawing>
+          <wp:inline xmlns:a="http://schemas.openxmlformats.org/drawingml/2006/main" xmlns:pic="http://schemas.openxmlformats.org/drawingml/2006/picture">
+            <wp:extent cx="5486400" cy="2834640"/>
+            <wp:docPr id="6" name="Picture 6" descr="Composition means one layer’s result becomes the next layer’s input. Compute both hidden units before combining them. At [4,3], their equal outputs cancel. Lowering only the second input removes its positive hidden contribution, so subtracting it no longer reduces the output. The final subtraction must use activated hidden values rather than the raw measurements. Limit: Hand-composed detectors illustrate layer order; they are not evidence of a learned or biologically realistic neural mechanism."/>
+            <wp:cNvGraphicFramePr>
+              <a:graphicFrameLocks noChangeAspect="1"/>
+            </wp:cNvGraphicFramePr>
+            <a:graphic>
+              <a:graphicData uri="http://schemas.openxmlformats.org/drawingml/2006/picture">
+                <pic:pic>
+                  <pic:nvPicPr>
+                    <pic:cNvPr id="0" name="academy-story-ai-5-5-05.png"/>
+                    <pic:cNvPicPr/>
+                  </pic:nvPicPr>
+                  <pic:blipFill>
+                    <a:blip r:embed="rId14"/>
+                    <a:stretch>
+                      <a:fillRect/>
+                    </a:stretch>
+                  </pic:blipFill>
+                  <pic:spPr>
+                    <a:xfrm>
+                      <a:off x="0" y="0"/>
+                      <a:ext cx="5486400" cy="2834640"/>
+                    </a:xfrm>
+                    <a:prstGeom prst="rect"/>
+                  </pic:spPr>
+                </pic:pic>
+              </a:graphicData>
+            </a:graphic>
+          </wp:inline>
+        </w:drawing>
+      </w:r>
+    </w:p>
+    <w:p>
+      <w:pPr>
+        <w:spacing w:line="336" w:lineRule="auto" w:after="180"/>
+      </w:pPr>
+      <w:r>
+        <w:rPr>
+          <w:b/>
+        </w:rPr>
+        <w:t>Composition</w:t>
+      </w:r>
+      <w:r>
+        <w:rPr>
+          <w:b w:val="0"/>
+        </w:rPr>
+        <w:t xml:space="preserve"> means one </w:t>
+      </w:r>
+      <w:r>
+        <w:rPr>
+          <w:b/>
+        </w:rPr>
+        <w:t>layer</w:t>
+      </w:r>
+      <w:r>
+        <w:rPr>
+          <w:b w:val="0"/>
+        </w:rPr>
+        <w:t xml:space="preserve">’s result becomes the next </w:t>
+      </w:r>
+      <w:r>
+        <w:rPr>
+          <w:b/>
+        </w:rPr>
+        <w:t>layer</w:t>
+      </w:r>
+      <w:r>
+        <w:rPr>
+          <w:b w:val="0"/>
+        </w:rPr>
+        <w:t xml:space="preserve">’s </w:t>
+      </w:r>
+      <w:r>
+        <w:rPr>
+          <w:b/>
+        </w:rPr>
+        <w:t>input</w:t>
+      </w:r>
+      <w:r>
+        <w:rPr>
+          <w:b w:val="0"/>
+        </w:rPr>
+        <w:t xml:space="preserve">. Compute both hidden units before combining them. At [4,3], their equal </w:t>
+      </w:r>
+      <w:r>
+        <w:rPr>
+          <w:b/>
+        </w:rPr>
+        <w:t>output</w:t>
+      </w:r>
+      <w:r>
+        <w:rPr>
+          <w:b w:val="0"/>
+        </w:rPr>
+        <w:t>s cancel.</w:t>
+      </w:r>
+    </w:p>
+    <w:p>
+      <w:pPr>
+        <w:spacing w:line="336" w:lineRule="auto" w:after="180"/>
+      </w:pPr>
+      <w:r>
+        <w:rPr>
+          <w:b w:val="0"/>
+        </w:rPr>
+        <w:t xml:space="preserve">Lowering only the second </w:t>
+      </w:r>
+      <w:r>
+        <w:rPr>
+          <w:b/>
+        </w:rPr>
+        <w:t>input</w:t>
+      </w:r>
+      <w:r>
+        <w:rPr>
+          <w:b w:val="0"/>
+        </w:rPr>
+        <w:t xml:space="preserve"> removes its positive hidden contribution, so subtracting it no longer reduces the </w:t>
+      </w:r>
+      <w:r>
+        <w:rPr>
+          <w:b/>
+        </w:rPr>
+        <w:t>output</w:t>
+      </w:r>
+      <w:r>
+        <w:rPr>
+          <w:b w:val="0"/>
+        </w:rPr>
+        <w:t>. The final subtraction must use activated hidden values rather than the raw measurements.</w:t>
+      </w:r>
+    </w:p>
+    <w:p>
+      <w:pPr>
+        <w:spacing w:line="336" w:lineRule="auto" w:after="180"/>
+      </w:pPr>
+      <w:r>
+        <w:rPr>
+          <w:b w:val="0"/>
+        </w:rPr>
+        <w:t xml:space="preserve">Limit: Hand-composed detectors illustrate </w:t>
+      </w:r>
+      <w:r>
+        <w:rPr>
+          <w:b/>
+        </w:rPr>
+        <w:t>layer</w:t>
+      </w:r>
+      <w:r>
+        <w:rPr>
+          <w:b w:val="0"/>
+        </w:rPr>
+        <w:t xml:space="preserve"> order; they are not </w:t>
+      </w:r>
+      <w:r>
+        <w:rPr>
+          <w:b/>
+        </w:rPr>
+        <w:t>evidence</w:t>
+      </w:r>
+      <w:r>
+        <w:rPr>
+          <w:b w:val="0"/>
+        </w:rPr>
+        <w:t xml:space="preserve"> of a learned or biologically realistic neural </w:t>
+      </w:r>
+      <w:r>
+        <w:rPr>
+          <w:b/>
+        </w:rPr>
+        <w:t>mechanism</w:t>
+      </w:r>
+      <w:r>
+        <w:rPr>
+          <w:b w:val="0"/>
+        </w:rPr>
+        <w:t>.</w:t>
+      </w:r>
+    </w:p>
+    <w:p>
+      <w:pPr>
+        <w:spacing w:line="336" w:lineRule="auto" w:after="180"/>
+        <w:shd w:fill="F5F1FB"/>
+      </w:pPr>
+      <w:r>
+        <w:rPr>
+          <w:b w:val="0"/>
+        </w:rPr>
+        <w:t>Explain the case, then point to a limit on the claim.</w:t>
+      </w:r>
+    </w:p>
+    <w:p>
+      <w:pPr>
+        <w:pStyle w:val="Heading3"/>
+      </w:pPr>
+      <w:r>
+        <w:t>06. Make the idea visible in your project</w:t>
+      </w:r>
+    </w:p>
+    <w:p>
+      <w:r>
+        <w:drawing>
+          <wp:inline xmlns:a="http://schemas.openxmlformats.org/drawingml/2006/main" xmlns:pic="http://schemas.openxmlformats.org/drawingml/2006/picture">
+            <wp:extent cx="5486400" cy="3681984"/>
+            <wp:docPr id="7" name="Picture 7" descr="For your Image-pattern Network Investigation, save the input, procedure, observed result and limitation of this check. Label this worked example as practice; use a different, previously unreviewed case when checking independent understanding. Draw your input, deciding step, result and limit. Supported question: What intermediate value explains the changed output? Point to the relevant step in the picture, then write the changed result and the rule or evidence that supports it."/>
+            <wp:cNvGraphicFramePr>
+              <a:graphicFrameLocks noChangeAspect="1"/>
+            </wp:cNvGraphicFramePr>
+            <a:graphic>
+              <a:graphicData uri="http://schemas.openxmlformats.org/drawingml/2006/picture">
+                <pic:pic>
+                  <pic:nvPicPr>
+                    <pic:cNvPr id="0" name="academy-story-ai-5-5-06.png"/>
+                    <pic:cNvPicPr/>
+                  </pic:nvPicPr>
+                  <pic:blipFill>
+                    <a:blip r:embed="rId15"/>
+                    <a:stretch>
+                      <a:fillRect/>
+                    </a:stretch>
+                  </pic:blipFill>
+                  <pic:spPr>
+                    <a:xfrm>
+                      <a:off x="0" y="0"/>
+                      <a:ext cx="5486400" cy="3681984"/>
+                    </a:xfrm>
+                    <a:prstGeom prst="rect"/>
+                  </pic:spPr>
+                </pic:pic>
+              </a:graphicData>
+            </a:graphic>
+          </wp:inline>
+        </w:drawing>
+      </w:r>
+    </w:p>
+    <w:p>
+      <w:pPr>
+        <w:spacing w:line="336" w:lineRule="auto" w:after="180"/>
+      </w:pPr>
+      <w:r>
+        <w:rPr>
+          <w:b w:val="0"/>
+        </w:rPr>
+        <w:t xml:space="preserve">For your Image-pattern Network Investigation, save the </w:t>
+      </w:r>
+      <w:r>
+        <w:rPr>
+          <w:b/>
+        </w:rPr>
+        <w:t>input</w:t>
+      </w:r>
+      <w:r>
+        <w:rPr>
+          <w:b w:val="0"/>
+        </w:rPr>
+        <w:t>, procedure, observed result and limitation of this check.</w:t>
+      </w:r>
+    </w:p>
+    <w:p>
+      <w:pPr>
+        <w:spacing w:line="336" w:lineRule="auto" w:after="180"/>
+      </w:pPr>
+      <w:r>
+        <w:rPr>
+          <w:b w:val="0"/>
+        </w:rPr>
+        <w:t xml:space="preserve">Label this worked example as practice; use a different, previously unreviewed case when checking independent understanding. Draw your </w:t>
+      </w:r>
+      <w:r>
+        <w:rPr>
+          <w:b/>
+        </w:rPr>
+        <w:t>input</w:t>
+      </w:r>
+      <w:r>
+        <w:rPr>
+          <w:b w:val="0"/>
+        </w:rPr>
+        <w:t>, deciding step, result and limit.</w:t>
+      </w:r>
+    </w:p>
+    <w:p>
+      <w:pPr>
+        <w:spacing w:line="336" w:lineRule="auto" w:after="180"/>
+      </w:pPr>
+      <w:r>
+        <w:rPr>
+          <w:b w:val="0"/>
+        </w:rPr>
+        <w:t xml:space="preserve">Supported question: What intermediate value explains the changed </w:t>
+      </w:r>
+      <w:r>
+        <w:rPr>
+          <w:b/>
+        </w:rPr>
+        <w:t>output</w:t>
+      </w:r>
+      <w:r>
+        <w:rPr>
+          <w:b w:val="0"/>
+        </w:rPr>
+        <w:t xml:space="preserve">? Point to the relevant step in the picture, then write the changed result and the rule or </w:t>
+      </w:r>
+      <w:r>
+        <w:rPr>
+          <w:b/>
+        </w:rPr>
+        <w:t>evidence</w:t>
+      </w:r>
+      <w:r>
+        <w:rPr>
+          <w:b w:val="0"/>
+        </w:rPr>
+        <w:t xml:space="preserve"> that supports it.</w:t>
+      </w:r>
+    </w:p>
+    <w:p>
+      <w:pPr>
+        <w:spacing w:line="336" w:lineRule="auto" w:after="180"/>
+        <w:shd w:fill="F5F1FB"/>
+      </w:pPr>
+      <w:r>
+        <w:rPr>
+          <w:b w:val="0"/>
+        </w:rPr>
+        <w:t xml:space="preserve">Draw your project trace and justify the deciding step using </w:t>
+      </w:r>
+      <w:r>
+        <w:rPr>
+          <w:b/>
+        </w:rPr>
+        <w:t>evidence</w:t>
+      </w:r>
+      <w:r>
+        <w:rPr>
+          <w:b w:val="0"/>
+        </w:rPr>
+        <w:t>.</w:t>
       </w:r>
     </w:p>
     <w:sectPr>

--- a/downloads/student/ai-5-week-05.docx
+++ b/downloads/student/ai-5-week-05.docx
@@ -1099,7 +1099,7 @@
         <w:rPr>
           <w:b w:val="0"/>
         </w:rPr>
-        <w:t>: h1 stays2, h2 becomes0, y becomes2.</w:t>
+        <w:t>: h1 stays 2, h2 becomes 0, y becomes 2.</w:t>
       </w:r>
     </w:p>
     <w:p>
@@ -1119,7 +1119,7 @@
         <w:rPr>
           <w:b w:val="0"/>
         </w:rPr>
-        <w:t>Reason: The second hidden unit’s preactivation reaches0 while the first unit is unchanged.</w:t>
+        <w:t>Reason: The second hidden unit’s preactivation reaches 0 while the first unit is unchanged.</w:t>
       </w:r>
     </w:p>
     <w:p>
@@ -4896,7 +4896,7 @@
         <w:rPr>
           <w:b w:val="0"/>
         </w:rPr>
-        <w:t>1. h1 stays2, h2 becomes0, y becomes2.</w:t>
+        <w:t>1. h1 stays 2, h2 becomes 0, y becomes 2.</w:t>
       </w:r>
     </w:p>
     <w:p>
@@ -5017,7 +5017,7 @@
         <w:rPr>
           <w:b w:val="0"/>
         </w:rPr>
-        <w:t>After your attempt, compare with the supported explanation: h1 stays2, h2 becomes0, y becomes2. The second hidden unit’s preactivation reaches0 while the first unit is unchanged.</w:t>
+        <w:t>After your attempt, compare with the supported explanation: h1 stays 2, h2 becomes 0, y becomes 2. The second hidden unit’s preactivation reaches 0 while the first unit is unchanged.</w:t>
       </w:r>
     </w:p>
     <w:p>
@@ -5598,7 +5598,7 @@
         <w:drawing>
           <wp:inline xmlns:a="http://schemas.openxmlformats.org/drawingml/2006/main" xmlns:pic="http://schemas.openxmlformats.org/drawingml/2006/picture">
             <wp:extent cx="5486400" cy="3026664"/>
-            <wp:docPr id="5" name="Picture 5" descr="Original case: y=2-2=0; the output uses activated hidden values, not raw inputs. Changed condition: Change only v from 3 to1. Expected result: h1 stays2, h2 becomes0, y becomes2. Reason: The second hidden unit’s preactivation reaches0 while the first unit is unchanged."/>
+            <wp:docPr id="5" name="Picture 5" descr="Original case: y=2-2=0; the output uses activated hidden values, not raw inputs. Changed condition: Change only v from 3 to1. Expected result: h1 stays 2, h2 becomes 0, y becomes 2. Reason: The second hidden unit’s preactivation reaches 0 while the first unit is unchanged."/>
             <wp:cNvGraphicFramePr>
               <a:graphicFrameLocks noChangeAspect="1"/>
             </wp:cNvGraphicFramePr>
@@ -5661,7 +5661,7 @@
         <w:rPr>
           <w:b w:val="0"/>
         </w:rPr>
-        <w:t>s. Changed condition: Change only v from 3 to1. Expected result: h1 stays2, h2 becomes0, y becomes2.</w:t>
+        <w:t>s. Changed condition: Change only v from 3 to1. Expected result: h1 stays 2, h2 becomes 0, y becomes 2.</w:t>
       </w:r>
     </w:p>
     <w:p>
@@ -5672,7 +5672,7 @@
         <w:rPr>
           <w:b w:val="0"/>
         </w:rPr>
-        <w:t>Reason: The second hidden unit’s preactivation reaches0 while the first unit is unchanged.</w:t>
+        <w:t>Reason: The second hidden unit’s preactivation reaches 0 while the first unit is unchanged.</w:t>
       </w:r>
     </w:p>
     <w:p>

--- a/downloads/student/ai-5-week-05.docx
+++ b/downloads/student/ai-5-week-05.docx
@@ -25,33 +25,430 @@
         <w:pStyle w:val="Heading1"/>
       </w:pPr>
       <w:r>
-        <w:t>Before you start</w:t>
-      </w:r>
-    </w:p>
-    <w:p>
+        <w:t>Trace the layer. Name its output. Feed the next layer.</w:t>
+      </w:r>
+    </w:p>
+    <w:p>
+      <w:r>
+        <w:t>Compose a complete network while preserving dimensions,order and intermediate meanings.</w:t>
+      </w:r>
+    </w:p>
+    <w:p>
+      <w:r>
+        <w:t>Main2→2→1flow → complete trace table → separate pictured detectors → shape/order probes → independent new network.</w:t>
+      </w:r>
+    </w:p>
+    <w:p>
+      <w:pPr>
+        <w:pStyle w:val="Heading1"/>
+      </w:pPr>
+      <w:r>
+        <w:t>01. What does the next layer actually receive?</w:t>
+      </w:r>
+    </w:p>
+    <w:p>
+      <w:r>
+        <w:t>Keep input,preactivation,hidden activation and output in separate boxes.</w:t>
+      </w:r>
+    </w:p>
+    <w:p>
+      <w:pPr>
+        <w:pStyle w:val="Heading2"/>
+      </w:pPr>
+      <w:r>
+        <w:t>Learning goals</w:t>
+      </w:r>
+    </w:p>
+    <w:p>
+      <w:pPr>
+        <w:spacing w:line="336" w:lineRule="auto" w:after="180"/>
+      </w:pPr>
+      <w:r>
+        <w:rPr>
+          <w:b w:val="0"/>
+        </w:rPr>
+        <w:t xml:space="preserve">I can trace how one </w:t>
+      </w:r>
+      <w:r>
+        <w:rPr>
+          <w:b/>
+        </w:rPr>
+        <w:t>layer</w:t>
+      </w:r>
+      <w:r>
+        <w:rPr>
+          <w:b w:val="0"/>
+        </w:rPr>
+        <w:t xml:space="preserve"> supplies the next </w:t>
+      </w:r>
+      <w:r>
+        <w:rPr>
+          <w:b/>
+        </w:rPr>
+        <w:t>layer</w:t>
+      </w:r>
+      <w:r>
+        <w:rPr>
+          <w:b w:val="0"/>
+        </w:rPr>
+        <w:t xml:space="preserve"> </w:t>
+      </w:r>
+      <w:r>
+        <w:rPr>
+          <w:b/>
+        </w:rPr>
+        <w:t>input</w:t>
+      </w:r>
+      <w:r>
+        <w:rPr>
+          <w:b w:val="0"/>
+        </w:rPr>
+        <w:t>s.</w:t>
+      </w:r>
+    </w:p>
+    <w:p>
+      <w:pPr>
+        <w:spacing w:line="336" w:lineRule="auto" w:after="180"/>
+      </w:pPr>
+      <w:r>
+        <w:rPr>
+          <w:b w:val="0"/>
+        </w:rPr>
+        <w:t xml:space="preserve">I can check that connected </w:t>
+      </w:r>
+      <w:r>
+        <w:rPr>
+          <w:b/>
+        </w:rPr>
+        <w:t>layer</w:t>
+      </w:r>
+      <w:r>
+        <w:rPr>
+          <w:b w:val="0"/>
+        </w:rPr>
+        <w:t xml:space="preserve"> dimensions and feature order agree.</w:t>
+      </w:r>
+    </w:p>
+    <w:p>
+      <w:pPr>
+        <w:spacing w:line="336" w:lineRule="auto" w:after="180"/>
+      </w:pPr>
+      <w:r>
+        <w:rPr>
+          <w:b w:val="0"/>
+        </w:rPr>
+        <w:t xml:space="preserve">I can explain why intermediate activations are not automatically class </w:t>
+      </w:r>
+      <w:r>
+        <w:rPr>
+          <w:b/>
+        </w:rPr>
+        <w:t>prediction</w:t>
+      </w:r>
+      <w:r>
+        <w:rPr>
+          <w:b w:val="0"/>
+        </w:rPr>
+        <w:t>s.</w:t>
+      </w:r>
+    </w:p>
+    <w:p>
+      <w:pPr>
+        <w:pStyle w:val="Heading2"/>
+      </w:pPr>
+      <w:r>
+        <w:t>Retrieve the prior computation</w:t>
+      </w:r>
+    </w:p>
+    <w:p>
+      <w:pPr>
+        <w:spacing w:line="336" w:lineRule="auto" w:after="180"/>
+      </w:pPr>
+      <w:r>
+        <w:rPr>
+          <w:b w:val="0"/>
+        </w:rPr>
+        <w:t>Close your notes first. A rough first answer helps us choose the right starting point; it is not a score for your ability.</w:t>
+      </w:r>
+    </w:p>
+    <w:p>
+      <w:pPr>
+        <w:spacing w:line="336" w:lineRule="auto" w:after="180"/>
+      </w:pPr>
+      <w:r>
+        <w:rPr>
+          <w:b w:val="0"/>
+        </w:rPr>
+        <w:t>Without opening the old lesson, explain one key idea from Activation functions. Give an example and a mistake that the idea helps you avoid.</w:t>
+      </w:r>
+    </w:p>
+    <w:p>
+      <w:pPr>
+        <w:spacing w:line="336" w:lineRule="auto" w:after="180"/>
+      </w:pPr>
+      <w:r>
+        <w:rPr>
+          <w:b w:val="0"/>
+        </w:rPr>
+        <w:t>Without opening the old lesson, explain one key idea from Dot products and weighted sums. Give an example and a mistake that the idea helps you avoid.</w:t>
+      </w:r>
+    </w:p>
+    <w:p>
+      <w:pPr>
+        <w:spacing w:line="336" w:lineRule="auto" w:after="180"/>
+      </w:pPr>
+      <w:r>
+        <w:rPr>
+          <w:b w:val="0"/>
+        </w:rPr>
+        <w:t xml:space="preserve">After trying, check the relevant lesson or ask your teacher. Change the part of your explanation that the </w:t>
+      </w:r>
+      <w:r>
+        <w:rPr>
+          <w:b/>
+        </w:rPr>
+        <w:t>evidence</w:t>
+      </w:r>
+      <w:r>
+        <w:rPr>
+          <w:b w:val="0"/>
+        </w:rPr>
+        <w:t xml:space="preserve"> shows was wrong.</w:t>
+      </w:r>
+    </w:p>
+    <w:p>
+      <w:pPr>
+        <w:pStyle w:val="Heading2"/>
+      </w:pPr>
+      <w:r>
+        <w:t>Prerequisite and starting response</w:t>
+      </w:r>
+    </w:p>
+    <w:p>
+      <w:pPr>
+        <w:pStyle w:val="ListBullet"/>
+      </w:pPr>
       <w:r>
         <w:t>For z = -2 and z = 3, what does ReLU return? Does this operation itself assign a class?</w:t>
       </w:r>
     </w:p>
     <w:p>
       <w:pPr>
+        <w:pStyle w:val="Heading3"/>
+      </w:pPr>
+      <w:r>
+        <w:t>My starting explanation</w:t>
+      </w:r>
+    </w:p>
+    <w:p>
+      <w:r>
+        <w:t>________________________________________________________________</w:t>
+      </w:r>
+    </w:p>
+    <w:p>
+      <w:r>
+        <w:t>________________________________________________________________</w:t>
+      </w:r>
+    </w:p>
+    <w:p>
+      <w:r>
+        <w:t>________________________________________________________________</w:t>
+      </w:r>
+    </w:p>
+    <w:p>
+      <w:pPr>
+        <w:pStyle w:val="Heading2"/>
+      </w:pPr>
+      <w:r>
+        <w:t>End goal</w:t>
+      </w:r>
+    </w:p>
+    <w:p>
+      <w:pPr>
+        <w:spacing w:line="336" w:lineRule="auto" w:after="180"/>
+      </w:pPr>
+      <w:r>
+        <w:rPr>
+          <w:b w:val="0"/>
+        </w:rPr>
+        <w:t xml:space="preserve">By the end, I can explain composing </w:t>
+      </w:r>
+      <w:r>
+        <w:rPr>
+          <w:b/>
+        </w:rPr>
+        <w:t>layer</w:t>
+      </w:r>
+      <w:r>
+        <w:rPr>
+          <w:b w:val="0"/>
+        </w:rPr>
+        <w:t>s using a traced example and a stated limitation.</w:t>
+      </w:r>
+    </w:p>
+    <w:p>
+      <w:pPr>
+        <w:pStyle w:val="Heading2"/>
+      </w:pPr>
+      <w:r>
+        <w:t>Earlier wording, alternatives and picture transcripts · reference / check after trying</w:t>
+      </w:r>
+    </w:p>
+    <w:p>
+      <w:pPr>
+        <w:pStyle w:val="Heading3"/>
+      </w:pPr>
+      <w:r>
+        <w:t>Your learning target</w:t>
+      </w:r>
+    </w:p>
+    <w:p>
+      <w:pPr>
+        <w:pStyle w:val="Heading3"/>
+      </w:pPr>
+      <w:r>
+        <w:t>Remember before reading</w:t>
+      </w:r>
+    </w:p>
+    <w:p>
+      <w:pPr>
+        <w:spacing w:line="336" w:lineRule="auto" w:after="180"/>
+      </w:pPr>
+      <w:r>
+        <w:rPr>
+          <w:b w:val="0"/>
+        </w:rPr>
+        <w:t>This week you will practise:</w:t>
+      </w:r>
+    </w:p>
+    <w:p>
+      <w:pPr>
+        <w:spacing w:line="336" w:lineRule="auto" w:after="180"/>
+      </w:pPr>
+      <w:r>
+        <w:rPr>
+          <w:b w:val="0"/>
+        </w:rPr>
+        <w:t xml:space="preserve">Trace how one </w:t>
+      </w:r>
+      <w:r>
+        <w:rPr>
+          <w:b/>
+        </w:rPr>
+        <w:t>layer</w:t>
+      </w:r>
+      <w:r>
+        <w:rPr>
+          <w:b w:val="0"/>
+        </w:rPr>
+        <w:t xml:space="preserve"> supplies the next </w:t>
+      </w:r>
+      <w:r>
+        <w:rPr>
+          <w:b/>
+        </w:rPr>
+        <w:t>layer</w:t>
+      </w:r>
+      <w:r>
+        <w:rPr>
+          <w:b w:val="0"/>
+        </w:rPr>
+        <w:t xml:space="preserve"> </w:t>
+      </w:r>
+      <w:r>
+        <w:rPr>
+          <w:b/>
+        </w:rPr>
+        <w:t>input</w:t>
+      </w:r>
+      <w:r>
+        <w:rPr>
+          <w:b w:val="0"/>
+        </w:rPr>
+        <w:t>s</w:t>
+      </w:r>
+    </w:p>
+    <w:p>
+      <w:pPr>
+        <w:spacing w:line="336" w:lineRule="auto" w:after="180"/>
+      </w:pPr>
+      <w:r>
+        <w:rPr>
+          <w:b w:val="0"/>
+        </w:rPr>
+        <w:t xml:space="preserve">Check that connected </w:t>
+      </w:r>
+      <w:r>
+        <w:rPr>
+          <w:b/>
+        </w:rPr>
+        <w:t>layer</w:t>
+      </w:r>
+      <w:r>
+        <w:rPr>
+          <w:b w:val="0"/>
+        </w:rPr>
+        <w:t xml:space="preserve"> dimensions and feature order agree</w:t>
+      </w:r>
+    </w:p>
+    <w:p>
+      <w:pPr>
+        <w:spacing w:line="336" w:lineRule="auto" w:after="180"/>
+      </w:pPr>
+      <w:r>
+        <w:rPr>
+          <w:b w:val="0"/>
+        </w:rPr>
+        <w:t xml:space="preserve">Explain why intermediate activations are not automatically class </w:t>
+      </w:r>
+      <w:r>
+        <w:rPr>
+          <w:b/>
+        </w:rPr>
+        <w:t>prediction</w:t>
+      </w:r>
+      <w:r>
+        <w:rPr>
+          <w:b w:val="0"/>
+        </w:rPr>
+        <w:t>s</w:t>
+      </w:r>
+    </w:p>
+    <w:p>
+      <w:pPr>
+        <w:pStyle w:val="Heading3"/>
+      </w:pPr>
+      <w:r>
+        <w:t>Retrieve what you already know</w:t>
+      </w:r>
+    </w:p>
+    <w:p>
+      <w:pPr>
+        <w:pStyle w:val="Heading3"/>
+      </w:pPr>
+      <w:r>
+        <w:t>This week’s end goal</w:t>
+      </w:r>
+    </w:p>
+    <w:p>
+      <w:pPr>
         <w:pStyle w:val="Heading1"/>
       </w:pPr>
       <w:r>
-        <w:t>01. Your mission</w:t>
-      </w:r>
-    </w:p>
-    <w:p>
-      <w:r>
-        <w:t>Start with the target: Trace how one layer supplies the next layer inputs. Try the recall before opening notes.</w:t>
-      </w:r>
-    </w:p>
-    <w:p>
-      <w:pPr>
-        <w:pStyle w:val="Heading3"/>
-      </w:pPr>
-      <w:r>
-        <w:t>Your learning target</w:t>
+        <w:t>02. Connect two named transformations in the right order</w:t>
+      </w:r>
+    </w:p>
+    <w:p>
+      <w:r>
+        <w:t>Both hidden units read the original input;the output reads their activations.</w:t>
+      </w:r>
+    </w:p>
+    <w:p>
+      <w:pPr>
+        <w:pStyle w:val="Heading2"/>
+      </w:pPr>
+      <w:r>
+        <w:t>Complete hidden and output formulas</w:t>
       </w:r>
     </w:p>
     <w:p>
@@ -62,7 +459,7 @@
         <w:rPr>
           <w:b w:val="0"/>
         </w:rPr>
-        <w:t xml:space="preserve">I can trace how one </w:t>
+        <w:t xml:space="preserve">A network connects </w:t>
       </w:r>
       <w:r>
         <w:rPr>
@@ -74,19 +471,31 @@
         <w:rPr>
           <w:b w:val="0"/>
         </w:rPr>
-        <w:t xml:space="preserve"> supplies the next </w:t>
+        <w:t xml:space="preserve">s so that the </w:t>
       </w:r>
       <w:r>
         <w:rPr>
           <w:b/>
         </w:rPr>
+        <w:t>output</w:t>
+      </w:r>
+      <w:r>
+        <w:rPr>
+          <w:b w:val="0"/>
+        </w:rPr>
+        <w:t xml:space="preserve"> vector of one </w:t>
+      </w:r>
+      <w:r>
+        <w:rPr>
+          <w:b/>
+        </w:rPr>
         <w:t>layer</w:t>
       </w:r>
       <w:r>
         <w:rPr>
           <w:b w:val="0"/>
         </w:rPr>
-        <w:t xml:space="preserve"> </w:t>
+        <w:t xml:space="preserve"> becomes the </w:t>
       </w:r>
       <w:r>
         <w:rPr>
@@ -98,7 +507,19 @@
         <w:rPr>
           <w:b w:val="0"/>
         </w:rPr>
-        <w:t>s.</w:t>
+        <w:t xml:space="preserve"> vector of the next. Use a fictional numerical </w:t>
+      </w:r>
+      <w:r>
+        <w:rPr>
+          <w:b/>
+        </w:rPr>
+        <w:t>input</w:t>
+      </w:r>
+      <w:r>
+        <w:rPr>
+          <w:b w:val="0"/>
+        </w:rPr>
+        <w:t xml:space="preserve"> x = [x1, x2].</w:t>
       </w:r>
     </w:p>
     <w:p>
@@ -109,7 +530,7 @@
         <w:rPr>
           <w:b w:val="0"/>
         </w:rPr>
-        <w:t xml:space="preserve">I can check that connected </w:t>
+        <w:t xml:space="preserve">The first </w:t>
       </w:r>
       <w:r>
         <w:rPr>
@@ -121,7 +542,19 @@
         <w:rPr>
           <w:b w:val="0"/>
         </w:rPr>
-        <w:t xml:space="preserve"> dimensions and feature order agree.</w:t>
+        <w:t xml:space="preserve"> computes z1 = x1 - x2 and z2 = x1 + x2 - 2, then applies ReLU separately: h1 = max(0, z1), h2 = max(0, z2). Its </w:t>
+      </w:r>
+      <w:r>
+        <w:rPr>
+          <w:b/>
+        </w:rPr>
+        <w:t>output</w:t>
+      </w:r>
+      <w:r>
+        <w:rPr>
+          <w:b w:val="0"/>
+        </w:rPr>
+        <w:t xml:space="preserve"> is the ordered vector h = [h1, h2].</w:t>
       </w:r>
     </w:p>
     <w:p>
@@ -132,27 +565,31 @@
         <w:rPr>
           <w:b w:val="0"/>
         </w:rPr>
-        <w:t xml:space="preserve">I can explain why intermediate activations are not automatically class </w:t>
+        <w:t xml:space="preserve">The next </w:t>
       </w:r>
       <w:r>
         <w:rPr>
           <w:b/>
         </w:rPr>
-        <w:t>prediction</w:t>
+        <w:t>layer</w:t>
       </w:r>
       <w:r>
         <w:rPr>
           <w:b w:val="0"/>
         </w:rPr>
-        <w:t>s.</w:t>
-      </w:r>
-    </w:p>
-    <w:p>
-      <w:pPr>
-        <w:pStyle w:val="Heading3"/>
-      </w:pPr>
-      <w:r>
-        <w:t>Remember before reading</w:t>
+        <w:t xml:space="preserve"> computes y = 2h1 - h2 + 1. It receives h, not the original x. It uses weights [2, -1] and bias 1, with identity as its </w:t>
+      </w:r>
+      <w:r>
+        <w:rPr>
+          <w:b/>
+        </w:rPr>
+        <w:t>output</w:t>
+      </w:r>
+      <w:r>
+        <w:rPr>
+          <w:b w:val="0"/>
+        </w:rPr>
+        <w:t xml:space="preserve"> activation.</w:t>
       </w:r>
     </w:p>
     <w:p>
@@ -163,443 +600,63 @@
         <w:rPr>
           <w:b w:val="0"/>
         </w:rPr>
-        <w:t>Close your notes first. A rough first answer helps us choose the right starting point; it is not a score for your ability.</w:t>
-      </w:r>
-    </w:p>
-    <w:p>
-      <w:pPr>
-        <w:spacing w:line="336" w:lineRule="auto" w:after="180"/>
-      </w:pPr>
+        <w:t>This is a two-</w:t>
+      </w:r>
+      <w:r>
+        <w:rPr>
+          <w:b/>
+        </w:rPr>
+        <w:t>layer</w:t>
+      </w:r>
       <w:r>
         <w:rPr>
           <w:b w:val="0"/>
         </w:rPr>
-        <w:t>Without opening the old lesson, explain one key idea from Activation functions. Give an example and a mistake that the idea helps you avoid.</w:t>
-      </w:r>
-    </w:p>
-    <w:p>
-      <w:pPr>
-        <w:spacing w:line="336" w:lineRule="auto" w:after="180"/>
-      </w:pPr>
+        <w:t xml:space="preserve"> computation when counting the </w:t>
+      </w:r>
+      <w:r>
+        <w:rPr>
+          <w:b/>
+        </w:rPr>
+        <w:t>layer</w:t>
+      </w:r>
       <w:r>
         <w:rPr>
           <w:b w:val="0"/>
         </w:rPr>
-        <w:t>Without opening the old lesson, explain one key idea from Dot products and weighted sums. Give an example and a mistake that the idea helps you avoid.</w:t>
-      </w:r>
-    </w:p>
-    <w:p>
-      <w:pPr>
-        <w:spacing w:line="336" w:lineRule="auto" w:after="180"/>
-      </w:pPr>
+        <w:t xml:space="preserve">s with weights; an </w:t>
+      </w:r>
+      <w:r>
+        <w:rPr>
+          <w:b/>
+        </w:rPr>
+        <w:t>input</w:t>
+      </w:r>
       <w:r>
         <w:rPr>
           <w:b w:val="0"/>
         </w:rPr>
-        <w:t xml:space="preserve">After trying, check the relevant lesson or ask your teacher. Change the part of your explanation that the </w:t>
+        <w:t xml:space="preserve"> placeholder is not counted here. All parameters are supplied, so this lesson performs no </w:t>
       </w:r>
       <w:r>
         <w:rPr>
           <w:b/>
         </w:rPr>
-        <w:t>evidence</w:t>
+        <w:t>training</w:t>
       </w:r>
       <w:r>
         <w:rPr>
           <w:b w:val="0"/>
         </w:rPr>
-        <w:t xml:space="preserve"> shows was wrong.</w:t>
-      </w:r>
-    </w:p>
-    <w:p>
-      <w:pPr>
-        <w:spacing w:line="336" w:lineRule="auto" w:after="180"/>
-      </w:pPr>
-      <w:r>
-        <w:rPr>
-          <w:b w:val="0"/>
-        </w:rPr>
-        <w:t>This week you will practise:</w:t>
-      </w:r>
-    </w:p>
-    <w:p>
-      <w:pPr>
-        <w:spacing w:line="336" w:lineRule="auto" w:after="180"/>
-      </w:pPr>
-      <w:r>
-        <w:rPr>
-          <w:b w:val="0"/>
-        </w:rPr>
-        <w:t xml:space="preserve">Trace how one </w:t>
-      </w:r>
-      <w:r>
-        <w:rPr>
-          <w:b/>
-        </w:rPr>
-        <w:t>layer</w:t>
-      </w:r>
-      <w:r>
-        <w:rPr>
-          <w:b w:val="0"/>
-        </w:rPr>
-        <w:t xml:space="preserve"> supplies the next </w:t>
-      </w:r>
-      <w:r>
-        <w:rPr>
-          <w:b/>
-        </w:rPr>
-        <w:t>layer</w:t>
-      </w:r>
-      <w:r>
-        <w:rPr>
-          <w:b w:val="0"/>
-        </w:rPr>
-        <w:t xml:space="preserve"> </w:t>
-      </w:r>
-      <w:r>
-        <w:rPr>
-          <w:b/>
-        </w:rPr>
-        <w:t>input</w:t>
-      </w:r>
-      <w:r>
-        <w:rPr>
-          <w:b w:val="0"/>
-        </w:rPr>
-        <w:t>s</w:t>
-      </w:r>
-    </w:p>
-    <w:p>
-      <w:pPr>
-        <w:spacing w:line="336" w:lineRule="auto" w:after="180"/>
-      </w:pPr>
-      <w:r>
-        <w:rPr>
-          <w:b w:val="0"/>
-        </w:rPr>
-        <w:t xml:space="preserve">Check that connected </w:t>
-      </w:r>
-      <w:r>
-        <w:rPr>
-          <w:b/>
-        </w:rPr>
-        <w:t>layer</w:t>
-      </w:r>
-      <w:r>
-        <w:rPr>
-          <w:b w:val="0"/>
-        </w:rPr>
-        <w:t xml:space="preserve"> dimensions and feature order agree</w:t>
-      </w:r>
-    </w:p>
-    <w:p>
-      <w:pPr>
-        <w:spacing w:line="336" w:lineRule="auto" w:after="180"/>
-      </w:pPr>
-      <w:r>
-        <w:rPr>
-          <w:b w:val="0"/>
-        </w:rPr>
-        <w:t xml:space="preserve">Explain why intermediate activations are not automatically class </w:t>
-      </w:r>
-      <w:r>
-        <w:rPr>
-          <w:b/>
-        </w:rPr>
-        <w:t>prediction</w:t>
-      </w:r>
-      <w:r>
-        <w:rPr>
-          <w:b w:val="0"/>
-        </w:rPr>
-        <w:t>s</w:t>
-      </w:r>
-    </w:p>
-    <w:p>
-      <w:pPr>
-        <w:pStyle w:val="Heading3"/>
-      </w:pPr>
-      <w:r>
-        <w:t>Retrieve what you already know</w:t>
-      </w:r>
-    </w:p>
-    <w:p>
-      <w:pPr>
-        <w:spacing w:line="336" w:lineRule="auto" w:after="180"/>
-        <w:shd w:fill="F5F1FB"/>
-      </w:pPr>
-      <w:r>
-        <w:rPr>
-          <w:b w:val="0"/>
-        </w:rPr>
-        <w:t>For z = -2 and z = 3, what does ReLU return? Does this operation itself assign a class?</w:t>
-      </w:r>
-    </w:p>
-    <w:p>
-      <w:pPr>
-        <w:pStyle w:val="Heading3"/>
-      </w:pPr>
-      <w:r>
-        <w:t>My starting explanation</w:t>
-      </w:r>
-    </w:p>
-    <w:p>
-      <w:r>
-        <w:t>________________________________________________________________</w:t>
-      </w:r>
-    </w:p>
-    <w:p>
-      <w:r>
-        <w:t>________________________________________________________________</w:t>
-      </w:r>
-    </w:p>
-    <w:p>
-      <w:r>
-        <w:t>________________________________________________________________</w:t>
-      </w:r>
-    </w:p>
-    <w:p>
-      <w:pPr>
-        <w:pStyle w:val="Heading3"/>
-      </w:pPr>
-      <w:r>
-        <w:t>This week’s end goal</w:t>
-      </w:r>
-    </w:p>
-    <w:p>
-      <w:pPr>
-        <w:spacing w:line="336" w:lineRule="auto" w:after="180"/>
-      </w:pPr>
-      <w:r>
-        <w:rPr>
-          <w:b w:val="0"/>
-        </w:rPr>
-        <w:t xml:space="preserve">By the end, I can explain composing </w:t>
-      </w:r>
-      <w:r>
-        <w:rPr>
-          <w:b/>
-        </w:rPr>
-        <w:t>layer</w:t>
-      </w:r>
-      <w:r>
-        <w:rPr>
-          <w:b w:val="0"/>
-        </w:rPr>
-        <w:t>s using a traced example and a stated limitation.</w:t>
-      </w:r>
-    </w:p>
-    <w:p>
-      <w:pPr>
-        <w:pStyle w:val="Heading1"/>
-      </w:pPr>
-      <w:r>
-        <w:t>02. Notice the evidence</w:t>
-      </w:r>
-    </w:p>
-    <w:p>
-      <w:r>
-        <w:t>Investigate the supplied Composing layers case. Separate observations, given facts and assumptions before choosing an explanation.</w:t>
-      </w:r>
-    </w:p>
-    <w:p>
-      <w:pPr>
-        <w:spacing w:line="336" w:lineRule="auto" w:after="180"/>
-      </w:pPr>
-      <w:r>
-        <w:rPr>
-          <w:b w:val="0"/>
-        </w:rPr>
-        <w:t xml:space="preserve">A network connects </w:t>
-      </w:r>
-      <w:r>
-        <w:rPr>
-          <w:b/>
-        </w:rPr>
-        <w:t>layer</w:t>
-      </w:r>
-      <w:r>
-        <w:rPr>
-          <w:b w:val="0"/>
-        </w:rPr>
-        <w:t xml:space="preserve">s so that the </w:t>
-      </w:r>
-      <w:r>
-        <w:rPr>
-          <w:b/>
-        </w:rPr>
-        <w:t>output</w:t>
-      </w:r>
-      <w:r>
-        <w:rPr>
-          <w:b w:val="0"/>
-        </w:rPr>
-        <w:t xml:space="preserve"> vector of one </w:t>
-      </w:r>
-      <w:r>
-        <w:rPr>
-          <w:b/>
-        </w:rPr>
-        <w:t>layer</w:t>
-      </w:r>
-      <w:r>
-        <w:rPr>
-          <w:b w:val="0"/>
-        </w:rPr>
-        <w:t xml:space="preserve"> becomes the </w:t>
-      </w:r>
-      <w:r>
-        <w:rPr>
-          <w:b/>
-        </w:rPr>
-        <w:t>input</w:t>
-      </w:r>
-      <w:r>
-        <w:rPr>
-          <w:b w:val="0"/>
-        </w:rPr>
-        <w:t xml:space="preserve"> vector of the next. Use a fictional numerical </w:t>
-      </w:r>
-      <w:r>
-        <w:rPr>
-          <w:b/>
-        </w:rPr>
-        <w:t>input</w:t>
-      </w:r>
-      <w:r>
-        <w:rPr>
-          <w:b w:val="0"/>
-        </w:rPr>
-        <w:t xml:space="preserve"> x = [x1, x2].</w:t>
-      </w:r>
-    </w:p>
-    <w:p>
-      <w:pPr>
-        <w:spacing w:line="336" w:lineRule="auto" w:after="180"/>
-      </w:pPr>
-      <w:r>
-        <w:rPr>
-          <w:b w:val="0"/>
-        </w:rPr>
-        <w:t xml:space="preserve">The first </w:t>
-      </w:r>
-      <w:r>
-        <w:rPr>
-          <w:b/>
-        </w:rPr>
-        <w:t>layer</w:t>
-      </w:r>
-      <w:r>
-        <w:rPr>
-          <w:b w:val="0"/>
-        </w:rPr>
-        <w:t xml:space="preserve"> computes z1 = x1 - x2 and z2 = x1 + x2 - 2, then applies ReLU separately: h1 = max(0, z1), h2 = max(0, z2). Its </w:t>
-      </w:r>
-      <w:r>
-        <w:rPr>
-          <w:b/>
-        </w:rPr>
-        <w:t>output</w:t>
-      </w:r>
-      <w:r>
-        <w:rPr>
-          <w:b w:val="0"/>
-        </w:rPr>
-        <w:t xml:space="preserve"> is the ordered vector h = [h1, h2].</w:t>
-      </w:r>
-    </w:p>
-    <w:p>
-      <w:pPr>
-        <w:spacing w:line="336" w:lineRule="auto" w:after="180"/>
-      </w:pPr>
-      <w:r>
-        <w:rPr>
-          <w:b w:val="0"/>
-        </w:rPr>
-        <w:t xml:space="preserve">The next </w:t>
-      </w:r>
-      <w:r>
-        <w:rPr>
-          <w:b/>
-        </w:rPr>
-        <w:t>layer</w:t>
-      </w:r>
-      <w:r>
-        <w:rPr>
-          <w:b w:val="0"/>
-        </w:rPr>
-        <w:t xml:space="preserve"> computes y = 2h1 - h2 + 1. It receives h, not the original x. It uses weights [2, -1] and bias 1, with identity as its </w:t>
-      </w:r>
-      <w:r>
-        <w:rPr>
-          <w:b/>
-        </w:rPr>
-        <w:t>output</w:t>
-      </w:r>
-      <w:r>
-        <w:rPr>
-          <w:b w:val="0"/>
-        </w:rPr>
-        <w:t xml:space="preserve"> activation.</w:t>
-      </w:r>
-    </w:p>
-    <w:p>
-      <w:pPr>
-        <w:spacing w:line="336" w:lineRule="auto" w:after="180"/>
-      </w:pPr>
-      <w:r>
-        <w:rPr>
-          <w:b w:val="0"/>
-        </w:rPr>
-        <w:t>This is a two-</w:t>
-      </w:r>
-      <w:r>
-        <w:rPr>
-          <w:b/>
-        </w:rPr>
-        <w:t>layer</w:t>
-      </w:r>
-      <w:r>
-        <w:rPr>
-          <w:b w:val="0"/>
-        </w:rPr>
-        <w:t xml:space="preserve"> computation when counting the </w:t>
-      </w:r>
-      <w:r>
-        <w:rPr>
-          <w:b/>
-        </w:rPr>
-        <w:t>layer</w:t>
-      </w:r>
-      <w:r>
-        <w:rPr>
-          <w:b w:val="0"/>
-        </w:rPr>
-        <w:t xml:space="preserve">s with weights; an </w:t>
-      </w:r>
-      <w:r>
-        <w:rPr>
-          <w:b/>
-        </w:rPr>
-        <w:t>input</w:t>
-      </w:r>
-      <w:r>
-        <w:rPr>
-          <w:b w:val="0"/>
-        </w:rPr>
-        <w:t xml:space="preserve"> placeholder is not counted here. All parameters are supplied, so this lesson performs no </w:t>
-      </w:r>
-      <w:r>
-        <w:rPr>
-          <w:b/>
-        </w:rPr>
-        <w:t>training</w:t>
-      </w:r>
-      <w:r>
-        <w:rPr>
-          <w:b w:val="0"/>
-        </w:rPr>
         <w:t>.</w:t>
+      </w:r>
+    </w:p>
+    <w:p>
+      <w:pPr>
+        <w:pStyle w:val="Heading2"/>
+      </w:pPr>
+      <w:r>
+        <w:t>Input/output sizes at each layer</w:t>
       </w:r>
     </w:p>
     <w:tbl>
@@ -715,6 +772,14 @@
     </w:tbl>
     <w:p>
       <w:pPr>
+        <w:pStyle w:val="Heading2"/>
+      </w:pPr>
+      <w:r>
+        <w:t>Distinguish parallel hidden units from the next layer</w:t>
+      </w:r>
+    </w:p>
+    <w:p>
+      <w:pPr>
         <w:spacing w:line="336" w:lineRule="auto" w:after="180"/>
       </w:pPr>
       <w:r>
@@ -762,6 +827,14 @@
     </w:p>
     <w:p>
       <w:pPr>
+        <w:pStyle w:val="Heading2"/>
+      </w:pPr>
+      <w:r>
+        <w:t>Name given and missing facts</w:t>
+      </w:r>
+    </w:p>
+    <w:p>
+      <w:pPr>
         <w:pStyle w:val="Heading3"/>
       </w:pPr>
       <w:r>
@@ -788,14 +861,174 @@
         <w:pStyle w:val="Heading1"/>
       </w:pPr>
       <w:r>
-        <w:t>03. See how it works</w:t>
-      </w:r>
-    </w:p>
-    <w:p>
-      <w:r>
-        <w:t>Follow the mechanism for Composing layers. Connect each labelled input, deciding step and result.</w:t>
-      </w:r>
-    </w:p>
+        <w:t>03. Trace each intermediate value before the final output</w:t>
+      </w:r>
+    </w:p>
+    <w:p>
+      <w:r>
+        <w:t>A correct answer can hide an incorrect path;retain the complete trace.</w:t>
+      </w:r>
+    </w:p>
+    <w:p>
+      <w:pPr>
+        <w:pStyle w:val="Heading2"/>
+      </w:pPr>
+      <w:r>
+        <w:t>Complete main model and worked input</w:t>
+      </w:r>
+    </w:p>
+    <w:p>
+      <w:pPr>
+        <w:pStyle w:val="Heading3"/>
+      </w:pPr>
+      <w:r>
+        <w:t>Trace the evidence</w:t>
+      </w:r>
+    </w:p>
+    <w:tbl>
+      <w:tblPr>
+        <w:tblStyle w:val="LightShading-Accent1"/>
+        <w:tblW w:type="auto" w:w="0"/>
+        <w:tblLook w:firstColumn="1" w:firstRow="1" w:lastColumn="0" w:lastRow="0" w:noHBand="0" w:noVBand="1" w:val="04A0"/>
+      </w:tblPr>
+      <w:tblGrid>
+        <w:gridCol w:w="3408"/>
+        <w:gridCol w:w="3408"/>
+        <w:gridCol w:w="3408"/>
+      </w:tblGrid>
+      <w:tr>
+        <w:trPr>
+          <w:tblHeader/>
+        </w:trPr>
+        <w:tc>
+          <w:tcPr>
+            <w:tcW w:type="dxa" w:w="3408"/>
+          </w:tcPr>
+          <w:p>
+            <w:r>
+              <w:t>Stage</w:t>
+            </w:r>
+          </w:p>
+        </w:tc>
+        <w:tc>
+          <w:tcPr>
+            <w:tcW w:type="dxa" w:w="3408"/>
+          </w:tcPr>
+          <w:p>
+            <w:r>
+              <w:t>Evidence</w:t>
+            </w:r>
+          </w:p>
+        </w:tc>
+        <w:tc>
+          <w:tcPr>
+            <w:tcW w:type="dxa" w:w="3408"/>
+          </w:tcPr>
+          <w:p>
+            <w:r>
+              <w:t>Result</w:t>
+            </w:r>
+          </w:p>
+        </w:tc>
+      </w:tr>
+      <w:tr>
+        <w:tc>
+          <w:tcPr>
+            <w:tcW w:type="dxa" w:w="3408"/>
+          </w:tcPr>
+          <w:p>
+            <w:r>
+              <w:t>Input x=[x1,x2]</w:t>
+            </w:r>
+          </w:p>
+        </w:tc>
+        <w:tc>
+          <w:tcPr>
+            <w:tcW w:type="dxa" w:w="3408"/>
+          </w:tcPr>
+          <w:p>
+            <w:r>
+              <w:t>Both units receive x</w:t>
+            </w:r>
+          </w:p>
+        </w:tc>
+        <w:tc>
+          <w:tcPr>
+            <w:tcW w:type="dxa" w:w="3408"/>
+          </w:tcPr>
+          <w:p>
+            <w:r>
+              <w:t>z=[x1−x2,x1+x2−2]</w:t>
+            </w:r>
+          </w:p>
+        </w:tc>
+      </w:tr>
+      <w:tr>
+        <w:tc>
+          <w:tcPr>
+            <w:tcW w:type="dxa" w:w="3408"/>
+          </w:tcPr>
+          <w:p>
+            <w:r>
+              <w:t>Two affine scores z</w:t>
+            </w:r>
+          </w:p>
+        </w:tc>
+        <w:tc>
+          <w:tcPr>
+            <w:tcW w:type="dxa" w:w="3408"/>
+          </w:tcPr>
+          <w:p>
+            <w:r>
+              <w:t>Apply ReLU to each</w:t>
+            </w:r>
+          </w:p>
+        </w:tc>
+        <w:tc>
+          <w:tcPr>
+            <w:tcW w:type="dxa" w:w="3408"/>
+          </w:tcPr>
+          <w:p>
+            <w:r>
+              <w:t>h=[h1,h2]</w:t>
+            </w:r>
+          </w:p>
+        </w:tc>
+      </w:tr>
+      <w:tr>
+        <w:tc>
+          <w:tcPr>
+            <w:tcW w:type="dxa" w:w="3408"/>
+          </w:tcPr>
+          <w:p>
+            <w:r>
+              <w:t>Ordered hidden pair h</w:t>
+            </w:r>
+          </w:p>
+        </w:tc>
+        <w:tc>
+          <w:tcPr>
+            <w:tcW w:type="dxa" w:w="3408"/>
+          </w:tcPr>
+          <w:p>
+            <w:r>
+              <w:t>Output weights[2,−1],bias1</w:t>
+            </w:r>
+          </w:p>
+        </w:tc>
+        <w:tc>
+          <w:tcPr>
+            <w:tcW w:type="dxa" w:w="3408"/>
+          </w:tcPr>
+          <w:p>
+            <w:r>
+              <w:t>One output[y]with identity</w:t>
+            </w:r>
+          </w:p>
+        </w:tc>
+      </w:tr>
+    </w:tbl>
+    <w:p/>
     <w:p>
       <w:pPr>
         <w:spacing w:line="336" w:lineRule="auto" w:after="180"/>
@@ -840,6 +1073,403 @@
           <w:b w:val="0"/>
         </w:rPr>
         <w:t>Record z, h and y separately so that a correct final number cannot hide an incorrect intermediate step.</w:t>
+      </w:r>
+    </w:p>
+    <w:p>
+      <w:pPr>
+        <w:pStyle w:val="Heading2"/>
+      </w:pPr>
+      <w:r>
+        <w:t>All supplied trace rows</w:t>
+      </w:r>
+    </w:p>
+    <w:tbl>
+      <w:tblPr>
+        <w:tblStyle w:val="LightShading-Accent1"/>
+        <w:tblW w:type="auto" w:w="0"/>
+        <w:tblLook w:firstColumn="1" w:firstRow="1" w:lastColumn="0" w:lastRow="0" w:noHBand="0" w:noVBand="1" w:val="04A0"/>
+      </w:tblPr>
+      <w:tblGrid>
+        <w:gridCol w:w="2045"/>
+        <w:gridCol w:w="2045"/>
+        <w:gridCol w:w="2045"/>
+        <w:gridCol w:w="2045"/>
+        <w:gridCol w:w="2045"/>
+      </w:tblGrid>
+      <w:tr>
+        <w:trPr>
+          <w:tblHeader/>
+        </w:trPr>
+        <w:tc>
+          <w:tcPr>
+            <w:tcW w:type="dxa" w:w="2045"/>
+          </w:tcPr>
+          <w:p>
+            <w:r>
+              <w:t>Main model input x</w:t>
+            </w:r>
+          </w:p>
+        </w:tc>
+        <w:tc>
+          <w:tcPr>
+            <w:tcW w:type="dxa" w:w="2045"/>
+          </w:tcPr>
+          <w:p>
+            <w:r>
+              <w:t>z1=x1−x2</w:t>
+            </w:r>
+          </w:p>
+        </w:tc>
+        <w:tc>
+          <w:tcPr>
+            <w:tcW w:type="dxa" w:w="2045"/>
+          </w:tcPr>
+          <w:p>
+            <w:r>
+              <w:t>z2=x1+x2−2</w:t>
+            </w:r>
+          </w:p>
+        </w:tc>
+        <w:tc>
+          <w:tcPr>
+            <w:tcW w:type="dxa" w:w="2045"/>
+          </w:tcPr>
+          <w:p>
+            <w:r>
+              <w:t>h=[ReLU(z1), ReLU(z2)]</w:t>
+            </w:r>
+          </w:p>
+        </w:tc>
+        <w:tc>
+          <w:tcPr>
+            <w:tcW w:type="dxa" w:w="2045"/>
+          </w:tcPr>
+          <w:p>
+            <w:r>
+              <w:t>y=2h1−h2+1</w:t>
+            </w:r>
+          </w:p>
+        </w:tc>
+      </w:tr>
+      <w:tr>
+        <w:tc>
+          <w:tcPr>
+            <w:tcW w:type="dxa" w:w="2045"/>
+          </w:tcPr>
+          <w:p>
+            <w:r>
+              <w:t>[3, 1]</w:t>
+            </w:r>
+          </w:p>
+        </w:tc>
+        <w:tc>
+          <w:tcPr>
+            <w:tcW w:type="dxa" w:w="2045"/>
+          </w:tcPr>
+          <w:p>
+            <w:r>
+              <w:t>2</w:t>
+            </w:r>
+          </w:p>
+        </w:tc>
+        <w:tc>
+          <w:tcPr>
+            <w:tcW w:type="dxa" w:w="2045"/>
+          </w:tcPr>
+          <w:p>
+            <w:r>
+              <w:t>2</w:t>
+            </w:r>
+          </w:p>
+        </w:tc>
+        <w:tc>
+          <w:tcPr>
+            <w:tcW w:type="dxa" w:w="2045"/>
+          </w:tcPr>
+          <w:p>
+            <w:r>
+              <w:t>[2, 2]</w:t>
+            </w:r>
+          </w:p>
+        </w:tc>
+        <w:tc>
+          <w:tcPr>
+            <w:tcW w:type="dxa" w:w="2045"/>
+          </w:tcPr>
+          <w:p>
+            <w:r>
+              <w:t>3</w:t>
+            </w:r>
+          </w:p>
+        </w:tc>
+      </w:tr>
+      <w:tr>
+        <w:tc>
+          <w:tcPr>
+            <w:tcW w:type="dxa" w:w="2045"/>
+          </w:tcPr>
+          <w:p>
+            <w:r>
+              <w:t>[1, 3]</w:t>
+            </w:r>
+          </w:p>
+        </w:tc>
+        <w:tc>
+          <w:tcPr>
+            <w:tcW w:type="dxa" w:w="2045"/>
+          </w:tcPr>
+          <w:p>
+            <w:r>
+              <w:t>-2</w:t>
+            </w:r>
+          </w:p>
+        </w:tc>
+        <w:tc>
+          <w:tcPr>
+            <w:tcW w:type="dxa" w:w="2045"/>
+          </w:tcPr>
+          <w:p>
+            <w:r>
+              <w:t>2</w:t>
+            </w:r>
+          </w:p>
+        </w:tc>
+        <w:tc>
+          <w:tcPr>
+            <w:tcW w:type="dxa" w:w="2045"/>
+          </w:tcPr>
+          <w:p>
+            <w:r>
+              <w:t>[0, 2]</w:t>
+            </w:r>
+          </w:p>
+        </w:tc>
+        <w:tc>
+          <w:tcPr>
+            <w:tcW w:type="dxa" w:w="2045"/>
+          </w:tcPr>
+          <w:p>
+            <w:r>
+              <w:t>-1</w:t>
+            </w:r>
+          </w:p>
+        </w:tc>
+      </w:tr>
+      <w:tr>
+        <w:tc>
+          <w:tcPr>
+            <w:tcW w:type="dxa" w:w="2045"/>
+          </w:tcPr>
+          <w:p>
+            <w:r>
+              <w:t>[1, 1]</w:t>
+            </w:r>
+          </w:p>
+        </w:tc>
+        <w:tc>
+          <w:tcPr>
+            <w:tcW w:type="dxa" w:w="2045"/>
+          </w:tcPr>
+          <w:p>
+            <w:r>
+              <w:t>0</w:t>
+            </w:r>
+          </w:p>
+        </w:tc>
+        <w:tc>
+          <w:tcPr>
+            <w:tcW w:type="dxa" w:w="2045"/>
+          </w:tcPr>
+          <w:p>
+            <w:r>
+              <w:t>0</w:t>
+            </w:r>
+          </w:p>
+        </w:tc>
+        <w:tc>
+          <w:tcPr>
+            <w:tcW w:type="dxa" w:w="2045"/>
+          </w:tcPr>
+          <w:p>
+            <w:r>
+              <w:t>[0, 0]</w:t>
+            </w:r>
+          </w:p>
+        </w:tc>
+        <w:tc>
+          <w:tcPr>
+            <w:tcW w:type="dxa" w:w="2045"/>
+          </w:tcPr>
+          <w:p>
+            <w:r>
+              <w:t>1</w:t>
+            </w:r>
+          </w:p>
+        </w:tc>
+      </w:tr>
+      <w:tr>
+        <w:tc>
+          <w:tcPr>
+            <w:tcW w:type="dxa" w:w="2045"/>
+          </w:tcPr>
+          <w:p>
+            <w:r>
+              <w:t>[3, 0]</w:t>
+            </w:r>
+          </w:p>
+        </w:tc>
+        <w:tc>
+          <w:tcPr>
+            <w:tcW w:type="dxa" w:w="2045"/>
+          </w:tcPr>
+          <w:p>
+            <w:r>
+              <w:t>3</w:t>
+            </w:r>
+          </w:p>
+        </w:tc>
+        <w:tc>
+          <w:tcPr>
+            <w:tcW w:type="dxa" w:w="2045"/>
+          </w:tcPr>
+          <w:p>
+            <w:r>
+              <w:t>1</w:t>
+            </w:r>
+          </w:p>
+        </w:tc>
+        <w:tc>
+          <w:tcPr>
+            <w:tcW w:type="dxa" w:w="2045"/>
+          </w:tcPr>
+          <w:p>
+            <w:r>
+              <w:t>[3, 1]</w:t>
+            </w:r>
+          </w:p>
+        </w:tc>
+        <w:tc>
+          <w:tcPr>
+            <w:tcW w:type="dxa" w:w="2045"/>
+          </w:tcPr>
+          <w:p>
+            <w:r>
+              <w:t>6</w:t>
+            </w:r>
+          </w:p>
+        </w:tc>
+      </w:tr>
+      <w:tr>
+        <w:tc>
+          <w:tcPr>
+            <w:tcW w:type="dxa" w:w="2045"/>
+          </w:tcPr>
+          <w:p>
+            <w:r>
+              <w:t>[0, 1]</w:t>
+            </w:r>
+          </w:p>
+        </w:tc>
+        <w:tc>
+          <w:tcPr>
+            <w:tcW w:type="dxa" w:w="2045"/>
+          </w:tcPr>
+          <w:p>
+            <w:r>
+              <w:t>-1</w:t>
+            </w:r>
+          </w:p>
+        </w:tc>
+        <w:tc>
+          <w:tcPr>
+            <w:tcW w:type="dxa" w:w="2045"/>
+          </w:tcPr>
+          <w:p>
+            <w:r>
+              <w:t>-1</w:t>
+            </w:r>
+          </w:p>
+        </w:tc>
+        <w:tc>
+          <w:tcPr>
+            <w:tcW w:type="dxa" w:w="2045"/>
+          </w:tcPr>
+          <w:p>
+            <w:r>
+              <w:t>[0, 0]</w:t>
+            </w:r>
+          </w:p>
+        </w:tc>
+        <w:tc>
+          <w:tcPr>
+            <w:tcW w:type="dxa" w:w="2045"/>
+          </w:tcPr>
+          <w:p>
+            <w:r>
+              <w:t>1</w:t>
+            </w:r>
+          </w:p>
+        </w:tc>
+      </w:tr>
+      <w:tr>
+        <w:tc>
+          <w:tcPr>
+            <w:tcW w:type="dxa" w:w="2045"/>
+          </w:tcPr>
+          <w:p>
+            <w:r>
+              <w:t>[0, 2]</w:t>
+            </w:r>
+          </w:p>
+        </w:tc>
+        <w:tc>
+          <w:tcPr>
+            <w:tcW w:type="dxa" w:w="2045"/>
+          </w:tcPr>
+          <w:p>
+            <w:r>
+              <w:t>-2</w:t>
+            </w:r>
+          </w:p>
+        </w:tc>
+        <w:tc>
+          <w:tcPr>
+            <w:tcW w:type="dxa" w:w="2045"/>
+          </w:tcPr>
+          <w:p>
+            <w:r>
+              <w:t>0</w:t>
+            </w:r>
+          </w:p>
+        </w:tc>
+        <w:tc>
+          <w:tcPr>
+            <w:tcW w:type="dxa" w:w="2045"/>
+          </w:tcPr>
+          <w:p>
+            <w:r>
+              <w:t>[0, 0]</w:t>
+            </w:r>
+          </w:p>
+        </w:tc>
+        <w:tc>
+          <w:tcPr>
+            <w:tcW w:type="dxa" w:w="2045"/>
+          </w:tcPr>
+          <w:p>
+            <w:r>
+              <w:t>1</w:t>
+            </w:r>
+          </w:p>
+        </w:tc>
+      </w:tr>
+    </w:tbl>
+    <w:p>
+      <w:pPr>
+        <w:pStyle w:val="Heading2"/>
+      </w:pPr>
+      <w:r>
+        <w:t>Runnable forward pass and its contract</w:t>
       </w:r>
     </w:p>
     <w:p>
@@ -918,6 +1548,45 @@
     </w:p>
     <w:p>
       <w:pPr>
+        <w:pStyle w:val="Heading2"/>
+      </w:pPr>
+      <w:r>
+        <w:t>Connect the picture and named values</w:t>
+      </w:r>
+    </w:p>
+    <w:p>
+      <w:pPr>
+        <w:spacing w:line="336" w:lineRule="auto" w:after="180"/>
+      </w:pPr>
+      <w:r>
+        <w:rPr>
+          <w:b w:val="0"/>
+        </w:rPr>
+        <w:t xml:space="preserve">Point to the </w:t>
+      </w:r>
+      <w:r>
+        <w:rPr>
+          <w:b/>
+        </w:rPr>
+        <w:t>input</w:t>
+      </w:r>
+      <w:r>
+        <w:rPr>
+          <w:b w:val="0"/>
+        </w:rPr>
+        <w:t>, the deciding step and the result in this week’s visual. Explain the same step in ordinary words. A picture helps when you can say what each part represents.</w:t>
+      </w:r>
+    </w:p>
+    <w:p>
+      <w:pPr>
+        <w:pStyle w:val="Heading2"/>
+      </w:pPr>
+      <w:r>
+        <w:t>Earlier wording, alternatives and picture transcripts · reference / check after trying</w:t>
+      </w:r>
+    </w:p>
+    <w:p>
+      <w:pPr>
         <w:pStyle w:val="Heading3"/>
       </w:pPr>
       <w:r>
@@ -926,38 +1595,309 @@
     </w:p>
     <w:p>
       <w:pPr>
+        <w:pStyle w:val="Heading1"/>
+      </w:pPr>
+      <w:r>
+        <w:t>04. Compare a changed input while keeping the network fixed</w:t>
+      </w:r>
+    </w:p>
+    <w:p>
+      <w:r>
+        <w:t>A revised layer size requires an explicit compatible definition.</w:t>
+      </w:r>
+    </w:p>
+    <w:p>
+      <w:pPr>
+        <w:pStyle w:val="Heading2"/>
+      </w:pPr>
+      <w:r>
+        <w:t>Current dimension-mismatch task</w:t>
+      </w:r>
+    </w:p>
+    <w:p>
+      <w:pPr>
+        <w:pStyle w:val="ListBullet"/>
+      </w:pPr>
+      <w:r>
+        <w:t>A revised hidden layer returns [h1, h2, h3]. The output layer still has weights [2, -1]. Explain the mismatch and what must be specified before calculation.</w:t>
+      </w:r>
+    </w:p>
+    <w:p>
+      <w:pPr>
+        <w:pStyle w:val="Heading3"/>
+      </w:pPr>
+      <w:r>
+        <w:t>Keep the procedure fixed. Explain what changed in the inputs and result.</w:t>
+      </w:r>
+    </w:p>
+    <w:p>
+      <w:r>
+        <w:t>________________________________________________________________</w:t>
+      </w:r>
+    </w:p>
+    <w:p>
+      <w:r>
+        <w:t>________________________________________________________________</w:t>
+      </w:r>
+    </w:p>
+    <w:p>
+      <w:r>
+        <w:t>________________________________________________________________</w:t>
+      </w:r>
+    </w:p>
+    <w:p>
+      <w:r>
+        <w:t>________________________________________________________________</w:t>
+      </w:r>
+    </w:p>
+    <w:p>
+      <w:r>
+        <w:t>________________________________________________________________</w:t>
+      </w:r>
+    </w:p>
+    <w:p>
+      <w:pPr>
+        <w:pStyle w:val="Heading2"/>
+      </w:pPr>
+      <w:r>
+        <w:t>Predict the pictured second-input change</w:t>
+      </w:r>
+    </w:p>
+    <w:p>
+      <w:pPr>
+        <w:pStyle w:val="ListBullet"/>
+      </w:pPr>
+      <w:r>
+        <w:t>Change: Change only v from 3 to1.</w:t>
+      </w:r>
+    </w:p>
+    <w:p>
+      <w:pPr>
+        <w:pStyle w:val="Heading2"/>
+      </w:pPr>
+      <w:r>
+        <w:t>Check after predicting · reference / check after trying</w:t>
+      </w:r>
+    </w:p>
+    <w:p>
+      <w:pPr>
         <w:spacing w:line="336" w:lineRule="auto" w:after="180"/>
       </w:pPr>
       <w:r>
         <w:rPr>
+          <w:b/>
+        </w:rPr>
+        <w:t>Prediction</w:t>
+      </w:r>
+      <w:r>
+        <w:rPr>
           <w:b w:val="0"/>
         </w:rPr>
-        <w:t xml:space="preserve">Point to the </w:t>
+        <w:t>: h1 stays 2, h2 becomes 0, y becomes 2.</w:t>
+      </w:r>
+    </w:p>
+    <w:p>
+      <w:pPr>
+        <w:spacing w:line="336" w:lineRule="auto" w:after="180"/>
+      </w:pPr>
+      <w:r>
+        <w:rPr>
+          <w:b w:val="0"/>
+        </w:rPr>
+        <w:t>Reason: The second hidden unit’s preactivation reaches 0 while the first unit is unchanged.</w:t>
+      </w:r>
+    </w:p>
+    <w:p>
+      <w:pPr>
+        <w:pStyle w:val="Heading2"/>
+      </w:pPr>
+      <w:r>
+        <w:t>Earlier wording, alternatives and picture transcripts · reference / check after trying</w:t>
+      </w:r>
+    </w:p>
+    <w:p>
+      <w:pPr>
+        <w:pStyle w:val="Heading3"/>
+      </w:pPr>
+      <w:r>
+        <w:t>Compare a familiar case with a changed case</w:t>
+      </w:r>
+    </w:p>
+    <w:p>
+      <w:pPr>
+        <w:pStyle w:val="Heading3"/>
+      </w:pPr>
+      <w:r>
+        <w:t>Change one thing in the pictured case</w:t>
+      </w:r>
+    </w:p>
+    <w:p>
+      <w:pPr>
+        <w:pStyle w:val="Heading1"/>
+      </w:pPr>
+      <w:r>
+        <w:t>06. See a changed hidden value flow into the next layer</w:t>
+      </w:r>
+    </w:p>
+    <w:p>
+      <w:r>
+        <w:t>Only the second hidden computation changes in this supplied comparison.</w:t>
+      </w:r>
+    </w:p>
+    <w:p>
+      <w:pPr>
+        <w:pStyle w:val="Heading2"/>
+      </w:pPr>
+      <w:r>
+        <w:t>Complete picture formulas and separate scope</w:t>
+      </w:r>
+    </w:p>
+    <w:p>
+      <w:pPr>
+        <w:spacing w:line="336" w:lineRule="auto" w:after="180"/>
+      </w:pPr>
+      <w:r>
+        <w:rPr>
+          <w:b w:val="0"/>
+        </w:rPr>
+        <w:t xml:space="preserve">Compose two hidden detectors before one </w:t>
       </w:r>
       <w:r>
         <w:rPr>
           <w:b/>
         </w:rPr>
+        <w:t>output</w:t>
+      </w:r>
+      <w:r>
+        <w:rPr>
+          <w:b w:val="0"/>
+        </w:rPr>
+        <w:t xml:space="preserve"> instead of skipping a </w:t>
+      </w:r>
+      <w:r>
+        <w:rPr>
+          <w:b/>
+        </w:rPr>
+        <w:t>layer</w:t>
+      </w:r>
+      <w:r>
+        <w:rPr>
+          <w:b w:val="0"/>
+        </w:rPr>
+        <w:t>.</w:t>
+      </w:r>
+    </w:p>
+    <w:p>
+      <w:pPr>
+        <w:spacing w:line="336" w:lineRule="auto" w:after="180"/>
+      </w:pPr>
+      <w:r>
+        <w:rPr>
+          <w:b w:val="0"/>
+        </w:rPr>
+        <w:t xml:space="preserve">For </w:t>
+      </w:r>
+      <w:r>
+        <w:rPr>
+          <w:b/>
+        </w:rPr>
         <w:t>input</w:t>
       </w:r>
       <w:r>
         <w:rPr>
           <w:b w:val="0"/>
         </w:rPr>
-        <w:t>, the deciding step and the result in this week’s visual. Explain the same step in ordinary words. A picture helps when you can say what each part represents.</w:t>
-      </w:r>
-    </w:p>
-    <w:p>
-      <w:pPr>
-        <w:pStyle w:val="Heading1"/>
-      </w:pPr>
-      <w:r>
-        <w:t>04. Compare the cases</w:t>
-      </w:r>
-    </w:p>
-    <w:p>
-      <w:r>
-        <w:t>Compare the supplied cases for Composing layers. Identify the detail that changes the conclusion.</w:t>
+        <w:t xml:space="preserve"> [u, v], h1=ReLU(u-2), h2=ReLU(v-1), y=h1-h2. </w:t>
+      </w:r>
+      <w:r>
+        <w:rPr>
+          <w:b/>
+        </w:rPr>
+        <w:t>Input</w:t>
+      </w:r>
+      <w:r>
+        <w:rPr>
+          <w:b w:val="0"/>
+        </w:rPr>
+        <w:t xml:space="preserve"> [4, 3].</w:t>
+      </w:r>
+    </w:p>
+    <w:p>
+      <w:pPr>
+        <w:spacing w:line="336" w:lineRule="auto" w:after="180"/>
+      </w:pPr>
+      <w:r>
+        <w:rPr>
+          <w:b w:val="0"/>
+        </w:rPr>
+        <w:t xml:space="preserve">All </w:t>
+      </w:r>
+      <w:r>
+        <w:rPr>
+          <w:b/>
+        </w:rPr>
+        <w:t>input</w:t>
+      </w:r>
+      <w:r>
+        <w:rPr>
+          <w:b w:val="0"/>
+        </w:rPr>
+        <w:t>s and outcomes in this worked example are invented classroom data; no real model run is claimed.</w:t>
+      </w:r>
+    </w:p>
+    <w:p>
+      <w:pPr>
+        <w:spacing w:line="336" w:lineRule="auto" w:after="180"/>
+      </w:pPr>
+      <w:r>
+        <w:rPr>
+          <w:b w:val="0"/>
+        </w:rPr>
+        <w:t>The pictured model is a separate simpler network:h1=ReLU(u−2), h2=ReLU(v−1), y=h1−h2. At[4, 3], preactivations[2, 2]give h[2, 2], y0. Change only v3→1:preactivations[2, 0], h[2, 0], y2. Do not use the main model’s formulas or output bias 1 here. The shared idea is that the output receives the computed hidden values, not the original input. Supplied detector names do not imply a learned biological mechanism.</w:t>
+      </w:r>
+    </w:p>
+    <w:p>
+      <w:pPr>
+        <w:pStyle w:val="Heading2"/>
+      </w:pPr>
+      <w:r>
+        <w:t>Trace both hidden units and output</w:t>
+      </w:r>
+    </w:p>
+    <w:p>
+      <w:r>
+        <w:drawing>
+          <wp:inline xmlns:a="http://schemas.openxmlformats.org/drawingml/2006/main" xmlns:pic="http://schemas.openxmlformats.org/drawingml/2006/picture">
+            <wp:extent cx="5486400" cy="3182112"/>
+            <wp:docPr id="1" name="Picture 1" descr="First hidden unit: u-2=2, so h1=2. → Second hidden unit: v-1=2, so h2=2. → Compose output: y=2-2=0; the output uses activated hidden values, not raw inputs."/>
+            <wp:cNvGraphicFramePr>
+              <a:graphicFrameLocks noChangeAspect="1"/>
+            </wp:cNvGraphicFramePr>
+            <a:graphic>
+              <a:graphicData uri="http://schemas.openxmlformats.org/drawingml/2006/picture">
+                <pic:pic>
+                  <pic:nvPicPr>
+                    <pic:cNvPr id="0" name="academy-story-ai-5-5-02.png"/>
+                    <pic:cNvPicPr/>
+                  </pic:nvPicPr>
+                  <pic:blipFill>
+                    <a:blip r:embed="rId9"/>
+                    <a:stretch>
+                      <a:fillRect/>
+                    </a:stretch>
+                  </pic:blipFill>
+                  <pic:spPr>
+                    <a:xfrm>
+                      <a:off x="0" y="0"/>
+                      <a:ext cx="5486400" cy="3182112"/>
+                    </a:xfrm>
+                    <a:prstGeom prst="rect"/>
+                  </pic:spPr>
+                </pic:pic>
+              </a:graphicData>
+            </a:graphic>
+          </wp:inline>
+        </w:drawing>
       </w:r>
     </w:p>
     <w:p>
@@ -965,174 +1905,7 @@
         <w:pStyle w:val="Heading3"/>
       </w:pPr>
       <w:r>
-        <w:t>Compare a familiar case with a changed case</w:t>
-      </w:r>
-    </w:p>
-    <w:p>
-      <w:pPr>
-        <w:spacing w:line="336" w:lineRule="auto" w:after="180"/>
-      </w:pPr>
-      <w:r>
-        <w:rPr>
-          <w:b w:val="0"/>
-        </w:rPr>
-        <w:t xml:space="preserve">A revised hidden </w:t>
-      </w:r>
-      <w:r>
-        <w:rPr>
-          <w:b/>
-        </w:rPr>
-        <w:t>layer</w:t>
-      </w:r>
-      <w:r>
-        <w:rPr>
-          <w:b w:val="0"/>
-        </w:rPr>
-        <w:t xml:space="preserve"> returns [h1, h2, h3]. The </w:t>
-      </w:r>
-      <w:r>
-        <w:rPr>
-          <w:b/>
-        </w:rPr>
-        <w:t>output</w:t>
-      </w:r>
-      <w:r>
-        <w:rPr>
-          <w:b w:val="0"/>
-        </w:rPr>
-        <w:t xml:space="preserve"> </w:t>
-      </w:r>
-      <w:r>
-        <w:rPr>
-          <w:b/>
-        </w:rPr>
-        <w:t>layer</w:t>
-      </w:r>
-      <w:r>
-        <w:rPr>
-          <w:b w:val="0"/>
-        </w:rPr>
-        <w:t xml:space="preserve"> still has weights [2, -1]. Explain the mismatch and what must be specified before calculation.</w:t>
-      </w:r>
-    </w:p>
-    <w:p>
-      <w:pPr>
-        <w:pStyle w:val="Heading3"/>
-      </w:pPr>
-      <w:r>
-        <w:t>Keep the procedure fixed. Explain what changed in the inputs and result.</w:t>
-      </w:r>
-    </w:p>
-    <w:p>
-      <w:r>
-        <w:t>________________________________________________________________</w:t>
-      </w:r>
-    </w:p>
-    <w:p>
-      <w:r>
-        <w:t>________________________________________________________________</w:t>
-      </w:r>
-    </w:p>
-    <w:p>
-      <w:r>
-        <w:t>________________________________________________________________</w:t>
-      </w:r>
-    </w:p>
-    <w:p>
-      <w:r>
-        <w:t>________________________________________________________________</w:t>
-      </w:r>
-    </w:p>
-    <w:p>
-      <w:r>
-        <w:t>________________________________________________________________</w:t>
-      </w:r>
-    </w:p>
-    <w:p>
-      <w:pPr>
-        <w:pStyle w:val="Heading3"/>
-      </w:pPr>
-      <w:r>
-        <w:t>Change one thing in the pictured case</w:t>
-      </w:r>
-    </w:p>
-    <w:p>
-      <w:pPr>
-        <w:pStyle w:val="Heading3"/>
-      </w:pPr>
-      <w:r>
-        <w:t>Change one thing</w:t>
-      </w:r>
-    </w:p>
-    <w:p>
-      <w:pPr>
-        <w:spacing w:line="336" w:lineRule="auto" w:after="180"/>
-        <w:shd w:fill="F5F1FB"/>
-      </w:pPr>
-      <w:r>
-        <w:rPr>
-          <w:b w:val="0"/>
-        </w:rPr>
-        <w:t>Change: Change only v from 3 to1.</w:t>
-      </w:r>
-    </w:p>
-    <w:p>
-      <w:pPr>
-        <w:pStyle w:val="Heading3"/>
-      </w:pPr>
-      <w:r>
-        <w:t>Predicted result</w:t>
-      </w:r>
-    </w:p>
-    <w:p>
-      <w:pPr>
-        <w:spacing w:line="336" w:lineRule="auto" w:after="180"/>
-        <w:shd w:fill="F1F6FC"/>
-      </w:pPr>
-      <w:r>
-        <w:rPr>
-          <w:b/>
-        </w:rPr>
-        <w:t>Prediction</w:t>
-      </w:r>
-      <w:r>
-        <w:rPr>
-          <w:b w:val="0"/>
-        </w:rPr>
-        <w:t>: h1 stays 2, h2 becomes 0, y becomes 2.</w:t>
-      </w:r>
-    </w:p>
-    <w:p>
-      <w:pPr>
-        <w:pStyle w:val="Heading3"/>
-      </w:pPr>
-      <w:r>
-        <w:t>Why the result follows</w:t>
-      </w:r>
-    </w:p>
-    <w:p>
-      <w:pPr>
-        <w:spacing w:line="336" w:lineRule="auto" w:after="180"/>
-        <w:shd w:fill="F1F6FC"/>
-      </w:pPr>
-      <w:r>
-        <w:rPr>
-          <w:b w:val="0"/>
-        </w:rPr>
-        <w:t>Reason: The second hidden unit’s preactivation reaches 0 while the first unit is unchanged.</w:t>
-      </w:r>
-    </w:p>
-    <w:p>
-      <w:pPr>
-        <w:pStyle w:val="Heading1"/>
-      </w:pPr>
-      <w:r>
-        <w:t>05. Words that unlock the idea</w:t>
-      </w:r>
-    </w:p>
-    <w:p>
-      <w:r>
-        <w:t>Use the vocabulary of Composing layers to explain a concrete decision, rather than only memorising definitions.</w:t>
+        <w:t>Read the picture one step at a time</w:t>
       </w:r>
     </w:p>
     <w:tbl>
@@ -1155,7 +1928,7 @@
           </w:tcPr>
           <w:p>
             <w:r>
-              <w:t>Word</w:t>
+              <w:t>Step</w:t>
             </w:r>
           </w:p>
         </w:tc>
@@ -1165,7 +1938,7 @@
           </w:tcPr>
           <w:p>
             <w:r>
-              <w:t>Meaning</w:t>
+              <w:t>What happens and why</w:t>
             </w:r>
           </w:p>
         </w:tc>
@@ -1177,7 +1950,7 @@
           </w:tcPr>
           <w:p>
             <w:r>
-              <w:t>Layer</w:t>
+              <w:t>1. First hidden unit</w:t>
             </w:r>
           </w:p>
         </w:tc>
@@ -1187,7 +1960,7 @@
           </w:tcPr>
           <w:p>
             <w:r>
-              <w:t>A group of computations that maps an input vector to an output vector</w:t>
+              <w:t>u-2=2, so h1=2.</w:t>
             </w:r>
           </w:p>
         </w:tc>
@@ -1199,7 +1972,7 @@
           </w:tcPr>
           <w:p>
             <w:r>
-              <w:t>Hidden activation</w:t>
+              <w:t>2. Second hidden unit</w:t>
             </w:r>
           </w:p>
         </w:tc>
@@ -1209,7 +1982,7 @@
           </w:tcPr>
           <w:p>
             <w:r>
-              <w:t>An intermediate value computed inside a network</w:t>
+              <w:t>v-1=2, so h2=2.</w:t>
             </w:r>
           </w:p>
         </w:tc>
@@ -1221,7 +1994,7 @@
           </w:tcPr>
           <w:p>
             <w:r>
-              <w:t>Composition</w:t>
+              <w:t>3. Compose output</w:t>
             </w:r>
           </w:p>
         </w:tc>
@@ -1231,68 +2004,207 @@
           </w:tcPr>
           <w:p>
             <w:r>
-              <w:t>Applying one function to the output of another</w:t>
-            </w:r>
-          </w:p>
-        </w:tc>
-      </w:tr>
-      <w:tr>
-        <w:tc>
-          <w:tcPr>
-            <w:tcW w:type="dxa" w:w="5112"/>
-          </w:tcPr>
-          <w:p>
-            <w:r>
-              <w:t>Forward calculation</w:t>
-            </w:r>
-          </w:p>
-        </w:tc>
-        <w:tc>
-          <w:tcPr>
-            <w:tcW w:type="dxa" w:w="5112"/>
-          </w:tcPr>
-          <w:p>
-            <w:r>
-              <w:t>Computing successive values from an input using fixed parameters</w:t>
+              <w:t>y=2-2=0; the output uses activated hidden values, not raw inputs.</w:t>
             </w:r>
           </w:p>
         </w:tc>
       </w:tr>
     </w:tbl>
     <w:p>
-      <w:pPr>
-        <w:pStyle w:val="Heading3"/>
-      </w:pPr>
-      <w:r>
-        <w:t>Use two terms to explain a step in this week’s example.</w:t>
-      </w:r>
-    </w:p>
-    <w:p>
-      <w:r>
-        <w:t>________________________________________________________________</w:t>
-      </w:r>
-    </w:p>
-    <w:p>
-      <w:r>
-        <w:t>________________________________________________________________</w:t>
-      </w:r>
-    </w:p>
-    <w:p>
-      <w:r>
-        <w:t>________________________________________________________________</w:t>
-      </w:r>
-    </w:p>
-    <w:p>
-      <w:pPr>
-        <w:pStyle w:val="Heading1"/>
-      </w:pPr>
-      <w:r>
-        <w:t>06. Follow a worked example</w:t>
-      </w:r>
-    </w:p>
-    <w:p>
-      <w:r>
-        <w:t>Follow the worked trace for Composing layers, predict a step, then compare with its explanation.</w:t>
+      <w:r>
+        <w:t>Match each pictured step to the supplied facts. This is a worked teaching case, not an independent assessment.</w:t>
+      </w:r>
+    </w:p>
+    <w:p>
+      <w:pPr>
+        <w:spacing w:line="336" w:lineRule="auto" w:after="180"/>
+      </w:pPr>
+      <w:r>
+        <w:rPr>
+          <w:b/>
+        </w:rPr>
+        <w:t>Composition</w:t>
+      </w:r>
+      <w:r>
+        <w:rPr>
+          <w:b w:val="0"/>
+        </w:rPr>
+        <w:t xml:space="preserve"> means one </w:t>
+      </w:r>
+      <w:r>
+        <w:rPr>
+          <w:b/>
+        </w:rPr>
+        <w:t>layer</w:t>
+      </w:r>
+      <w:r>
+        <w:rPr>
+          <w:b w:val="0"/>
+        </w:rPr>
+        <w:t xml:space="preserve">’s result becomes the next </w:t>
+      </w:r>
+      <w:r>
+        <w:rPr>
+          <w:b/>
+        </w:rPr>
+        <w:t>layer</w:t>
+      </w:r>
+      <w:r>
+        <w:rPr>
+          <w:b w:val="0"/>
+        </w:rPr>
+        <w:t xml:space="preserve">’s </w:t>
+      </w:r>
+      <w:r>
+        <w:rPr>
+          <w:b/>
+        </w:rPr>
+        <w:t>input</w:t>
+      </w:r>
+      <w:r>
+        <w:rPr>
+          <w:b w:val="0"/>
+        </w:rPr>
+        <w:t xml:space="preserve">. Compute both hidden units before combining them. At [4,3], their equal </w:t>
+      </w:r>
+      <w:r>
+        <w:rPr>
+          <w:b/>
+        </w:rPr>
+        <w:t>output</w:t>
+      </w:r>
+      <w:r>
+        <w:rPr>
+          <w:b w:val="0"/>
+        </w:rPr>
+        <w:t>s cancel.</w:t>
+      </w:r>
+    </w:p>
+    <w:p>
+      <w:pPr>
+        <w:spacing w:line="336" w:lineRule="auto" w:after="180"/>
+      </w:pPr>
+      <w:r>
+        <w:rPr>
+          <w:b w:val="0"/>
+        </w:rPr>
+        <w:t xml:space="preserve">Lowering only the second </w:t>
+      </w:r>
+      <w:r>
+        <w:rPr>
+          <w:b/>
+        </w:rPr>
+        <w:t>input</w:t>
+      </w:r>
+      <w:r>
+        <w:rPr>
+          <w:b w:val="0"/>
+        </w:rPr>
+        <w:t xml:space="preserve"> removes its positive hidden contribution, so subtracting it no longer reduces the </w:t>
+      </w:r>
+      <w:r>
+        <w:rPr>
+          <w:b/>
+        </w:rPr>
+        <w:t>output</w:t>
+      </w:r>
+      <w:r>
+        <w:rPr>
+          <w:b w:val="0"/>
+        </w:rPr>
+        <w:t>. The final subtraction must use activated hidden values rather than the raw measurements.</w:t>
+      </w:r>
+    </w:p>
+    <w:p>
+      <w:pPr>
+        <w:pStyle w:val="Heading2"/>
+      </w:pPr>
+      <w:r>
+        <w:t>Predict the second-input change</w:t>
+      </w:r>
+    </w:p>
+    <w:p>
+      <w:pPr>
+        <w:pStyle w:val="ListBullet"/>
+      </w:pPr>
+      <w:r>
+        <w:t>Change one thing: Change only v from 3 to1. Predict the result before checking the explanation. What remains the same?</w:t>
+      </w:r>
+    </w:p>
+    <w:p>
+      <w:pPr>
+        <w:pStyle w:val="Heading2"/>
+      </w:pPr>
+      <w:r>
+        <w:t>Check after predicting · reference / check after trying</w:t>
+      </w:r>
+    </w:p>
+    <w:p>
+      <w:r>
+        <w:drawing>
+          <wp:inline xmlns:a="http://schemas.openxmlformats.org/drawingml/2006/main" xmlns:pic="http://schemas.openxmlformats.org/drawingml/2006/picture">
+            <wp:extent cx="5486400" cy="3026664"/>
+            <wp:docPr id="2" name="Picture 2" descr="Original case: y=2-2=0; the output uses activated hidden values, not raw inputs. Changed condition: Change only v from 3 to1. Expected result: h1 stays 2, h2 becomes 0, y becomes 2. Reason: The second hidden unit’s preactivation reaches 0 while the first unit is unchanged."/>
+            <wp:cNvGraphicFramePr>
+              <a:graphicFrameLocks noChangeAspect="1"/>
+            </wp:cNvGraphicFramePr>
+            <a:graphic>
+              <a:graphicData uri="http://schemas.openxmlformats.org/drawingml/2006/picture">
+                <pic:pic>
+                  <pic:nvPicPr>
+                    <pic:cNvPr id="0" name="academy-story-ai-5-5-04.png"/>
+                    <pic:cNvPicPr/>
+                  </pic:nvPicPr>
+                  <pic:blipFill>
+                    <a:blip r:embed="rId10"/>
+                    <a:stretch>
+                      <a:fillRect/>
+                    </a:stretch>
+                  </pic:blipFill>
+                  <pic:spPr>
+                    <a:xfrm>
+                      <a:off x="0" y="0"/>
+                      <a:ext cx="5486400" cy="3026664"/>
+                    </a:xfrm>
+                    <a:prstGeom prst="rect"/>
+                  </pic:spPr>
+                </pic:pic>
+              </a:graphicData>
+            </a:graphic>
+          </wp:inline>
+        </w:drawing>
+      </w:r>
+    </w:p>
+    <w:p>
+      <w:pPr>
+        <w:pStyle w:val="Heading2"/>
+      </w:pPr>
+      <w:r>
+        <w:t>Explain the deciding intermediate value and limits</w:t>
+      </w:r>
+    </w:p>
+    <w:p>
+      <w:pPr>
+        <w:pStyle w:val="ListBullet"/>
+      </w:pPr>
+      <w:r>
+        <w:t>Hand-composed detectors illustrate layer order; they are not evidence of a learned or biologically realistic neural mechanism.</w:t>
+      </w:r>
+    </w:p>
+    <w:p>
+      <w:pPr>
+        <w:pStyle w:val="ListBullet"/>
+      </w:pPr>
+      <w:r>
+        <w:t>Read the labelled picture: What intermediate value explains the changed output? Point to the relevant step in the picture, then write the changed result and the rule or evidence that supports it.</w:t>
+      </w:r>
+    </w:p>
+    <w:p>
+      <w:pPr>
+        <w:pStyle w:val="Heading2"/>
+      </w:pPr>
+      <w:r>
+        <w:t>Return to the main model[1,1]attempt</w:t>
       </w:r>
     </w:p>
     <w:p>
@@ -1481,6 +2393,14 @@
     </w:p>
     <w:p>
       <w:pPr>
+        <w:pStyle w:val="Heading2"/>
+      </w:pPr>
+      <w:r>
+        <w:t>Earlier wording, alternatives and picture transcripts · reference / check after trying</w:t>
+      </w:r>
+    </w:p>
+    <w:p>
+      <w:pPr>
         <w:pStyle w:val="Heading3"/>
       </w:pPr>
       <w:r>
@@ -1508,121 +2428,10 @@
     </w:p>
     <w:p>
       <w:pPr>
-        <w:spacing w:line="336" w:lineRule="auto" w:after="180"/>
-      </w:pPr>
-      <w:r>
-        <w:rPr>
-          <w:b w:val="0"/>
-        </w:rPr>
-        <w:t xml:space="preserve">Compose two hidden detectors before one </w:t>
-      </w:r>
-      <w:r>
-        <w:rPr>
-          <w:b/>
-        </w:rPr>
-        <w:t>output</w:t>
-      </w:r>
-      <w:r>
-        <w:rPr>
-          <w:b w:val="0"/>
-        </w:rPr>
-        <w:t xml:space="preserve"> instead of skipping a </w:t>
-      </w:r>
-      <w:r>
-        <w:rPr>
-          <w:b/>
-        </w:rPr>
-        <w:t>layer</w:t>
-      </w:r>
-      <w:r>
-        <w:rPr>
-          <w:b w:val="0"/>
-        </w:rPr>
-        <w:t>.</w:t>
-      </w:r>
-    </w:p>
-    <w:p>
-      <w:pPr>
         <w:pStyle w:val="Heading3"/>
       </w:pPr>
       <w:r>
         <w:t>The facts we will use</w:t>
-      </w:r>
-    </w:p>
-    <w:p>
-      <w:pPr>
-        <w:pStyle w:val="Heading3"/>
-      </w:pPr>
-      <w:r>
-        <w:t>Supplied facts</w:t>
-      </w:r>
-    </w:p>
-    <w:p>
-      <w:pPr>
-        <w:spacing w:line="336" w:lineRule="auto" w:after="180"/>
-        <w:shd w:fill="F1F6FC"/>
-      </w:pPr>
-      <w:r>
-        <w:rPr>
-          <w:b w:val="0"/>
-        </w:rPr>
-        <w:t xml:space="preserve">For </w:t>
-      </w:r>
-      <w:r>
-        <w:rPr>
-          <w:b/>
-        </w:rPr>
-        <w:t>input</w:t>
-      </w:r>
-      <w:r>
-        <w:rPr>
-          <w:b w:val="0"/>
-        </w:rPr>
-        <w:t xml:space="preserve"> [u, v], h1=ReLU(u-2), h2=ReLU(v-1), y=h1-h2. </w:t>
-      </w:r>
-      <w:r>
-        <w:rPr>
-          <w:b/>
-        </w:rPr>
-        <w:t>Input</w:t>
-      </w:r>
-      <w:r>
-        <w:rPr>
-          <w:b w:val="0"/>
-        </w:rPr>
-        <w:t xml:space="preserve"> [4, 3].</w:t>
-      </w:r>
-    </w:p>
-    <w:p>
-      <w:pPr>
-        <w:pStyle w:val="Heading3"/>
-      </w:pPr>
-      <w:r>
-        <w:t>Supplied facts</w:t>
-      </w:r>
-    </w:p>
-    <w:p>
-      <w:pPr>
-        <w:spacing w:line="336" w:lineRule="auto" w:after="180"/>
-        <w:shd w:fill="F1F6FC"/>
-      </w:pPr>
-      <w:r>
-        <w:rPr>
-          <w:b w:val="0"/>
-        </w:rPr>
-        <w:t xml:space="preserve">All </w:t>
-      </w:r>
-      <w:r>
-        <w:rPr>
-          <w:b/>
-        </w:rPr>
-        <w:t>input</w:t>
-      </w:r>
-      <w:r>
-        <w:rPr>
-          <w:b w:val="0"/>
-        </w:rPr>
-        <w:t>s and outcomes in this worked example are invented classroom data; no real model run is claimed.</w:t>
       </w:r>
     </w:p>
     <w:p>
@@ -1630,7 +2439,7 @@
         <w:drawing>
           <wp:inline xmlns:a="http://schemas.openxmlformats.org/drawingml/2006/main" xmlns:pic="http://schemas.openxmlformats.org/drawingml/2006/picture">
             <wp:extent cx="5486400" cy="5185229"/>
-            <wp:docPr id="1" name="Picture 1" descr="Composing layers. First hidden unit: u-2=2, so h1=2.. Second hidden unit: v-1=2, so h2=2.. Compose output: y=2-2=0; the output uses activated hidden values, not raw inputs."/>
+            <wp:docPr id="3" name="Picture 3" descr="Composing layers. First hidden unit: u-2=2, so h1=2.. Second hidden unit: v-1=2, so h2=2.. Compose output: y=2-2=0; the output uses activated hidden values, not raw inputs."/>
             <wp:cNvGraphicFramePr>
               <a:graphicFrameLocks noChangeAspect="1"/>
             </wp:cNvGraphicFramePr>
@@ -1642,7 +2451,7 @@
                     <pic:cNvPicPr/>
                   </pic:nvPicPr>
                   <pic:blipFill>
-                    <a:blip r:embed="rId9"/>
+                    <a:blip r:embed="rId11"/>
                     <a:stretch>
                       <a:fillRect/>
                     </a:stretch>
@@ -1666,114 +2475,7 @@
         <w:pStyle w:val="Heading3"/>
       </w:pPr>
       <w:r>
-        <w:t>Read the picture one step at a time</w:t>
-      </w:r>
-    </w:p>
-    <w:tbl>
-      <w:tblPr>
-        <w:tblStyle w:val="LightShading-Accent1"/>
-        <w:tblW w:type="auto" w:w="0"/>
-        <w:tblLook w:firstColumn="1" w:firstRow="1" w:lastColumn="0" w:lastRow="0" w:noHBand="0" w:noVBand="1" w:val="04A0"/>
-      </w:tblPr>
-      <w:tblGrid>
-        <w:gridCol w:w="5112"/>
-        <w:gridCol w:w="5112"/>
-      </w:tblGrid>
-      <w:tr>
-        <w:trPr>
-          <w:tblHeader/>
-        </w:trPr>
-        <w:tc>
-          <w:tcPr>
-            <w:tcW w:type="dxa" w:w="5112"/>
-          </w:tcPr>
-          <w:p>
-            <w:r>
-              <w:t>Step</w:t>
-            </w:r>
-          </w:p>
-        </w:tc>
-        <w:tc>
-          <w:tcPr>
-            <w:tcW w:type="dxa" w:w="5112"/>
-          </w:tcPr>
-          <w:p>
-            <w:r>
-              <w:t>What happens and why</w:t>
-            </w:r>
-          </w:p>
-        </w:tc>
-      </w:tr>
-      <w:tr>
-        <w:tc>
-          <w:tcPr>
-            <w:tcW w:type="dxa" w:w="5112"/>
-          </w:tcPr>
-          <w:p>
-            <w:r>
-              <w:t>1. First hidden unit</w:t>
-            </w:r>
-          </w:p>
-        </w:tc>
-        <w:tc>
-          <w:tcPr>
-            <w:tcW w:type="dxa" w:w="5112"/>
-          </w:tcPr>
-          <w:p>
-            <w:r>
-              <w:t>u-2=2, so h1=2.</w:t>
-            </w:r>
-          </w:p>
-        </w:tc>
-      </w:tr>
-      <w:tr>
-        <w:tc>
-          <w:tcPr>
-            <w:tcW w:type="dxa" w:w="5112"/>
-          </w:tcPr>
-          <w:p>
-            <w:r>
-              <w:t>2. Second hidden unit</w:t>
-            </w:r>
-          </w:p>
-        </w:tc>
-        <w:tc>
-          <w:tcPr>
-            <w:tcW w:type="dxa" w:w="5112"/>
-          </w:tcPr>
-          <w:p>
-            <w:r>
-              <w:t>v-1=2, so h2=2.</w:t>
-            </w:r>
-          </w:p>
-        </w:tc>
-      </w:tr>
-      <w:tr>
-        <w:tc>
-          <w:tcPr>
-            <w:tcW w:type="dxa" w:w="5112"/>
-          </w:tcPr>
-          <w:p>
-            <w:r>
-              <w:t>3. Compose output</w:t>
-            </w:r>
-          </w:p>
-        </w:tc>
-        <w:tc>
-          <w:tcPr>
-            <w:tcW w:type="dxa" w:w="5112"/>
-          </w:tcPr>
-          <w:p>
-            <w:r>
-              <w:t>y=2-2=0; the output uses activated hidden values, not raw inputs.</w:t>
-            </w:r>
-          </w:p>
-        </w:tc>
-      </w:tr>
-    </w:tbl>
-    <w:p>
-      <w:r>
-        <w:t>Match each pictured step to the supplied facts. This is a worked teaching case, not an independent assessment.</w:t>
+        <w:t>Why this result follows</w:t>
       </w:r>
     </w:p>
     <w:p>
@@ -1781,7 +2483,242 @@
         <w:pStyle w:val="Heading3"/>
       </w:pPr>
       <w:r>
-        <w:t>Why this result follows</w:t>
+        <w:t>What this example does not establish</w:t>
+      </w:r>
+    </w:p>
+    <w:p>
+      <w:pPr>
+        <w:pStyle w:val="Heading1"/>
+      </w:pPr>
+      <w:r>
+        <w:t>07. Find a shape or order bug before trusting the output</w:t>
+      </w:r>
+    </w:p>
+    <w:p>
+      <w:r>
+        <w:t>Equal lengths do not guarantee matching meanings.</w:t>
+      </w:r>
+    </w:p>
+    <w:p>
+      <w:pPr>
+        <w:pStyle w:val="Heading2"/>
+      </w:pPr>
+      <w:r>
+        <w:t>Complete dimension,order and activation comparisons</w:t>
+      </w:r>
+    </w:p>
+    <w:p>
+      <w:pPr>
+        <w:spacing w:line="336" w:lineRule="auto" w:after="180"/>
+      </w:pPr>
+      <w:r>
+        <w:rPr>
+          <w:b w:val="0"/>
+        </w:rPr>
+        <w:t xml:space="preserve">The </w:t>
+      </w:r>
+      <w:r>
+        <w:rPr>
+          <w:b/>
+        </w:rPr>
+        <w:t>output</w:t>
+      </w:r>
+      <w:r>
+        <w:rPr>
+          <w:b w:val="0"/>
+        </w:rPr>
+        <w:t xml:space="preserve"> </w:t>
+      </w:r>
+      <w:r>
+        <w:rPr>
+          <w:b/>
+        </w:rPr>
+        <w:t>layer</w:t>
+      </w:r>
+      <w:r>
+        <w:rPr>
+          <w:b w:val="0"/>
+        </w:rPr>
+        <w:t xml:space="preserve"> expects two </w:t>
+      </w:r>
+      <w:r>
+        <w:rPr>
+          <w:b/>
+        </w:rPr>
+        <w:t>input</w:t>
+      </w:r>
+      <w:r>
+        <w:rPr>
+          <w:b w:val="0"/>
+        </w:rPr>
+        <w:t xml:space="preserve">s because its two weights match h1 and h2. If the hidden </w:t>
+      </w:r>
+      <w:r>
+        <w:rPr>
+          <w:b/>
+        </w:rPr>
+        <w:t>layer</w:t>
+      </w:r>
+      <w:r>
+        <w:rPr>
+          <w:b w:val="0"/>
+        </w:rPr>
+        <w:t xml:space="preserve"> is redesigned to return three activations, the </w:t>
+      </w:r>
+      <w:r>
+        <w:rPr>
+          <w:b/>
+        </w:rPr>
+        <w:t>output</w:t>
+      </w:r>
+      <w:r>
+        <w:rPr>
+          <w:b w:val="0"/>
+        </w:rPr>
+        <w:t xml:space="preserve"> </w:t>
+      </w:r>
+      <w:r>
+        <w:rPr>
+          <w:b/>
+        </w:rPr>
+        <w:t>layer</w:t>
+      </w:r>
+      <w:r>
+        <w:rPr>
+          <w:b w:val="0"/>
+        </w:rPr>
+        <w:t xml:space="preserve"> needs a compatible three-</w:t>
+      </w:r>
+      <w:r>
+        <w:rPr>
+          <w:b/>
+        </w:rPr>
+        <w:t>input</w:t>
+      </w:r>
+      <w:r>
+        <w:rPr>
+          <w:b w:val="0"/>
+        </w:rPr>
+        <w:t xml:space="preserve"> definition.</w:t>
+      </w:r>
+    </w:p>
+    <w:p>
+      <w:pPr>
+        <w:spacing w:line="336" w:lineRule="auto" w:after="180"/>
+      </w:pPr>
+      <w:r>
+        <w:rPr>
+          <w:b w:val="0"/>
+        </w:rPr>
+        <w:t>Silently dropping an activation or inventing a third weight does not preserve the stated model.</w:t>
+      </w:r>
+    </w:p>
+    <w:p>
+      <w:pPr>
+        <w:spacing w:line="336" w:lineRule="auto" w:after="180"/>
+      </w:pPr>
+      <w:r>
+        <w:rPr>
+          <w:b w:val="0"/>
+        </w:rPr>
+        <w:t>Order matters even when lengths match. For x = [4, 1], h = [3, 3] happens to be unchanged by swapping, so that case cannot reveal an order bug. For x = [3, 0], h = [3, 1] gives y = 6.</w:t>
+      </w:r>
+    </w:p>
+    <w:p>
+      <w:pPr>
+        <w:spacing w:line="336" w:lineRule="auto" w:after="180"/>
+      </w:pPr>
+      <w:r>
+        <w:rPr>
+          <w:b w:val="0"/>
+        </w:rPr>
+        <w:t>Swapping only those hidden values gives 2 times 1 - 3 + 1 = 0. Swapping both the values and their matching weights would preserve the dot product.</w:t>
+      </w:r>
+    </w:p>
+    <w:p>
+      <w:pPr>
+        <w:spacing w:line="336" w:lineRule="auto" w:after="180"/>
+      </w:pPr>
+      <w:r>
+        <w:rPr>
+          <w:b w:val="0"/>
+        </w:rPr>
+        <w:t xml:space="preserve">Keeping the </w:t>
+      </w:r>
+      <w:r>
+        <w:rPr>
+          <w:b/>
+        </w:rPr>
+        <w:t>output</w:t>
+      </w:r>
+      <w:r>
+        <w:rPr>
+          <w:b w:val="0"/>
+        </w:rPr>
+        <w:t xml:space="preserve"> </w:t>
+      </w:r>
+      <w:r>
+        <w:rPr>
+          <w:b/>
+        </w:rPr>
+        <w:t>layer</w:t>
+      </w:r>
+      <w:r>
+        <w:rPr>
+          <w:b w:val="0"/>
+        </w:rPr>
+        <w:t xml:space="preserve"> fixed, replacing ReLU with identity changes the model. For x = [1, 3], identity gives h = [-2, 2] and y = -5; ReLU gives h = [0, 2] and y = -1.</w:t>
+      </w:r>
+    </w:p>
+    <w:p>
+      <w:pPr>
+        <w:spacing w:line="336" w:lineRule="auto" w:after="180"/>
+      </w:pPr>
+      <w:r>
+        <w:rPr>
+          <w:b w:val="0"/>
+        </w:rPr>
+        <w:t xml:space="preserve">More </w:t>
+      </w:r>
+      <w:r>
+        <w:rPr>
+          <w:b/>
+        </w:rPr>
+        <w:t>layer</w:t>
+      </w:r>
+      <w:r>
+        <w:rPr>
+          <w:b w:val="0"/>
+        </w:rPr>
+        <w:t xml:space="preserve">s or a different activation do not establish better </w:t>
+      </w:r>
+      <w:r>
+        <w:rPr>
+          <w:b/>
+        </w:rPr>
+        <w:t>prediction</w:t>
+      </w:r>
+      <w:r>
+        <w:rPr>
+          <w:b w:val="0"/>
+        </w:rPr>
+        <w:t>s without valid evaluation.</w:t>
+      </w:r>
+    </w:p>
+    <w:p>
+      <w:pPr>
+        <w:pStyle w:val="Heading2"/>
+      </w:pPr>
+      <w:r>
+        <w:t>Choose an input that reveals the swapped-hidden bug</w:t>
+      </w:r>
+    </w:p>
+    <w:p>
+      <w:pPr>
+        <w:pStyle w:val="ListBullet"/>
+      </w:pPr>
+      <w:r>
+        <w:t>Compare hidden vectors for x = [4, 1] and x = [3, 0]. Which input reveals a bug that swaps h1 and h2 but keeps output weights unchanged? Give correct and swapped outputs for that input.</w:t>
       </w:r>
     </w:p>
     <w:p>
@@ -1789,109 +2726,45 @@
         <w:pStyle w:val="Heading3"/>
       </w:pPr>
       <w:r>
-        <w:t>Why the result follows</w:t>
-      </w:r>
-    </w:p>
-    <w:p>
-      <w:pPr>
-        <w:spacing w:line="336" w:lineRule="auto" w:after="180"/>
-        <w:shd w:fill="F1F6FC"/>
-      </w:pPr>
-      <w:r>
-        <w:rPr>
-          <w:b/>
-        </w:rPr>
-        <w:t>Composition</w:t>
-      </w:r>
-      <w:r>
-        <w:rPr>
-          <w:b w:val="0"/>
-        </w:rPr>
-        <w:t xml:space="preserve"> means one </w:t>
-      </w:r>
-      <w:r>
-        <w:rPr>
-          <w:b/>
-        </w:rPr>
-        <w:t>layer</w:t>
-      </w:r>
-      <w:r>
-        <w:rPr>
-          <w:b w:val="0"/>
-        </w:rPr>
-        <w:t xml:space="preserve">’s result becomes the next </w:t>
-      </w:r>
-      <w:r>
-        <w:rPr>
-          <w:b/>
-        </w:rPr>
-        <w:t>layer</w:t>
-      </w:r>
-      <w:r>
-        <w:rPr>
-          <w:b w:val="0"/>
-        </w:rPr>
-        <w:t xml:space="preserve">’s </w:t>
-      </w:r>
-      <w:r>
-        <w:rPr>
-          <w:b/>
-        </w:rPr>
-        <w:t>input</w:t>
-      </w:r>
-      <w:r>
-        <w:rPr>
-          <w:b w:val="0"/>
-        </w:rPr>
-        <w:t xml:space="preserve">. Compute both hidden units before combining them. At [4,3], their equal </w:t>
-      </w:r>
-      <w:r>
-        <w:rPr>
-          <w:b/>
-        </w:rPr>
-        <w:t>output</w:t>
-      </w:r>
-      <w:r>
-        <w:rPr>
-          <w:b w:val="0"/>
-        </w:rPr>
-        <w:t>s cancel.</w:t>
-      </w:r>
-    </w:p>
-    <w:p>
-      <w:pPr>
-        <w:spacing w:line="336" w:lineRule="auto" w:after="180"/>
-        <w:shd w:fill="F1F6FC"/>
-      </w:pPr>
-      <w:r>
-        <w:rPr>
-          <w:b w:val="0"/>
-        </w:rPr>
-        <w:t xml:space="preserve">Lowering only the second </w:t>
-      </w:r>
-      <w:r>
-        <w:rPr>
-          <w:b/>
-        </w:rPr>
-        <w:t>input</w:t>
-      </w:r>
-      <w:r>
-        <w:rPr>
-          <w:b w:val="0"/>
-        </w:rPr>
-        <w:t xml:space="preserve"> removes its positive hidden contribution, so subtracting it no longer reduces the </w:t>
-      </w:r>
-      <w:r>
-        <w:rPr>
-          <w:b/>
-        </w:rPr>
-        <w:t>output</w:t>
-      </w:r>
-      <w:r>
-        <w:rPr>
-          <w:b w:val="0"/>
-        </w:rPr>
-        <w:t>. The final subtraction must use activated hidden values rather than the raw measurements.</w:t>
+        <w:t>State one repair and the checks you would rerun.</w:t>
+      </w:r>
+    </w:p>
+    <w:p>
+      <w:r>
+        <w:t>________________________________________________________________</w:t>
+      </w:r>
+    </w:p>
+    <w:p>
+      <w:r>
+        <w:t>________________________________________________________________</w:t>
+      </w:r>
+    </w:p>
+    <w:p>
+      <w:r>
+        <w:t>________________________________________________________________</w:t>
+      </w:r>
+    </w:p>
+    <w:p>
+      <w:r>
+        <w:t>________________________________________________________________</w:t>
+      </w:r>
+    </w:p>
+    <w:p>
+      <w:r>
+        <w:t>________________________________________________________________</w:t>
+      </w:r>
+    </w:p>
+    <w:p>
+      <w:r>
+        <w:t>________________________________________________________________</w:t>
+      </w:r>
+    </w:p>
+    <w:p>
+      <w:pPr>
+        <w:pStyle w:val="Heading2"/>
+      </w:pPr>
+      <w:r>
+        <w:t>Earlier wording, alternatives and picture transcripts · reference / check after trying</w:t>
       </w:r>
     </w:p>
     <w:p>
@@ -1899,7 +2772,36 @@
         <w:pStyle w:val="Heading3"/>
       </w:pPr>
       <w:r>
-        <w:t>What this example does not establish</w:t>
+        <w:t>Locate the earliest unsupported step</w:t>
+      </w:r>
+    </w:p>
+    <w:p>
+      <w:pPr>
+        <w:pStyle w:val="Heading1"/>
+      </w:pPr>
+      <w:r>
+        <w:t>08. Practise the forward path with less help</w:t>
+      </w:r>
+    </w:p>
+    <w:p>
+      <w:r>
+        <w:t>Name the layer and value used at every step.</w:t>
+      </w:r>
+    </w:p>
+    <w:p>
+      <w:pPr>
+        <w:pStyle w:val="Heading2"/>
+      </w:pPr>
+      <w:r>
+        <w:t>Current task and response</w:t>
+      </w:r>
+    </w:p>
+    <w:p>
+      <w:pPr>
+        <w:pStyle w:val="ListBullet"/>
+      </w:pPr>
+      <w:r>
+        <w:t>For x = [1, 3], write both scores, both ReLU activations and y using the lesson model.</w:t>
       </w:r>
     </w:p>
     <w:p>
@@ -1907,55 +2809,27 @@
         <w:pStyle w:val="Heading3"/>
       </w:pPr>
       <w:r>
-        <w:t>Keep the stated limit</w:t>
-      </w:r>
-    </w:p>
-    <w:p>
-      <w:pPr>
-        <w:spacing w:line="336" w:lineRule="auto" w:after="180"/>
-        <w:shd w:fill="FFF5E6"/>
-      </w:pPr>
-      <w:r>
-        <w:rPr>
-          <w:b w:val="0"/>
-        </w:rPr>
-        <w:t xml:space="preserve">Hand-composed detectors illustrate </w:t>
-      </w:r>
-      <w:r>
-        <w:rPr>
-          <w:b/>
-        </w:rPr>
-        <w:t>layer</w:t>
-      </w:r>
-      <w:r>
-        <w:rPr>
-          <w:b w:val="0"/>
-        </w:rPr>
-        <w:t xml:space="preserve"> order; they are not </w:t>
-      </w:r>
-      <w:r>
-        <w:rPr>
-          <w:b/>
-        </w:rPr>
-        <w:t>evidence</w:t>
-      </w:r>
-      <w:r>
-        <w:rPr>
-          <w:b w:val="0"/>
-        </w:rPr>
-        <w:t xml:space="preserve"> of a learned or biologically realistic neural </w:t>
-      </w:r>
-      <w:r>
-        <w:rPr>
-          <w:b/>
-        </w:rPr>
-        <w:t>mechanism</w:t>
-      </w:r>
-      <w:r>
-        <w:rPr>
-          <w:b w:val="0"/>
-        </w:rPr>
-        <w:t>.</w:t>
+        <w:t>Trace x = [1, 1]. Record z1, z2, h1, h2 and y. Explain why using x directly in the output formula would be a different model.</w:t>
+      </w:r>
+    </w:p>
+    <w:p>
+      <w:r>
+        <w:t>________________________________________________________________</w:t>
+      </w:r>
+    </w:p>
+    <w:p>
+      <w:r>
+        <w:t>________________________________________________________________</w:t>
+      </w:r>
+    </w:p>
+    <w:p>
+      <w:r>
+        <w:t>________________________________________________________________</w:t>
+      </w:r>
+    </w:p>
+    <w:p>
+      <w:r>
+        <w:t>________________________________________________________________</w:t>
       </w:r>
     </w:p>
     <w:p>
@@ -1963,369 +2837,7 @@
         <w:pStyle w:val="Heading3"/>
       </w:pPr>
       <w:r>
-        <w:t>Keep the stated limit</w:t>
-      </w:r>
-    </w:p>
-    <w:p>
-      <w:pPr>
-        <w:spacing w:line="336" w:lineRule="auto" w:after="180"/>
-        <w:shd w:fill="FFF5E6"/>
-      </w:pPr>
-      <w:r>
-        <w:rPr>
-          <w:b w:val="0"/>
-        </w:rPr>
-        <w:t xml:space="preserve">Read the labelled picture: What intermediate value explains the changed </w:t>
-      </w:r>
-      <w:r>
-        <w:rPr>
-          <w:b/>
-        </w:rPr>
-        <w:t>output</w:t>
-      </w:r>
-      <w:r>
-        <w:rPr>
-          <w:b w:val="0"/>
-        </w:rPr>
-        <w:t xml:space="preserve">? Point to the relevant step in the picture, then write the changed result and the rule or </w:t>
-      </w:r>
-      <w:r>
-        <w:rPr>
-          <w:b/>
-        </w:rPr>
-        <w:t>evidence</w:t>
-      </w:r>
-      <w:r>
-        <w:rPr>
-          <w:b w:val="0"/>
-        </w:rPr>
-        <w:t xml:space="preserve"> that supports it.</w:t>
-      </w:r>
-    </w:p>
-    <w:p>
-      <w:pPr>
-        <w:pStyle w:val="Heading3"/>
-      </w:pPr>
-      <w:r>
-        <w:t>Keep the stated limit</w:t>
-      </w:r>
-    </w:p>
-    <w:p>
-      <w:pPr>
-        <w:spacing w:line="336" w:lineRule="auto" w:after="180"/>
-        <w:shd w:fill="FFF5E6"/>
-      </w:pPr>
-      <w:r>
-        <w:rPr>
-          <w:b w:val="0"/>
-        </w:rPr>
-        <w:t>Change one thing: Change only v from 3 to1. Predict the result before checking the explanation. What remains the same?</w:t>
-      </w:r>
-    </w:p>
-    <w:p>
-      <w:pPr>
-        <w:pStyle w:val="Heading1"/>
-      </w:pPr>
-      <w:r>
-        <w:t>07. Find and repair a mistake</w:t>
-      </w:r>
-    </w:p>
-    <w:p>
-      <w:r>
-        <w:t>Find the unsupported step in the Composing layers claim and explain a repair using the supplied evidence.</w:t>
-      </w:r>
-    </w:p>
-    <w:p>
-      <w:pPr>
-        <w:pStyle w:val="Heading3"/>
-      </w:pPr>
-      <w:r>
-        <w:t>Check the claim against the facts</w:t>
-      </w:r>
-    </w:p>
-    <w:p>
-      <w:pPr>
-        <w:spacing w:line="336" w:lineRule="auto" w:after="180"/>
-        <w:shd w:fill="FFF5E6"/>
-      </w:pPr>
-      <w:r>
-        <w:rPr>
-          <w:b w:val="0"/>
-        </w:rPr>
-        <w:t xml:space="preserve">The </w:t>
-      </w:r>
-      <w:r>
-        <w:rPr>
-          <w:b/>
-        </w:rPr>
-        <w:t>output</w:t>
-      </w:r>
-      <w:r>
-        <w:rPr>
-          <w:b w:val="0"/>
-        </w:rPr>
-        <w:t xml:space="preserve"> </w:t>
-      </w:r>
-      <w:r>
-        <w:rPr>
-          <w:b/>
-        </w:rPr>
-        <w:t>layer</w:t>
-      </w:r>
-      <w:r>
-        <w:rPr>
-          <w:b w:val="0"/>
-        </w:rPr>
-        <w:t xml:space="preserve"> expects two </w:t>
-      </w:r>
-      <w:r>
-        <w:rPr>
-          <w:b/>
-        </w:rPr>
-        <w:t>input</w:t>
-      </w:r>
-      <w:r>
-        <w:rPr>
-          <w:b w:val="0"/>
-        </w:rPr>
-        <w:t xml:space="preserve">s because its two weights match h1 and h2. If the hidden </w:t>
-      </w:r>
-      <w:r>
-        <w:rPr>
-          <w:b/>
-        </w:rPr>
-        <w:t>layer</w:t>
-      </w:r>
-      <w:r>
-        <w:rPr>
-          <w:b w:val="0"/>
-        </w:rPr>
-        <w:t xml:space="preserve"> is redesigned to return three activations, the </w:t>
-      </w:r>
-      <w:r>
-        <w:rPr>
-          <w:b/>
-        </w:rPr>
-        <w:t>output</w:t>
-      </w:r>
-      <w:r>
-        <w:rPr>
-          <w:b w:val="0"/>
-        </w:rPr>
-        <w:t xml:space="preserve"> </w:t>
-      </w:r>
-      <w:r>
-        <w:rPr>
-          <w:b/>
-        </w:rPr>
-        <w:t>layer</w:t>
-      </w:r>
-      <w:r>
-        <w:rPr>
-          <w:b w:val="0"/>
-        </w:rPr>
-        <w:t xml:space="preserve"> needs a compatible three-</w:t>
-      </w:r>
-      <w:r>
-        <w:rPr>
-          <w:b/>
-        </w:rPr>
-        <w:t>input</w:t>
-      </w:r>
-      <w:r>
-        <w:rPr>
-          <w:b w:val="0"/>
-        </w:rPr>
-        <w:t xml:space="preserve"> definition.</w:t>
-      </w:r>
-    </w:p>
-    <w:p>
-      <w:pPr>
-        <w:spacing w:line="336" w:lineRule="auto" w:after="180"/>
-        <w:shd w:fill="FFF5E6"/>
-      </w:pPr>
-      <w:r>
-        <w:rPr>
-          <w:b w:val="0"/>
-        </w:rPr>
-        <w:t>Silently dropping an activation or inventing a third weight does not preserve the stated model.</w:t>
-      </w:r>
-    </w:p>
-    <w:p>
-      <w:pPr>
-        <w:pStyle w:val="Heading3"/>
-      </w:pPr>
-      <w:r>
-        <w:t>Check the claim against the facts</w:t>
-      </w:r>
-    </w:p>
-    <w:p>
-      <w:pPr>
-        <w:spacing w:line="336" w:lineRule="auto" w:after="180"/>
-        <w:shd w:fill="FFF5E6"/>
-      </w:pPr>
-      <w:r>
-        <w:rPr>
-          <w:b w:val="0"/>
-        </w:rPr>
-        <w:t>Order matters even when lengths match. For x = [4, 1], h = [3, 3] happens to be unchanged by swapping, so that case cannot reveal an order bug. For x = [3, 0], h = [3, 1] gives y = 6.</w:t>
-      </w:r>
-    </w:p>
-    <w:p>
-      <w:pPr>
-        <w:spacing w:line="336" w:lineRule="auto" w:after="180"/>
-        <w:shd w:fill="FFF5E6"/>
-      </w:pPr>
-      <w:r>
-        <w:rPr>
-          <w:b w:val="0"/>
-        </w:rPr>
-        <w:t>Swapping only those hidden values gives 2 times 1 - 3 + 1 = 0. Swapping both the values and their matching weights would preserve the dot product.</w:t>
-      </w:r>
-    </w:p>
-    <w:p>
-      <w:pPr>
-        <w:spacing w:line="336" w:lineRule="auto" w:after="180"/>
-      </w:pPr>
-      <w:r>
-        <w:rPr>
-          <w:b w:val="0"/>
-        </w:rPr>
-        <w:t xml:space="preserve">Keeping the </w:t>
-      </w:r>
-      <w:r>
-        <w:rPr>
-          <w:b/>
-        </w:rPr>
-        <w:t>output</w:t>
-      </w:r>
-      <w:r>
-        <w:rPr>
-          <w:b w:val="0"/>
-        </w:rPr>
-        <w:t xml:space="preserve"> </w:t>
-      </w:r>
-      <w:r>
-        <w:rPr>
-          <w:b/>
-        </w:rPr>
-        <w:t>layer</w:t>
-      </w:r>
-      <w:r>
-        <w:rPr>
-          <w:b w:val="0"/>
-        </w:rPr>
-        <w:t xml:space="preserve"> fixed, replacing ReLU with identity changes the model. For x = [1, 3], identity gives h = [-2, 2] and y = -5; ReLU gives h = [0, 2] and y = -1.</w:t>
-      </w:r>
-    </w:p>
-    <w:p>
-      <w:pPr>
-        <w:spacing w:line="336" w:lineRule="auto" w:after="180"/>
-      </w:pPr>
-      <w:r>
-        <w:rPr>
-          <w:b w:val="0"/>
-        </w:rPr>
-        <w:t xml:space="preserve">More </w:t>
-      </w:r>
-      <w:r>
-        <w:rPr>
-          <w:b/>
-        </w:rPr>
-        <w:t>layer</w:t>
-      </w:r>
-      <w:r>
-        <w:rPr>
-          <w:b w:val="0"/>
-        </w:rPr>
-        <w:t xml:space="preserve">s or a different activation do not establish better </w:t>
-      </w:r>
-      <w:r>
-        <w:rPr>
-          <w:b/>
-        </w:rPr>
-        <w:t>prediction</w:t>
-      </w:r>
-      <w:r>
-        <w:rPr>
-          <w:b w:val="0"/>
-        </w:rPr>
-        <w:t>s without valid evaluation.</w:t>
-      </w:r>
-    </w:p>
-    <w:p>
-      <w:pPr>
-        <w:pStyle w:val="Heading3"/>
-      </w:pPr>
-      <w:r>
-        <w:t>Locate the earliest unsupported step</w:t>
-      </w:r>
-    </w:p>
-    <w:p>
-      <w:pPr>
-        <w:spacing w:line="336" w:lineRule="auto" w:after="180"/>
-      </w:pPr>
-      <w:r>
-        <w:rPr>
-          <w:b w:val="0"/>
-        </w:rPr>
-        <w:t xml:space="preserve">Compare hidden vectors for x = [4, 1] and x = [3, 0]. Which </w:t>
-      </w:r>
-      <w:r>
-        <w:rPr>
-          <w:b/>
-        </w:rPr>
-        <w:t>input</w:t>
-      </w:r>
-      <w:r>
-        <w:rPr>
-          <w:b w:val="0"/>
-        </w:rPr>
-        <w:t xml:space="preserve"> reveals a bug that swaps h1 and h2 but keeps </w:t>
-      </w:r>
-      <w:r>
-        <w:rPr>
-          <w:b/>
-        </w:rPr>
-        <w:t>output</w:t>
-      </w:r>
-      <w:r>
-        <w:rPr>
-          <w:b w:val="0"/>
-        </w:rPr>
-        <w:t xml:space="preserve"> weights unchanged? Give correct and swapped </w:t>
-      </w:r>
-      <w:r>
-        <w:rPr>
-          <w:b/>
-        </w:rPr>
-        <w:t>output</w:t>
-      </w:r>
-      <w:r>
-        <w:rPr>
-          <w:b w:val="0"/>
-        </w:rPr>
-        <w:t xml:space="preserve">s for that </w:t>
-      </w:r>
-      <w:r>
-        <w:rPr>
-          <w:b/>
-        </w:rPr>
-        <w:t>input</w:t>
-      </w:r>
-      <w:r>
-        <w:rPr>
-          <w:b w:val="0"/>
-        </w:rPr>
-        <w:t>.</w:t>
-      </w:r>
-    </w:p>
-    <w:p>
-      <w:pPr>
-        <w:pStyle w:val="Heading3"/>
-      </w:pPr>
-      <w:r>
-        <w:t>State one repair and the checks you would rerun.</w:t>
+        <w:t>Explain your prediction to a partner before comparing results.</w:t>
       </w:r>
     </w:p>
     <w:p>
@@ -2349,101 +2861,11 @@
       </w:r>
     </w:p>
     <w:p>
-      <w:r>
-        <w:t>________________________________________________________________</w:t>
-      </w:r>
-    </w:p>
-    <w:p>
-      <w:r>
-        <w:t>________________________________________________________________</w:t>
-      </w:r>
-    </w:p>
-    <w:p>
-      <w:pPr>
-        <w:pStyle w:val="Heading1"/>
-      </w:pPr>
-      <w:r>
-        <w:t>08. Practise together</w:t>
-      </w:r>
-    </w:p>
-    <w:p>
-      <w:r>
-        <w:t>Practise Composing layers with support, then explain the deciding step in your own words.</w:t>
-      </w:r>
-    </w:p>
-    <w:p>
-      <w:pPr>
-        <w:spacing w:line="336" w:lineRule="auto" w:after="180"/>
-      </w:pPr>
-      <w:r>
-        <w:rPr>
-          <w:b w:val="0"/>
-        </w:rPr>
-        <w:t>For x = [1, 3], write both scores, both ReLU activations and y using the lesson model.</w:t>
-      </w:r>
-    </w:p>
-    <w:p>
-      <w:pPr>
-        <w:pStyle w:val="Heading3"/>
-      </w:pPr>
-      <w:r>
-        <w:t>Trace x = [1, 1]. Record z1, z2, h1, h2 and y. Explain why using x directly in the output formula would be a different model.</w:t>
-      </w:r>
-    </w:p>
-    <w:p>
-      <w:r>
-        <w:t>________________________________________________________________</w:t>
-      </w:r>
-    </w:p>
-    <w:p>
-      <w:r>
-        <w:t>________________________________________________________________</w:t>
-      </w:r>
-    </w:p>
-    <w:p>
-      <w:r>
-        <w:t>________________________________________________________________</w:t>
-      </w:r>
-    </w:p>
-    <w:p>
-      <w:r>
-        <w:t>________________________________________________________________</w:t>
-      </w:r>
-    </w:p>
-    <w:p>
-      <w:pPr>
-        <w:pStyle w:val="Heading3"/>
-      </w:pPr>
-      <w:r>
-        <w:t>Explain your prediction to a partner before comparing results.</w:t>
-      </w:r>
-    </w:p>
-    <w:p>
-      <w:r>
-        <w:t>________________________________________________________________</w:t>
-      </w:r>
-    </w:p>
-    <w:p>
-      <w:r>
-        <w:t>________________________________________________________________</w:t>
-      </w:r>
-    </w:p>
-    <w:p>
-      <w:r>
-        <w:t>________________________________________________________________</w:t>
-      </w:r>
-    </w:p>
-    <w:p>
-      <w:r>
-        <w:t>________________________________________________________________</w:t>
-      </w:r>
-    </w:p>
-    <w:p>
-      <w:pPr>
-        <w:pStyle w:val="Heading3"/>
-      </w:pPr>
-      <w:r>
-        <w:t>Practise with less help: Repair a dimension mismatch</w:t>
+      <w:pPr>
+        <w:pStyle w:val="Heading2"/>
+      </w:pPr>
+      <w:r>
+        <w:t>Supported W2record</w:t>
       </w:r>
     </w:p>
     <w:p>
@@ -2573,71 +2995,117 @@
     </w:p>
     <w:p>
       <w:pPr>
+        <w:pStyle w:val="Heading2"/>
+      </w:pPr>
+      <w:r>
+        <w:t>Individual misconception check</w:t>
+      </w:r>
+    </w:p>
+    <w:p>
+      <w:pPr>
+        <w:pStyle w:val="ListBullet"/>
+      </w:pPr>
+      <w:r>
+        <w:t>Use the worked case for Composing layers. Proposed explanation: “The second hidden unit receives the first hidden unit output”. Decide whether this explanation is supported. Point to the step or supplied fact that decides; explain your repair if needed.</w:t>
+      </w:r>
+    </w:p>
+    <w:p>
+      <w:pPr>
+        <w:pStyle w:val="ListBullet"/>
+      </w:pPr>
+      <w:r>
+        <w:t>Answer on your own before discussion. If you are unsure, say which step you need help with.</w:t>
+      </w:r>
+    </w:p>
+    <w:p>
+      <w:pPr>
+        <w:pStyle w:val="Heading2"/>
+      </w:pPr>
+      <w:r>
+        <w:t>Pictured composition reasoning</w:t>
+      </w:r>
+    </w:p>
+    <w:p>
+      <w:pPr>
+        <w:pStyle w:val="ListBullet"/>
+      </w:pPr>
+      <w:r>
+        <w:t>What intermediate value explains the changed output? Point to the relevant step in the picture, then write the changed result and the rule or evidence that supports it.</w:t>
+      </w:r>
+    </w:p>
+    <w:p>
+      <w:pPr>
         <w:pStyle w:val="Heading3"/>
       </w:pPr>
       <w:r>
+        <w:t>My explanation using a pictured step and the given facts</w:t>
+      </w:r>
+    </w:p>
+    <w:p>
+      <w:r>
+        <w:t>________________________________________________________________</w:t>
+      </w:r>
+    </w:p>
+    <w:p>
+      <w:r>
+        <w:t>________________________________________________________________</w:t>
+      </w:r>
+    </w:p>
+    <w:p>
+      <w:r>
+        <w:t>________________________________________________________________</w:t>
+      </w:r>
+    </w:p>
+    <w:p>
+      <w:r>
+        <w:t>________________________________________________________________</w:t>
+      </w:r>
+    </w:p>
+    <w:p>
+      <w:pPr>
+        <w:pStyle w:val="Heading2"/>
+      </w:pPr>
+      <w:r>
+        <w:t>Reserve the independent new network</w:t>
+      </w:r>
+    </w:p>
+    <w:p>
+      <w:pPr>
+        <w:spacing w:line="336" w:lineRule="auto" w:after="180"/>
+      </w:pPr>
+      <w:r>
+        <w:rPr>
+          <w:b w:val="0"/>
+        </w:rPr>
+        <w:t>This is supported practice. Keep the separately named independent case for an attempt before feedback.</w:t>
+      </w:r>
+    </w:p>
+    <w:p>
+      <w:pPr>
+        <w:pStyle w:val="Heading2"/>
+      </w:pPr>
+      <w:r>
+        <w:t>Earlier wording, alternatives and picture transcripts · reference / check after trying</w:t>
+      </w:r>
+    </w:p>
+    <w:p>
+      <w:pPr>
+        <w:pStyle w:val="Heading3"/>
+      </w:pPr>
+      <w:r>
+        <w:t>Practise with less help: Repair a dimension mismatch</w:t>
+      </w:r>
+    </w:p>
+    <w:p>
+      <w:pPr>
+        <w:pStyle w:val="Heading3"/>
+      </w:pPr>
+      <w:r>
         <w:t>Check your reasoning</w:t>
       </w:r>
     </w:p>
     <w:p>
       <w:pPr>
-        <w:spacing w:line="336" w:lineRule="auto" w:after="180"/>
-      </w:pPr>
-      <w:r>
-        <w:rPr>
-          <w:b w:val="0"/>
-        </w:rPr>
-        <w:t xml:space="preserve">Use the worked case for Composing </w:t>
-      </w:r>
-      <w:r>
-        <w:rPr>
-          <w:b/>
-        </w:rPr>
-        <w:t>layer</w:t>
-      </w:r>
-      <w:r>
-        <w:rPr>
-          <w:b w:val="0"/>
-        </w:rPr>
-        <w:t xml:space="preserve">s. Proposed explanation: “The second hidden unit receives the first hidden unit </w:t>
-      </w:r>
-      <w:r>
-        <w:rPr>
-          <w:b/>
-        </w:rPr>
-        <w:t>output</w:t>
-      </w:r>
-      <w:r>
-        <w:rPr>
-          <w:b w:val="0"/>
-        </w:rPr>
-        <w:t>”. Decide whether this explanation is supported.</w:t>
-      </w:r>
-    </w:p>
-    <w:p>
-      <w:pPr>
-        <w:spacing w:line="336" w:lineRule="auto" w:after="180"/>
-      </w:pPr>
-      <w:r>
-        <w:rPr>
-          <w:b w:val="0"/>
-        </w:rPr>
-        <w:t>Point to the step or supplied fact that decides; explain your repair if needed.</w:t>
-      </w:r>
-    </w:p>
-    <w:p>
-      <w:pPr>
-        <w:spacing w:line="336" w:lineRule="auto" w:after="180"/>
-      </w:pPr>
-      <w:r>
-        <w:rPr>
-          <w:b w:val="0"/>
-        </w:rPr>
-        <w:t>Answer on your own before discussion. If you are unsure, say which step you need help with.</w:t>
-      </w:r>
-    </w:p>
-    <w:p>
-      <w:pPr>
         <w:pStyle w:val="Heading3"/>
       </w:pPr>
       <w:r>
@@ -2646,97 +3114,23 @@
     </w:p>
     <w:p>
       <w:pPr>
-        <w:spacing w:line="336" w:lineRule="auto" w:after="180"/>
-      </w:pPr>
-      <w:r>
-        <w:rPr>
-          <w:b w:val="0"/>
-        </w:rPr>
-        <w:t xml:space="preserve">What intermediate value explains the changed </w:t>
-      </w:r>
-      <w:r>
-        <w:rPr>
-          <w:b/>
-        </w:rPr>
-        <w:t>output</w:t>
-      </w:r>
-      <w:r>
-        <w:rPr>
-          <w:b w:val="0"/>
-        </w:rPr>
-        <w:t xml:space="preserve">? Point to the relevant step in the picture, then write the changed result and the rule or </w:t>
-      </w:r>
-      <w:r>
-        <w:rPr>
-          <w:b/>
-        </w:rPr>
-        <w:t>evidence</w:t>
-      </w:r>
-      <w:r>
-        <w:rPr>
-          <w:b w:val="0"/>
-        </w:rPr>
-        <w:t xml:space="preserve"> that supports it.</w:t>
-      </w:r>
-    </w:p>
-    <w:p>
-      <w:pPr>
-        <w:pStyle w:val="Heading3"/>
-      </w:pPr>
-      <w:r>
-        <w:t>My explanation using a pictured step and the given facts</w:t>
-      </w:r>
-    </w:p>
-    <w:p>
-      <w:r>
-        <w:t>________________________________________________________________</w:t>
-      </w:r>
-    </w:p>
-    <w:p>
-      <w:r>
-        <w:t>________________________________________________________________</w:t>
-      </w:r>
-    </w:p>
-    <w:p>
-      <w:r>
-        <w:t>________________________________________________________________</w:t>
-      </w:r>
-    </w:p>
-    <w:p>
-      <w:r>
-        <w:t>________________________________________________________________</w:t>
-      </w:r>
-    </w:p>
-    <w:p>
-      <w:pPr>
-        <w:spacing w:line="336" w:lineRule="auto" w:after="180"/>
-      </w:pPr>
-      <w:r>
-        <w:rPr>
-          <w:b w:val="0"/>
-        </w:rPr>
-        <w:t>This is supported practice. Keep the separately named independent case for an attempt before feedback.</w:t>
-      </w:r>
-    </w:p>
-    <w:p>
-      <w:pPr>
         <w:pStyle w:val="Heading1"/>
       </w:pPr>
       <w:r>
-        <w:t>09. Run the investigation</w:t>
-      </w:r>
-    </w:p>
-    <w:p>
-      <w:r>
-        <w:t>Investigate Composing layers. Record the prediction, actual observation or labelled paper trace, explanation and next test separately.</w:t>
-      </w:r>
-    </w:p>
-    <w:p>
-      <w:pPr>
-        <w:pStyle w:val="Heading3"/>
-      </w:pPr>
-      <w:r>
-        <w:t>Predict, investigate and preserve the evidence</w:t>
+        <w:t>09. Investigate shape,order,zero and information loss</w:t>
+      </w:r>
+    </w:p>
+    <w:p>
+      <w:r>
+        <w:t>All probe inputs and expected intermediate checks are supplied.</w:t>
+      </w:r>
+    </w:p>
+    <w:p>
+      <w:pPr>
+        <w:pStyle w:val="Heading2"/>
+      </w:pPr>
+      <w:r>
+        <w:t>Complete current task and runnable forward pass</w:t>
       </w:r>
     </w:p>
     <w:p>
@@ -2812,6 +3206,258 @@
         <w:t>print(forward([3, 1]))  # ([2, 2], [2, 2], 3)</w:t>
         <w:br/>
         <w:t>print(forward([1, 3]))  # ([-2, 2], [0, 2], -1)</w:t>
+      </w:r>
+    </w:p>
+    <w:p>
+      <w:pPr>
+        <w:pStyle w:val="Heading2"/>
+      </w:pPr>
+      <w:r>
+        <w:t>Complete normal,boundary,missing and bug-revealing cases</w:t>
+      </w:r>
+    </w:p>
+    <w:tbl>
+      <w:tblPr>
+        <w:tblStyle w:val="LightShading-Accent1"/>
+        <w:tblW w:type="auto" w:w="0"/>
+        <w:tblLook w:firstColumn="1" w:firstRow="1" w:lastColumn="0" w:lastRow="0" w:noHBand="0" w:noVBand="1" w:val="04A0"/>
+      </w:tblPr>
+      <w:tblGrid>
+        <w:gridCol w:w="5112"/>
+        <w:gridCol w:w="5112"/>
+      </w:tblGrid>
+      <w:tr>
+        <w:trPr>
+          <w:tblHeader/>
+        </w:trPr>
+        <w:tc>
+          <w:tcPr>
+            <w:tcW w:type="dxa" w:w="5112"/>
+          </w:tcPr>
+          <w:p>
+            <w:r>
+              <w:t>Complete main-network probe</w:t>
+            </w:r>
+          </w:p>
+        </w:tc>
+        <w:tc>
+          <w:tcPr>
+            <w:tcW w:type="dxa" w:w="5112"/>
+          </w:tcPr>
+          <w:p>
+            <w:r>
+              <w:t>Expected trace / action</w:t>
+            </w:r>
+          </w:p>
+        </w:tc>
+      </w:tr>
+      <w:tr>
+        <w:tc>
+          <w:tcPr>
+            <w:tcW w:type="dxa" w:w="5112"/>
+          </w:tcPr>
+          <w:p>
+            <w:r>
+              <w:t>Normal x[3, 1]</w:t>
+            </w:r>
+          </w:p>
+        </w:tc>
+        <w:tc>
+          <w:tcPr>
+            <w:tcW w:type="dxa" w:w="5112"/>
+          </w:tcPr>
+          <w:p>
+            <w:r>
+              <w:t>z[2, 2], h[2, 2], y3</w:t>
+            </w:r>
+          </w:p>
+        </w:tc>
+      </w:tr>
+      <w:tr>
+        <w:tc>
+          <w:tcPr>
+            <w:tcW w:type="dxa" w:w="5112"/>
+          </w:tcPr>
+          <w:p>
+            <w:r>
+              <w:t>Boundary x[1, 1]</w:t>
+            </w:r>
+          </w:p>
+        </w:tc>
+        <w:tc>
+          <w:tcPr>
+            <w:tcW w:type="dxa" w:w="5112"/>
+          </w:tcPr>
+          <w:p>
+            <w:r>
+              <w:t>z[0, 0], h[0, 0], y1; hidden zeros are not final class decisions</w:t>
+            </w:r>
+          </w:p>
+        </w:tc>
+      </w:tr>
+      <w:tr>
+        <w:tc>
+          <w:tcPr>
+            <w:tcW w:type="dxa" w:w="5112"/>
+          </w:tcPr>
+          <w:p>
+            <w:r>
+              <w:t>Changed input x[1, 3]</w:t>
+            </w:r>
+          </w:p>
+        </w:tc>
+        <w:tc>
+          <w:tcPr>
+            <w:tcW w:type="dxa" w:w="5112"/>
+          </w:tcPr>
+          <w:p>
+            <w:r>
+              <w:t>z[−2, 2], h[0, 2], y−1</w:t>
+            </w:r>
+          </w:p>
+        </w:tc>
+      </w:tr>
+      <w:tr>
+        <w:tc>
+          <w:tcPr>
+            <w:tcW w:type="dxa" w:w="5112"/>
+          </w:tcPr>
+          <w:p>
+            <w:r>
+              <w:t>Shape mismatch x[3, 1, 0]</w:t>
+            </w:r>
+          </w:p>
+        </w:tc>
+        <w:tc>
+          <w:tcPr>
+            <w:tcW w:type="dxa" w:w="5112"/>
+          </w:tcPr>
+          <w:p>
+            <w:r>
+              <w:t>ValueError:Expected two input components</w:t>
+            </w:r>
+          </w:p>
+        </w:tc>
+      </w:tr>
+      <w:tr>
+        <w:tc>
+          <w:tcPr>
+            <w:tcW w:type="dxa" w:w="5112"/>
+          </w:tcPr>
+          <w:p>
+            <w:r>
+              <w:t>Missing component x[3, None]</w:t>
+            </w:r>
+          </w:p>
+        </w:tc>
+        <w:tc>
+          <w:tcPr>
+            <w:tcW w:type="dxa" w:w="5112"/>
+          </w:tcPr>
+          <w:p>
+            <w:r>
+              <w:t>Outside numeric contract; request/validate before forward</w:t>
+            </w:r>
+          </w:p>
+        </w:tc>
+      </w:tr>
+      <w:tr>
+        <w:tc>
+          <w:tcPr>
+            <w:tcW w:type="dxa" w:w="5112"/>
+          </w:tcPr>
+          <w:p>
+            <w:r>
+              <w:t>Order-sensitive hidden h[3, 1]from x[3, 0]</w:t>
+            </w:r>
+          </w:p>
+        </w:tc>
+        <w:tc>
+          <w:tcPr>
+            <w:tcW w:type="dxa" w:w="5112"/>
+          </w:tcPr>
+          <w:p>
+            <w:r>
+              <w:t>Correct y6; swap only h to[1, 3]gives 0</w:t>
+            </w:r>
+          </w:p>
+        </w:tc>
+      </w:tr>
+      <w:tr>
+        <w:tc>
+          <w:tcPr>
+            <w:tcW w:type="dxa" w:w="5112"/>
+          </w:tcPr>
+          <w:p>
+            <w:r>
+              <w:t>Order-insensitive probe x[4, 1]</w:t>
+            </w:r>
+          </w:p>
+        </w:tc>
+        <w:tc>
+          <w:tcPr>
+            <w:tcW w:type="dxa" w:w="5112"/>
+          </w:tcPr>
+          <w:p>
+            <w:r>
+              <w:t>h[3, 3], y4; swap does not expose the bug</w:t>
+            </w:r>
+          </w:p>
+        </w:tc>
+      </w:tr>
+      <w:tr>
+        <w:tc>
+          <w:tcPr>
+            <w:tcW w:type="dxa" w:w="5112"/>
+          </w:tcPr>
+          <w:p>
+            <w:r>
+              <w:t>Representation collision x[0, 1]and[0, 2]</w:t>
+            </w:r>
+          </w:p>
+        </w:tc>
+        <w:tc>
+          <w:tcPr>
+            <w:tcW w:type="dxa" w:w="5112"/>
+          </w:tcPr>
+          <w:p>
+            <w:r>
+              <w:t>Both h[0, 0], y1; later fixed layers cannot distinguish them from h alone</w:t>
+            </w:r>
+          </w:p>
+        </w:tc>
+      </w:tr>
+    </w:tbl>
+    <w:p>
+      <w:pPr>
+        <w:pStyle w:val="Heading2"/>
+      </w:pPr>
+      <w:r>
+        <w:t>Predict,run or trace,and explain</w:t>
+      </w:r>
+    </w:p>
+    <w:p>
+      <w:pPr>
+        <w:pStyle w:val="ListNumber"/>
+      </w:pPr>
+      <w:r>
+        <w:t>Predict the complete probes and then use the supplied forward function one case at a time. Keep z, h, y, actual output/error and an explanation of the first mismatch. A three-unit hidden redesign needs three output coefficients and an explicit bias or a documented selection operation; do not silently truncate. Input length is checked, but numeric validity and coordinate meanings are assumed. No target labels are supplied here, so a successful forward pass is not measured accuracy. Reusing raw x in the output skips a layer and defines a different model.</w:t>
+      </w:r>
+    </w:p>
+    <w:p>
+      <w:pPr>
+        <w:pStyle w:val="ListNumber"/>
+      </w:pPr>
+      <w:r>
+        <w:t>On paper, trace the supplied procedure. If code is provided, predict before running it in a local practice file. Never write an expected answer as though it were an observed run.</w:t>
+      </w:r>
+    </w:p>
+    <w:p>
+      <w:pPr>
+        <w:pStyle w:val="Heading2"/>
+      </w:pPr>
+      <w:r>
+        <w:t>Keep the evidence ledger</w:t>
       </w:r>
     </w:p>
     <w:tbl>
@@ -2958,7 +3604,15 @@
         <w:rPr>
           <w:b w:val="0"/>
         </w:rPr>
-        <w:t>On paper, trace the supplied procedure. If code is provided, predict before running it in a local practice file. Never write an expected answer as though it were an observed run.</w:t>
+        <w:t>Before trying: what do I expect, and why? While trying: which step could first go wrong? Afterwards: what did I actually observe, and what should change? Keep “not run” if you only traced the procedure.</w:t>
+      </w:r>
+    </w:p>
+    <w:p>
+      <w:pPr>
+        <w:pStyle w:val="Heading2"/>
+      </w:pPr>
+      <w:r>
+        <w:t>Earlier wording, alternatives and picture transcripts · reference / check after trying</w:t>
       </w:r>
     </w:p>
     <w:p>
@@ -2966,18 +3620,311 @@
         <w:pStyle w:val="Heading3"/>
       </w:pPr>
       <w:r>
+        <w:t>Predict, investigate and preserve the evidence</w:t>
+      </w:r>
+    </w:p>
+    <w:p>
+      <w:pPr>
+        <w:pStyle w:val="Heading3"/>
+      </w:pPr>
+      <w:r>
         <w:t>Plan → try → check</w:t>
       </w:r>
     </w:p>
     <w:p>
       <w:pPr>
+        <w:pStyle w:val="Heading1"/>
+      </w:pPr>
+      <w:r>
+        <w:t>14. Try alone: compose a different two-unit network</w:t>
+      </w:r>
+    </w:p>
+    <w:p>
+      <w:r>
+        <w:t>Use the new formulas,record preactivations,and apply only its stated final class rule.</w:t>
+      </w:r>
+    </w:p>
+    <w:p>
+      <w:pPr>
+        <w:pStyle w:val="Heading2"/>
+      </w:pPr>
+      <w:r>
+        <w:t>Complete new independent network</w:t>
+      </w:r>
+    </w:p>
+    <w:p>
+      <w:pPr>
         <w:spacing w:line="336" w:lineRule="auto" w:after="180"/>
       </w:pPr>
       <w:r>
         <w:rPr>
           <w:b w:val="0"/>
         </w:rPr>
-        <w:t>Before trying: what do I expect, and why? While trying: which step could first go wrong? Afterwards: what did I actually observe, and what should change? Keep “not run” if you only traced the procedure.</w:t>
+        <w:t xml:space="preserve">A new model takes [u, v]. Compute a = ReLU(u + v - 3), b = ReLU(u - v), then q = a + 2b - 1. Trace both </w:t>
+      </w:r>
+      <w:r>
+        <w:rPr>
+          <w:b/>
+        </w:rPr>
+        <w:t>input</w:t>
+      </w:r>
+      <w:r>
+        <w:rPr>
+          <w:b w:val="0"/>
+        </w:rPr>
+        <w:t>s [2, 1] and [1, 2], including scores before ReLU. Apply class 1 when q &gt;= 0.</w:t>
+      </w:r>
+    </w:p>
+    <w:p>
+      <w:pPr>
+        <w:spacing w:line="336" w:lineRule="auto" w:after="180"/>
+      </w:pPr>
+      <w:r>
+        <w:rPr>
+          <w:b w:val="0"/>
+        </w:rPr>
+        <w:t xml:space="preserve">State the hidden and </w:t>
+      </w:r>
+      <w:r>
+        <w:rPr>
+          <w:b/>
+        </w:rPr>
+        <w:t>output</w:t>
+      </w:r>
+      <w:r>
+        <w:rPr>
+          <w:b w:val="0"/>
+        </w:rPr>
+        <w:t xml:space="preserve"> vector sizes.</w:t>
+      </w:r>
+    </w:p>
+    <w:p>
+      <w:pPr>
+        <w:pStyle w:val="Heading2"/>
+      </w:pPr>
+      <w:r>
+        <w:t>First attempt and support record</w:t>
+      </w:r>
+    </w:p>
+    <w:p>
+      <w:pPr>
+        <w:pStyle w:val="Heading3"/>
+      </w:pPr>
+      <w:r>
+        <w:t>My independent explanation, trace and limits</w:t>
+      </w:r>
+    </w:p>
+    <w:p>
+      <w:r>
+        <w:t>________________________________________________________________</w:t>
+      </w:r>
+    </w:p>
+    <w:p>
+      <w:r>
+        <w:t>________________________________________________________________</w:t>
+      </w:r>
+    </w:p>
+    <w:p>
+      <w:r>
+        <w:t>________________________________________________________________</w:t>
+      </w:r>
+    </w:p>
+    <w:p>
+      <w:r>
+        <w:t>________________________________________________________________</w:t>
+      </w:r>
+    </w:p>
+    <w:p>
+      <w:r>
+        <w:t>________________________________________________________________</w:t>
+      </w:r>
+    </w:p>
+    <w:p>
+      <w:r>
+        <w:t>________________________________________________________________</w:t>
+      </w:r>
+    </w:p>
+    <w:p>
+      <w:r>
+        <w:t>________________________________________________________________</w:t>
+      </w:r>
+    </w:p>
+    <w:p>
+      <w:pPr>
+        <w:spacing w:line="336" w:lineRule="auto" w:after="180"/>
+      </w:pPr>
+      <w:r>
+        <w:rPr>
+          <w:b w:val="0"/>
+        </w:rPr>
+        <w:t>Attempt this case before feedback. Record any help. Earlier examples below are further practice; a case already practised with feedback cannot establish fresh transfer.</w:t>
+      </w:r>
+    </w:p>
+    <w:p>
+      <w:pPr>
+        <w:pStyle w:val="Heading2"/>
+      </w:pPr>
+      <w:r>
+        <w:t>Use feedback after trying</w:t>
+      </w:r>
+    </w:p>
+    <w:p>
+      <w:pPr>
+        <w:spacing w:line="336" w:lineRule="auto" w:after="180"/>
+      </w:pPr>
+      <w:r>
+        <w:rPr>
+          <w:b w:val="0"/>
+        </w:rPr>
+        <w:t>Attempt the independent case before hints. Record whether you worked alone, used a hint or followed a model. After feedback, fix the first unsupported step and explain why it changed.</w:t>
+      </w:r>
+    </w:p>
+    <w:p>
+      <w:pPr>
+        <w:spacing w:line="336" w:lineRule="auto" w:after="180"/>
+      </w:pPr>
+      <w:r>
+        <w:rPr>
+          <w:b w:val="0"/>
+        </w:rPr>
+        <w:t>A later check uses a changed case, not a copied answer.</w:t>
+      </w:r>
+    </w:p>
+    <w:p>
+      <w:pPr>
+        <w:pStyle w:val="Heading2"/>
+      </w:pPr>
+      <w:r>
+        <w:t>Earlier wording, alternatives and picture transcripts · reference / check after trying</w:t>
+      </w:r>
+    </w:p>
+    <w:p>
+      <w:pPr>
+        <w:pStyle w:val="Heading3"/>
+      </w:pPr>
+      <w:r>
+        <w:t>Independent case: Compose a new network independently</w:t>
+      </w:r>
+    </w:p>
+    <w:p>
+      <w:pPr>
+        <w:pStyle w:val="Heading3"/>
+      </w:pPr>
+      <w:r>
+        <w:t>Attempt this without hints</w:t>
+      </w:r>
+    </w:p>
+    <w:p>
+      <w:pPr>
+        <w:spacing w:line="336" w:lineRule="auto" w:after="180"/>
+      </w:pPr>
+      <w:r>
+        <w:rPr>
+          <w:b w:val="0"/>
+        </w:rPr>
+        <w:t xml:space="preserve">A new model takes [u, v]. Compute a = ReLU(u + v - 3), b = ReLU(u - v), then q = a + 2b - 1. Trace both </w:t>
+      </w:r>
+      <w:r>
+        <w:rPr>
+          <w:b/>
+        </w:rPr>
+        <w:t>input</w:t>
+      </w:r>
+      <w:r>
+        <w:rPr>
+          <w:b w:val="0"/>
+        </w:rPr>
+        <w:t>s [2, 1] and [1, 2], including scores before ReLU. Apply class 1 when q &gt;= 0.</w:t>
+      </w:r>
+    </w:p>
+    <w:p>
+      <w:pPr>
+        <w:spacing w:line="336" w:lineRule="auto" w:after="180"/>
+      </w:pPr>
+      <w:r>
+        <w:rPr>
+          <w:b w:val="0"/>
+        </w:rPr>
+        <w:t xml:space="preserve">State the hidden and </w:t>
+      </w:r>
+      <w:r>
+        <w:rPr>
+          <w:b/>
+        </w:rPr>
+        <w:t>output</w:t>
+      </w:r>
+      <w:r>
+        <w:rPr>
+          <w:b w:val="0"/>
+        </w:rPr>
+        <w:t xml:space="preserve"> vector sizes.</w:t>
+      </w:r>
+    </w:p>
+    <w:p>
+      <w:pPr>
+        <w:pStyle w:val="Heading3"/>
+      </w:pPr>
+      <w:r>
+        <w:t>My independent procedure, result and limitation</w:t>
+      </w:r>
+    </w:p>
+    <w:p>
+      <w:r>
+        <w:t>________________________________________________________________</w:t>
+      </w:r>
+    </w:p>
+    <w:p>
+      <w:r>
+        <w:t>________________________________________________________________</w:t>
+      </w:r>
+    </w:p>
+    <w:p>
+      <w:r>
+        <w:t>________________________________________________________________</w:t>
+      </w:r>
+    </w:p>
+    <w:p>
+      <w:r>
+        <w:t>________________________________________________________________</w:t>
+      </w:r>
+    </w:p>
+    <w:p>
+      <w:r>
+        <w:t>________________________________________________________________</w:t>
+      </w:r>
+    </w:p>
+    <w:p>
+      <w:r>
+        <w:t>________________________________________________________________</w:t>
+      </w:r>
+    </w:p>
+    <w:p>
+      <w:r>
+        <w:t>________________________________________________________________</w:t>
+      </w:r>
+    </w:p>
+    <w:p>
+      <w:r>
+        <w:t>________________________________________________________________</w:t>
+      </w:r>
+    </w:p>
+    <w:p>
+      <w:pPr>
+        <w:spacing w:line="336" w:lineRule="auto" w:after="180"/>
+      </w:pPr>
+      <w:r>
+        <w:rPr>
+          <w:b w:val="0"/>
+        </w:rPr>
+        <w:t>Record support used: none, hint or teacher explanation. After feedback, a different case is needed to demonstrate independence.</w:t>
+      </w:r>
+    </w:p>
+    <w:p>
+      <w:pPr>
+        <w:pStyle w:val="Heading3"/>
+      </w:pPr>
+      <w:r>
+        <w:t>Use feedback to improve</w:t>
       </w:r>
     </w:p>
     <w:p>
@@ -2985,172 +3932,20 @@
         <w:pStyle w:val="Heading1"/>
       </w:pPr>
       <w:r>
-        <w:t>10. Build your understanding</w:t>
-      </w:r>
-    </w:p>
-    <w:p>
-      <w:r>
-        <w:t>Move from recall to tracing, diagnosis and transfer in Composing layers. Explain why each step is justified.</w:t>
-      </w:r>
-    </w:p>
-    <w:p>
-      <w:pPr>
-        <w:pStyle w:val="Heading3"/>
-      </w:pPr>
-      <w:r>
-        <w:t>Explain → apply → challenge</w:t>
-      </w:r>
-    </w:p>
-    <w:p>
-      <w:pPr>
-        <w:spacing w:line="336" w:lineRule="auto" w:after="180"/>
-      </w:pPr>
-      <w:r>
-        <w:rPr>
-          <w:b w:val="0"/>
-        </w:rPr>
-        <w:t>For x = [1, 3], write both scores, both ReLU activations and y using the lesson model.</w:t>
-      </w:r>
-    </w:p>
-    <w:p>
-      <w:pPr>
-        <w:spacing w:line="336" w:lineRule="auto" w:after="180"/>
-      </w:pPr>
-      <w:r>
-        <w:rPr>
-          <w:b w:val="0"/>
-        </w:rPr>
-        <w:t xml:space="preserve">Compare hidden vectors for x = [4, 1] and x = [3, 0]. Which </w:t>
-      </w:r>
-      <w:r>
-        <w:rPr>
-          <w:b/>
-        </w:rPr>
-        <w:t>input</w:t>
-      </w:r>
-      <w:r>
-        <w:rPr>
-          <w:b w:val="0"/>
-        </w:rPr>
-        <w:t xml:space="preserve"> reveals a bug that swaps h1 and h2 but keeps </w:t>
-      </w:r>
-      <w:r>
-        <w:rPr>
-          <w:b/>
-        </w:rPr>
-        <w:t>output</w:t>
-      </w:r>
-      <w:r>
-        <w:rPr>
-          <w:b w:val="0"/>
-        </w:rPr>
-        <w:t xml:space="preserve"> weights unchanged? Give correct and swapped </w:t>
-      </w:r>
-      <w:r>
-        <w:rPr>
-          <w:b/>
-        </w:rPr>
-        <w:t>output</w:t>
-      </w:r>
-      <w:r>
-        <w:rPr>
-          <w:b w:val="0"/>
-        </w:rPr>
-        <w:t xml:space="preserve">s for that </w:t>
-      </w:r>
-      <w:r>
-        <w:rPr>
-          <w:b/>
-        </w:rPr>
-        <w:t>input</w:t>
-      </w:r>
-      <w:r>
-        <w:rPr>
-          <w:b w:val="0"/>
-        </w:rPr>
-        <w:t>.</w:t>
-      </w:r>
-    </w:p>
-    <w:p>
-      <w:pPr>
-        <w:spacing w:line="336" w:lineRule="auto" w:after="180"/>
-        <w:shd w:fill="F5F1FB"/>
-      </w:pPr>
-      <w:r>
-        <w:rPr>
-          <w:b w:val="0"/>
-        </w:rPr>
-        <w:t xml:space="preserve">Use the lesson model to verify h and y for [0, 1] and [0, 2]. Could a fixed later </w:t>
-      </w:r>
-      <w:r>
-        <w:rPr>
-          <w:b/>
-        </w:rPr>
-        <w:t>layer</w:t>
-      </w:r>
-      <w:r>
-        <w:rPr>
-          <w:b w:val="0"/>
-        </w:rPr>
-        <w:t xml:space="preserve"> receiving only h distinguish the two original </w:t>
-      </w:r>
-      <w:r>
-        <w:rPr>
-          <w:b/>
-        </w:rPr>
-        <w:t>input</w:t>
-      </w:r>
-      <w:r>
-        <w:rPr>
-          <w:b w:val="0"/>
-        </w:rPr>
-        <w:t>s?</w:t>
-      </w:r>
-    </w:p>
-    <w:p>
-      <w:pPr>
-        <w:pStyle w:val="Heading3"/>
-      </w:pPr>
-      <w:r>
-        <w:t>Explain which evidence supports your conclusion and which claim remains unproved.</w:t>
-      </w:r>
-    </w:p>
-    <w:p>
-      <w:r>
-        <w:t>________________________________________________________________</w:t>
-      </w:r>
-    </w:p>
-    <w:p>
-      <w:r>
-        <w:t>________________________________________________________________</w:t>
-      </w:r>
-    </w:p>
-    <w:p>
-      <w:r>
-        <w:t>________________________________________________________________</w:t>
-      </w:r>
-    </w:p>
-    <w:p>
-      <w:r>
-        <w:t>________________________________________________________________</w:t>
-      </w:r>
-    </w:p>
-    <w:p>
-      <w:r>
-        <w:t>________________________________________________________________</w:t>
-      </w:r>
-    </w:p>
-    <w:p>
-      <w:pPr>
-        <w:pStyle w:val="Heading1"/>
-      </w:pPr>
-      <w:r>
-        <w:t>11. Connect your project</w:t>
-      </w:r>
-    </w:p>
-    <w:p>
-      <w:r>
-        <w:t>Apply this week’s idea to Image-pattern Network Investigation. Keep an annotated decision and the evidence supporting it.</w:t>
+        <w:t>11. Keep the layer contract and full trace together</w:t>
+      </w:r>
+    </w:p>
+    <w:p>
+      <w:r>
+        <w:t>The project record should identify which values each layer consumes.</w:t>
+      </w:r>
+    </w:p>
+    <w:p>
+      <w:pPr>
+        <w:pStyle w:val="Heading2"/>
+      </w:pPr>
+      <w:r>
+        <w:t>Project artifact and evidence table</w:t>
       </w:r>
     </w:p>
     <w:p>
@@ -3377,6 +4172,56 @@
     </w:tbl>
     <w:p>
       <w:pPr>
+        <w:pStyle w:val="Heading2"/>
+      </w:pPr>
+      <w:r>
+        <w:t>Keep actual evidence and limits</w:t>
+      </w:r>
+    </w:p>
+    <w:p>
+      <w:pPr>
+        <w:spacing w:line="336" w:lineRule="auto" w:after="180"/>
+      </w:pPr>
+      <w:r>
+        <w:rPr>
+          <w:b w:val="0"/>
+        </w:rPr>
+        <w:t xml:space="preserve">For your Image-pattern Network Investigation, save the </w:t>
+      </w:r>
+      <w:r>
+        <w:rPr>
+          <w:b/>
+        </w:rPr>
+        <w:t>input</w:t>
+      </w:r>
+      <w:r>
+        <w:rPr>
+          <w:b w:val="0"/>
+        </w:rPr>
+        <w:t>, procedure, observed result and limitation of this check.</w:t>
+      </w:r>
+    </w:p>
+    <w:p>
+      <w:pPr>
+        <w:spacing w:line="336" w:lineRule="auto" w:after="180"/>
+      </w:pPr>
+      <w:r>
+        <w:rPr>
+          <w:b w:val="0"/>
+        </w:rPr>
+        <w:t>Label this worked example as practice; use a different, previously unreviewed case when checking independent understanding.</w:t>
+      </w:r>
+    </w:p>
+    <w:p>
+      <w:pPr>
+        <w:pStyle w:val="Heading2"/>
+      </w:pPr>
+      <w:r>
+        <w:t>Earlier wording, alternatives and picture transcripts · reference / check after trying</w:t>
+      </w:r>
+    </w:p>
+    <w:p>
+      <w:pPr>
         <w:pStyle w:val="Heading3"/>
       </w:pPr>
       <w:r>
@@ -3385,13 +4230,83 @@
     </w:p>
     <w:p>
       <w:pPr>
+        <w:pStyle w:val="Heading1"/>
+      </w:pPr>
+      <w:r>
+        <w:t>16. Finish with a complete information path</w:t>
+      </w:r>
+    </w:p>
+    <w:p>
+      <w:r>
+        <w:t>Explain what valid dimensions establish and what still needs labels.</w:t>
+      </w:r>
+    </w:p>
+    <w:p>
+      <w:pPr>
+        <w:pStyle w:val="Heading2"/>
+      </w:pPr>
+      <w:r>
+        <w:t>Retrieve and explain</w:t>
+      </w:r>
+    </w:p>
+    <w:p>
+      <w:pPr>
+        <w:pStyle w:val="ListBullet"/>
+      </w:pPr>
+      <w:r>
+        <w:t>Close your notes. Explain this goal in your own words: Trace how one layer supplies the next layer inputs</w:t>
+      </w:r>
+    </w:p>
+    <w:p>
+      <w:pPr>
+        <w:pStyle w:val="Heading3"/>
+      </w:pPr>
+      <w:r>
+        <w:t>My deciding step, evidence and one remaining question</w:t>
+      </w:r>
+    </w:p>
+    <w:p>
+      <w:r>
+        <w:t>________________________________________________________________</w:t>
+      </w:r>
+    </w:p>
+    <w:p>
+      <w:r>
+        <w:t>________________________________________________________________</w:t>
+      </w:r>
+    </w:p>
+    <w:p>
+      <w:r>
+        <w:t>________________________________________________________________</w:t>
+      </w:r>
+    </w:p>
+    <w:p>
+      <w:r>
+        <w:t>________________________________________________________________</w:t>
+      </w:r>
+    </w:p>
+    <w:p>
+      <w:r>
+        <w:t>________________________________________________________________</w:t>
+      </w:r>
+    </w:p>
+    <w:p>
+      <w:pPr>
+        <w:pStyle w:val="Heading2"/>
+      </w:pPr>
+      <w:r>
+        <w:t>Plan a changed-case return</w:t>
+      </w:r>
+    </w:p>
+    <w:p>
+      <w:pPr>
         <w:spacing w:line="336" w:lineRule="auto" w:after="180"/>
       </w:pPr>
       <w:r>
         <w:rPr>
           <w:b w:val="0"/>
         </w:rPr>
-        <w:t xml:space="preserve">For your Image-pattern Network Investigation, save the </w:t>
+        <w:t xml:space="preserve">If you are unsure, return to the worked picture and explain one arrow. If you are ready, change an </w:t>
       </w:r>
       <w:r>
         <w:rPr>
@@ -3403,7 +4318,19 @@
         <w:rPr>
           <w:b w:val="0"/>
         </w:rPr>
-        <w:t>, procedure, observed result and limitation of this check.</w:t>
+        <w:t xml:space="preserve"> or assumption and justify your </w:t>
+      </w:r>
+      <w:r>
+        <w:rPr>
+          <w:b/>
+        </w:rPr>
+        <w:t>prediction</w:t>
+      </w:r>
+      <w:r>
+        <w:rPr>
+          <w:b w:val="0"/>
+        </w:rPr>
+        <w:t>.</w:t>
       </w:r>
     </w:p>
     <w:p>
@@ -3414,7 +4341,19 @@
         <w:rPr>
           <w:b w:val="0"/>
         </w:rPr>
-        <w:t>Label this worked example as practice; use a different, previously unreviewed case when checking independent understanding.</w:t>
+        <w:t xml:space="preserve">Save your workbook </w:t>
+      </w:r>
+      <w:r>
+        <w:rPr>
+          <w:b/>
+        </w:rPr>
+        <w:t>evidence</w:t>
+      </w:r>
+      <w:r>
+        <w:rPr>
+          <w:b w:val="0"/>
+        </w:rPr>
+        <w:t>. At the next review, try a different case before opening your old answer.</w:t>
       </w:r>
     </w:p>
     <w:p>
@@ -3422,123 +4361,305 @@
         <w:pStyle w:val="Heading1"/>
       </w:pPr>
       <w:r>
-        <w:t>12. Show what you know</w:t>
-      </w:r>
-    </w:p>
-    <w:p>
-      <w:r>
-        <w:t>Use a genuinely new case for independent evidence. Previously discussed examples remain practice; use the separately named independent case before feedback.</w:t>
-      </w:r>
-    </w:p>
-    <w:p>
-      <w:pPr>
-        <w:spacing w:line="336" w:lineRule="auto" w:after="180"/>
-      </w:pPr>
-      <w:r>
-        <w:rPr>
-          <w:b w:val="0"/>
-        </w:rPr>
-        <w:t xml:space="preserve">The computed y is a numerical </w:t>
-      </w:r>
-      <w:r>
-        <w:rPr>
-          <w:b/>
-        </w:rPr>
-        <w:t>output</w:t>
-      </w:r>
-      <w:r>
-        <w:rPr>
-          <w:b w:val="0"/>
-        </w:rPr>
-        <w:t xml:space="preserve">, not a verified probability or a class by itself. If we separately declare class 1 when y &gt;= 0 and class 0 otherwise, the worked </w:t>
-      </w:r>
-      <w:r>
-        <w:rPr>
-          <w:b/>
-        </w:rPr>
-        <w:t>input</w:t>
-      </w:r>
-      <w:r>
-        <w:rPr>
-          <w:b w:val="0"/>
-        </w:rPr>
-        <w:t>s [3, 1] and [1, 3] receive classes 1 and 0.</w:t>
-      </w:r>
-    </w:p>
-    <w:p>
-      <w:pPr>
-        <w:spacing w:line="336" w:lineRule="auto" w:after="180"/>
-      </w:pPr>
-      <w:r>
-        <w:rPr>
-          <w:b w:val="0"/>
-        </w:rPr>
-        <w:t>Their true labels are not supplied, so these calculations do not measure accuracy.</w:t>
-      </w:r>
-    </w:p>
-    <w:p>
-      <w:pPr>
-        <w:spacing w:line="336" w:lineRule="auto" w:after="180"/>
-      </w:pPr>
-      <w:r>
-        <w:rPr>
-          <w:b w:val="0"/>
-        </w:rPr>
-        <w:t xml:space="preserve">A hidden value is a computed feature. We should not name h1 as confidence or h2 as danger without </w:t>
-      </w:r>
-      <w:r>
-        <w:rPr>
-          <w:b/>
-        </w:rPr>
-        <w:t>evidence</w:t>
-      </w:r>
-      <w:r>
-        <w:rPr>
-          <w:b w:val="0"/>
-        </w:rPr>
-        <w:t xml:space="preserve"> for that interpretation.</w:t>
-      </w:r>
-    </w:p>
-    <w:p>
-      <w:pPr>
-        <w:spacing w:line="336" w:lineRule="auto" w:after="180"/>
-      </w:pPr>
-      <w:r>
-        <w:rPr>
-          <w:b w:val="0"/>
-        </w:rPr>
-        <w:t xml:space="preserve">Distinct </w:t>
-      </w:r>
-      <w:r>
-        <w:rPr>
-          <w:b/>
-        </w:rPr>
-        <w:t>input</w:t>
-      </w:r>
-      <w:r>
-        <w:rPr>
-          <w:b w:val="0"/>
-        </w:rPr>
-        <w:t xml:space="preserve">s may also produce the same hidden vector: [0, 1] and [0, 2] both give h = [0, 0] and y = 1. A later deterministic </w:t>
-      </w:r>
-      <w:r>
-        <w:rPr>
-          <w:b/>
-        </w:rPr>
-        <w:t>layer</w:t>
-      </w:r>
-      <w:r>
-        <w:rPr>
-          <w:b w:val="0"/>
-        </w:rPr>
-        <w:t xml:space="preserve"> seeing only h cannot recover the lost distinction.</w:t>
-      </w:r>
-    </w:p>
+        <w:t>Reference bank and extra practice</w:t>
+      </w:r>
+    </w:p>
+    <w:p>
+      <w:pPr>
+        <w:pStyle w:val="Heading1"/>
+      </w:pPr>
+      <w:r>
+        <w:t>05. Reference · Use the mathematical words precisely</w:t>
+      </w:r>
+    </w:p>
+    <w:p>
+      <w:r>
+        <w:t>Connect each term to a value or step in the current example.</w:t>
+      </w:r>
+    </w:p>
+    <w:p>
+      <w:pPr>
+        <w:pStyle w:val="Heading2"/>
+      </w:pPr>
+      <w:r>
+        <w:t>Vocabulary and your explanation</w:t>
+      </w:r>
+    </w:p>
+    <w:tbl>
+      <w:tblPr>
+        <w:tblStyle w:val="LightShading-Accent1"/>
+        <w:tblW w:type="auto" w:w="0"/>
+        <w:tblLook w:firstColumn="1" w:firstRow="1" w:lastColumn="0" w:lastRow="0" w:noHBand="0" w:noVBand="1" w:val="04A0"/>
+      </w:tblPr>
+      <w:tblGrid>
+        <w:gridCol w:w="5112"/>
+        <w:gridCol w:w="5112"/>
+      </w:tblGrid>
+      <w:tr>
+        <w:trPr>
+          <w:tblHeader/>
+        </w:trPr>
+        <w:tc>
+          <w:tcPr>
+            <w:tcW w:type="dxa" w:w="5112"/>
+          </w:tcPr>
+          <w:p>
+            <w:r>
+              <w:t>Word</w:t>
+            </w:r>
+          </w:p>
+        </w:tc>
+        <w:tc>
+          <w:tcPr>
+            <w:tcW w:type="dxa" w:w="5112"/>
+          </w:tcPr>
+          <w:p>
+            <w:r>
+              <w:t>Meaning</w:t>
+            </w:r>
+          </w:p>
+        </w:tc>
+      </w:tr>
+      <w:tr>
+        <w:tc>
+          <w:tcPr>
+            <w:tcW w:type="dxa" w:w="5112"/>
+          </w:tcPr>
+          <w:p>
+            <w:r>
+              <w:t>Layer</w:t>
+            </w:r>
+          </w:p>
+        </w:tc>
+        <w:tc>
+          <w:tcPr>
+            <w:tcW w:type="dxa" w:w="5112"/>
+          </w:tcPr>
+          <w:p>
+            <w:r>
+              <w:t>A group of computations that maps an input vector to an output vector</w:t>
+            </w:r>
+          </w:p>
+        </w:tc>
+      </w:tr>
+      <w:tr>
+        <w:tc>
+          <w:tcPr>
+            <w:tcW w:type="dxa" w:w="5112"/>
+          </w:tcPr>
+          <w:p>
+            <w:r>
+              <w:t>Hidden activation</w:t>
+            </w:r>
+          </w:p>
+        </w:tc>
+        <w:tc>
+          <w:tcPr>
+            <w:tcW w:type="dxa" w:w="5112"/>
+          </w:tcPr>
+          <w:p>
+            <w:r>
+              <w:t>An intermediate value computed inside a network</w:t>
+            </w:r>
+          </w:p>
+        </w:tc>
+      </w:tr>
+      <w:tr>
+        <w:tc>
+          <w:tcPr>
+            <w:tcW w:type="dxa" w:w="5112"/>
+          </w:tcPr>
+          <w:p>
+            <w:r>
+              <w:t>Composition</w:t>
+            </w:r>
+          </w:p>
+        </w:tc>
+        <w:tc>
+          <w:tcPr>
+            <w:tcW w:type="dxa" w:w="5112"/>
+          </w:tcPr>
+          <w:p>
+            <w:r>
+              <w:t>Applying one function to the output of another</w:t>
+            </w:r>
+          </w:p>
+        </w:tc>
+      </w:tr>
+      <w:tr>
+        <w:tc>
+          <w:tcPr>
+            <w:tcW w:type="dxa" w:w="5112"/>
+          </w:tcPr>
+          <w:p>
+            <w:r>
+              <w:t>Forward calculation</w:t>
+            </w:r>
+          </w:p>
+        </w:tc>
+        <w:tc>
+          <w:tcPr>
+            <w:tcW w:type="dxa" w:w="5112"/>
+          </w:tcPr>
+          <w:p>
+            <w:r>
+              <w:t>Computing successive values from an input using fixed parameters</w:t>
+            </w:r>
+          </w:p>
+        </w:tc>
+      </w:tr>
+    </w:tbl>
     <w:p>
       <w:pPr>
         <w:pStyle w:val="Heading3"/>
       </w:pPr>
       <w:r>
+        <w:t>Use two terms to explain a step in this week’s example.</w:t>
+      </w:r>
+    </w:p>
+    <w:p>
+      <w:r>
+        <w:t>________________________________________________________________</w:t>
+      </w:r>
+    </w:p>
+    <w:p>
+      <w:r>
+        <w:t>________________________________________________________________</w:t>
+      </w:r>
+    </w:p>
+    <w:p>
+      <w:r>
+        <w:t>________________________________________________________________</w:t>
+      </w:r>
+    </w:p>
+    <w:p>
+      <w:pPr>
+        <w:pStyle w:val="Heading1"/>
+      </w:pPr>
+      <w:r>
+        <w:t>10. Extra challenge · Explain a stronger case</w:t>
+      </w:r>
+    </w:p>
+    <w:p>
+      <w:r>
+        <w:t>Choose the next challenge after the main route.</w:t>
+      </w:r>
+    </w:p>
+    <w:p>
+      <w:pPr>
+        <w:pStyle w:val="Heading2"/>
+      </w:pPr>
+      <w:r>
+        <w:t>Explain,repair and extend</w:t>
+      </w:r>
+    </w:p>
+    <w:p>
+      <w:pPr>
+        <w:pStyle w:val="Heading3"/>
+      </w:pPr>
+      <w:r>
+        <w:t>Explain → apply → challenge</w:t>
+      </w:r>
+    </w:p>
+    <w:p>
+      <w:pPr>
+        <w:pStyle w:val="ListBullet"/>
+      </w:pPr>
+      <w:r>
+        <w:t>For x = [1, 3], write both scores, both ReLU activations and y using the lesson model.</w:t>
+      </w:r>
+    </w:p>
+    <w:p>
+      <w:pPr>
+        <w:pStyle w:val="ListBullet"/>
+      </w:pPr>
+      <w:r>
+        <w:t>Compare hidden vectors for x = [4, 1] and x = [3, 0]. Which input reveals a bug that swaps h1 and h2 but keeps output weights unchanged? Give correct and swapped outputs for that input.</w:t>
+      </w:r>
+    </w:p>
+    <w:p>
+      <w:pPr>
+        <w:pStyle w:val="ListBullet"/>
+      </w:pPr>
+      <w:r>
+        <w:t>Use the lesson model to verify h and y for [0, 1] and [0, 2]. Could a fixed later layer receiving only h distinguish the two original inputs?</w:t>
+      </w:r>
+    </w:p>
+    <w:p>
+      <w:pPr>
+        <w:pStyle w:val="Heading3"/>
+      </w:pPr>
+      <w:r>
+        <w:t>Explain which evidence supports your conclusion and which claim remains unproved.</w:t>
+      </w:r>
+    </w:p>
+    <w:p>
+      <w:r>
+        <w:t>________________________________________________________________</w:t>
+      </w:r>
+    </w:p>
+    <w:p>
+      <w:r>
+        <w:t>________________________________________________________________</w:t>
+      </w:r>
+    </w:p>
+    <w:p>
+      <w:r>
+        <w:t>________________________________________________________________</w:t>
+      </w:r>
+    </w:p>
+    <w:p>
+      <w:r>
+        <w:t>________________________________________________________________</w:t>
+      </w:r>
+    </w:p>
+    <w:p>
+      <w:r>
+        <w:t>________________________________________________________________</w:t>
+      </w:r>
+    </w:p>
+    <w:p>
+      <w:pPr>
+        <w:pStyle w:val="Heading1"/>
+      </w:pPr>
+      <w:r>
+        <w:t>12. Reference · Check the representation and its limits</w:t>
+      </w:r>
+    </w:p>
+    <w:p>
+      <w:r>
+        <w:t>Use after practice;reserve the new independent a/b/qnetwork for the first individual attempt.</w:t>
+      </w:r>
+    </w:p>
+    <w:p>
+      <w:pPr>
+        <w:pStyle w:val="Heading2"/>
+      </w:pPr>
+      <w:r>
+        <w:t>Current explanation and response</w:t>
+      </w:r>
+    </w:p>
+    <w:p>
+      <w:pPr>
+        <w:pStyle w:val="ListBullet"/>
+      </w:pPr>
+      <w:r>
+        <w:t>The computed y is a numerical output, not a verified probability or a class by itself. If we separately declare class 1 when y &gt;= 0 and class 0 otherwise, the worked inputs [3, 1] and [1, 3] receive classes 1 and 0. Their true labels are not supplied, so these calculations do not measure accuracy.</w:t>
+      </w:r>
+    </w:p>
+    <w:p>
+      <w:pPr>
+        <w:pStyle w:val="ListBullet"/>
+      </w:pPr>
+      <w:r>
+        <w:t>A hidden value is a computed feature. We should not name h1 as confidence or h2 as danger without evidence for that interpretation. Distinct inputs may also produce the same hidden vector: [0, 1] and [0, 2] both give h = [0, 0] and y = 1. A later deterministic layer seeing only h cannot recover the lost distinction.</w:t>
+      </w:r>
+    </w:p>
+    <w:p>
+      <w:pPr>
+        <w:pStyle w:val="Heading3"/>
+      </w:pPr>
+      <w:r>
         <w:t>A team says its output is correct because all layers connect and its code runs. Which claim has it checked, and what evidence is still missing?</w:t>
       </w:r>
     </w:p>
@@ -3564,49 +4685,18 @@
     </w:p>
     <w:p>
       <w:pPr>
-        <w:spacing w:line="336" w:lineRule="auto" w:after="180"/>
-      </w:pPr>
-      <w:r>
-        <w:rPr>
-          <w:b w:val="0"/>
-        </w:rPr>
+        <w:pStyle w:val="ListBullet"/>
+      </w:pPr>
+      <w:r>
         <w:t>Next week uses longer forward-pass tables to locate the first incorrect intermediate value and check complete network calculations.</w:t>
       </w:r>
     </w:p>
     <w:p>
       <w:pPr>
-        <w:spacing w:line="336" w:lineRule="auto" w:after="180"/>
-        <w:shd w:fill="F5F1FB"/>
-      </w:pPr>
-      <w:r>
-        <w:rPr>
-          <w:b w:val="0"/>
-        </w:rPr>
-        <w:t xml:space="preserve">Use the lesson model to verify h and y for [0, 1] and [0, 2]. Could a fixed later </w:t>
-      </w:r>
-      <w:r>
-        <w:rPr>
-          <w:b/>
-        </w:rPr>
-        <w:t>layer</w:t>
-      </w:r>
-      <w:r>
-        <w:rPr>
-          <w:b w:val="0"/>
-        </w:rPr>
-        <w:t xml:space="preserve"> receiving only h distinguish the two original </w:t>
-      </w:r>
-      <w:r>
-        <w:rPr>
-          <w:b/>
-        </w:rPr>
-        <w:t>input</w:t>
-      </w:r>
-      <w:r>
-        <w:rPr>
-          <w:b w:val="0"/>
-        </w:rPr>
-        <w:t>s?</w:t>
+        <w:pStyle w:val="ListBullet"/>
+      </w:pPr>
+      <w:r>
+        <w:t>Use the lesson model to verify h and y for [0, 1] and [0, 2]. Could a fixed later layer receiving only h distinguish the two original inputs?</w:t>
       </w:r>
     </w:p>
     <w:p>
@@ -3642,12 +4732,20 @@
         <w:pStyle w:val="Heading1"/>
       </w:pPr>
       <w:r>
-        <w:t>13. Study a complete case</w:t>
-      </w:r>
-    </w:p>
-    <w:p>
-      <w:r>
-        <w:t>Revisit the complete Composing layers case for supported practice. Repeated examples do not become fresh assessments.</w:t>
+        <w:t>13. Extra practice · Revisit the complete trace</w:t>
+      </w:r>
+    </w:p>
+    <w:p>
+      <w:r>
+        <w:t>Predict before reading the supplied steps.</w:t>
+      </w:r>
+    </w:p>
+    <w:p>
+      <w:pPr>
+        <w:pStyle w:val="Heading2"/>
+      </w:pPr>
+      <w:r>
+        <w:t>Complete trace and evidence</w:t>
       </w:r>
     </w:p>
     <w:p>
@@ -3880,276 +4978,20 @@
         <w:pStyle w:val="Heading1"/>
       </w:pPr>
       <w:r>
-        <w:t>14. Try a new case independently</w:t>
-      </w:r>
-    </w:p>
-    <w:p>
-      <w:r>
-        <w:t>Attempt the reserved new case before feedback. Record support; the earlier examples below remain additional practice.</w:t>
-      </w:r>
-    </w:p>
-    <w:p>
-      <w:pPr>
-        <w:pStyle w:val="Heading3"/>
-      </w:pPr>
-      <w:r>
-        <w:t>Independent case: Compose a new network independently</w:t>
-      </w:r>
-    </w:p>
-    <w:p>
-      <w:pPr>
-        <w:spacing w:line="336" w:lineRule="auto" w:after="180"/>
-      </w:pPr>
-      <w:r>
-        <w:rPr>
-          <w:b w:val="0"/>
-        </w:rPr>
-        <w:t xml:space="preserve">A new model takes [u, v]. Compute a = ReLU(u + v - 3), b = ReLU(u - v), then q = a + 2b - 1. Trace both </w:t>
-      </w:r>
-      <w:r>
-        <w:rPr>
-          <w:b/>
-        </w:rPr>
-        <w:t>input</w:t>
-      </w:r>
-      <w:r>
-        <w:rPr>
-          <w:b w:val="0"/>
-        </w:rPr>
-        <w:t>s [2, 1] and [1, 2], including scores before ReLU. Apply class 1 when q &gt;= 0.</w:t>
-      </w:r>
-    </w:p>
-    <w:p>
-      <w:pPr>
-        <w:spacing w:line="336" w:lineRule="auto" w:after="180"/>
-      </w:pPr>
-      <w:r>
-        <w:rPr>
-          <w:b w:val="0"/>
-        </w:rPr>
-        <w:t xml:space="preserve">State the hidden and </w:t>
-      </w:r>
-      <w:r>
-        <w:rPr>
-          <w:b/>
-        </w:rPr>
-        <w:t>output</w:t>
-      </w:r>
-      <w:r>
-        <w:rPr>
-          <w:b w:val="0"/>
-        </w:rPr>
-        <w:t xml:space="preserve"> vector sizes.</w:t>
-      </w:r>
-    </w:p>
-    <w:p>
-      <w:pPr>
-        <w:pStyle w:val="Heading3"/>
-      </w:pPr>
-      <w:r>
-        <w:t>My independent explanation, trace and limits</w:t>
-      </w:r>
-    </w:p>
-    <w:p>
-      <w:r>
-        <w:t>________________________________________________________________</w:t>
-      </w:r>
-    </w:p>
-    <w:p>
-      <w:r>
-        <w:t>________________________________________________________________</w:t>
-      </w:r>
-    </w:p>
-    <w:p>
-      <w:r>
-        <w:t>________________________________________________________________</w:t>
-      </w:r>
-    </w:p>
-    <w:p>
-      <w:r>
-        <w:t>________________________________________________________________</w:t>
-      </w:r>
-    </w:p>
-    <w:p>
-      <w:r>
-        <w:t>________________________________________________________________</w:t>
-      </w:r>
-    </w:p>
-    <w:p>
-      <w:r>
-        <w:t>________________________________________________________________</w:t>
-      </w:r>
-    </w:p>
-    <w:p>
-      <w:r>
-        <w:t>________________________________________________________________</w:t>
-      </w:r>
-    </w:p>
-    <w:p>
-      <w:pPr>
-        <w:spacing w:line="336" w:lineRule="auto" w:after="180"/>
-      </w:pPr>
-      <w:r>
-        <w:rPr>
-          <w:b w:val="0"/>
-        </w:rPr>
-        <w:t>Attempt this case before feedback. Record any help. Earlier examples below are further practice; a case already practised with feedback cannot establish fresh transfer.</w:t>
-      </w:r>
-    </w:p>
-    <w:p>
-      <w:pPr>
-        <w:pStyle w:val="Heading3"/>
-      </w:pPr>
-      <w:r>
-        <w:t>Attempt this without hints</w:t>
-      </w:r>
-    </w:p>
-    <w:p>
-      <w:pPr>
-        <w:spacing w:line="336" w:lineRule="auto" w:after="180"/>
-      </w:pPr>
-      <w:r>
-        <w:rPr>
-          <w:b w:val="0"/>
-        </w:rPr>
-        <w:t xml:space="preserve">A new model takes [u, v]. Compute a = ReLU(u + v - 3), b = ReLU(u - v), then q = a + 2b - 1. Trace both </w:t>
-      </w:r>
-      <w:r>
-        <w:rPr>
-          <w:b/>
-        </w:rPr>
-        <w:t>input</w:t>
-      </w:r>
-      <w:r>
-        <w:rPr>
-          <w:b w:val="0"/>
-        </w:rPr>
-        <w:t>s [2, 1] and [1, 2], including scores before ReLU. Apply class 1 when q &gt;= 0.</w:t>
-      </w:r>
-    </w:p>
-    <w:p>
-      <w:pPr>
-        <w:spacing w:line="336" w:lineRule="auto" w:after="180"/>
-      </w:pPr>
-      <w:r>
-        <w:rPr>
-          <w:b w:val="0"/>
-        </w:rPr>
-        <w:t xml:space="preserve">State the hidden and </w:t>
-      </w:r>
-      <w:r>
-        <w:rPr>
-          <w:b/>
-        </w:rPr>
-        <w:t>output</w:t>
-      </w:r>
-      <w:r>
-        <w:rPr>
-          <w:b w:val="0"/>
-        </w:rPr>
-        <w:t xml:space="preserve"> vector sizes.</w:t>
-      </w:r>
-    </w:p>
-    <w:p>
-      <w:pPr>
-        <w:pStyle w:val="Heading3"/>
-      </w:pPr>
-      <w:r>
-        <w:t>My independent procedure, result and limitation</w:t>
-      </w:r>
-    </w:p>
-    <w:p>
-      <w:r>
-        <w:t>________________________________________________________________</w:t>
-      </w:r>
-    </w:p>
-    <w:p>
-      <w:r>
-        <w:t>________________________________________________________________</w:t>
-      </w:r>
-    </w:p>
-    <w:p>
-      <w:r>
-        <w:t>________________________________________________________________</w:t>
-      </w:r>
-    </w:p>
-    <w:p>
-      <w:r>
-        <w:t>________________________________________________________________</w:t>
-      </w:r>
-    </w:p>
-    <w:p>
-      <w:r>
-        <w:t>________________________________________________________________</w:t>
-      </w:r>
-    </w:p>
-    <w:p>
-      <w:r>
-        <w:t>________________________________________________________________</w:t>
-      </w:r>
-    </w:p>
-    <w:p>
-      <w:r>
-        <w:t>________________________________________________________________</w:t>
-      </w:r>
-    </w:p>
-    <w:p>
-      <w:r>
-        <w:t>________________________________________________________________</w:t>
-      </w:r>
-    </w:p>
-    <w:p>
-      <w:pPr>
-        <w:spacing w:line="336" w:lineRule="auto" w:after="180"/>
-      </w:pPr>
-      <w:r>
-        <w:rPr>
-          <w:b w:val="0"/>
-        </w:rPr>
-        <w:t>Record support used: none, hint or teacher explanation. After feedback, a different case is needed to demonstrate independence.</w:t>
-      </w:r>
-    </w:p>
-    <w:p>
-      <w:pPr>
-        <w:pStyle w:val="Heading3"/>
-      </w:pPr>
-      <w:r>
-        <w:t>Use feedback to improve</w:t>
-      </w:r>
-    </w:p>
-    <w:p>
-      <w:pPr>
-        <w:spacing w:line="336" w:lineRule="auto" w:after="180"/>
-      </w:pPr>
-      <w:r>
-        <w:rPr>
-          <w:b w:val="0"/>
-        </w:rPr>
-        <w:t>Attempt the independent case before hints. Record whether you worked alone, used a hint or followed a model. After feedback, fix the first unsupported step and explain why it changed.</w:t>
-      </w:r>
-    </w:p>
-    <w:p>
-      <w:pPr>
-        <w:spacing w:line="336" w:lineRule="auto" w:after="180"/>
-      </w:pPr>
-      <w:r>
-        <w:rPr>
-          <w:b w:val="0"/>
-        </w:rPr>
-        <w:t>A later check uses a changed case, not a copied answer.</w:t>
-      </w:r>
-    </w:p>
-    <w:p>
-      <w:pPr>
-        <w:pStyle w:val="Heading1"/>
-      </w:pPr>
-      <w:r>
-        <w:t>15. Your lesson route</w:t>
-      </w:r>
-    </w:p>
-    <w:p>
-      <w:r>
-        <w:t>Use this map to navigate Composing layers, connect the goals to tasks and keep one evidence record for each attempt.</w:t>
+        <w:t>15. Reference · The earlier route checklist</w:t>
+      </w:r>
+    </w:p>
+    <w:p>
+      <w:r>
+        <w:t>Use one main route rather than repeating the lesson.</w:t>
+      </w:r>
+    </w:p>
+    <w:p>
+      <w:pPr>
+        <w:pStyle w:val="Heading2"/>
+      </w:pPr>
+      <w:r>
+        <w:t>Targets,route and first prediction</w:t>
       </w:r>
     </w:p>
     <w:p>
@@ -4352,12 +5194,117 @@
         <w:pStyle w:val="Heading1"/>
       </w:pPr>
       <w:r>
-        <w:t>16. Finish and return</w:t>
-      </w:r>
-    </w:p>
-    <w:p>
-      <w:r>
-        <w:t>Explain Composing layers without notes, identify a remaining question and plan a later check with a changed case.</w:t>
+        <w:t>17. Extra practice · Predict,check and repair</w:t>
+      </w:r>
+    </w:p>
+    <w:p>
+      <w:r>
+        <w:t>Keep supported feedback separate from the independent case.</w:t>
+      </w:r>
+    </w:p>
+    <w:p>
+      <w:pPr>
+        <w:pStyle w:val="Heading2"/>
+      </w:pPr>
+      <w:r>
+        <w:t>First supported question and optional hint</w:t>
+      </w:r>
+    </w:p>
+    <w:p>
+      <w:pPr>
+        <w:pStyle w:val="ListBullet"/>
+      </w:pPr>
+      <w:r>
+        <w:t>Compose two hidden detectors before one output instead of skipping a layer.</w:t>
+      </w:r>
+    </w:p>
+    <w:p>
+      <w:pPr>
+        <w:pStyle w:val="Heading3"/>
+      </w:pPr>
+      <w:r>
+        <w:t>Practice 1: explain the deciding evidence</w:t>
+      </w:r>
+    </w:p>
+    <w:p>
+      <w:pPr>
+        <w:pStyle w:val="ListBullet"/>
+      </w:pPr>
+      <w:r>
+        <w:t>Which labelled step matches this detail? y=2-2=0; the output uses activated hidden values, not raw inputs.</w:t>
+      </w:r>
+    </w:p>
+    <w:p>
+      <w:pPr>
+        <w:pStyle w:val="ListBullet"/>
+      </w:pPr>
+      <w:r>
+        <w:t>1. Compose output</w:t>
+      </w:r>
+    </w:p>
+    <w:p>
+      <w:pPr>
+        <w:pStyle w:val="ListBullet"/>
+      </w:pPr>
+      <w:r>
+        <w:t>2. Second hidden unit</w:t>
+      </w:r>
+    </w:p>
+    <w:p>
+      <w:pPr>
+        <w:pStyle w:val="ListBullet"/>
+      </w:pPr>
+      <w:r>
+        <w:t>3. First hidden unit</w:t>
+      </w:r>
+    </w:p>
+    <w:p>
+      <w:pPr>
+        <w:pStyle w:val="Heading3"/>
+      </w:pPr>
+      <w:r>
+        <w:t>My selected conclusion, deciding fact and explanation</w:t>
+      </w:r>
+    </w:p>
+    <w:p>
+      <w:r>
+        <w:t>________________________________________________________________</w:t>
+      </w:r>
+    </w:p>
+    <w:p>
+      <w:r>
+        <w:t>________________________________________________________________</w:t>
+      </w:r>
+    </w:p>
+    <w:p>
+      <w:r>
+        <w:t>________________________________________________________________</w:t>
+      </w:r>
+    </w:p>
+    <w:p>
+      <w:r>
+        <w:t>________________________________________________________________</w:t>
+      </w:r>
+    </w:p>
+    <w:p>
+      <w:r>
+        <w:t>________________________________________________________________</w:t>
+      </w:r>
+    </w:p>
+    <w:p>
+      <w:pPr>
+        <w:pStyle w:val="ListBullet"/>
+      </w:pPr>
+      <w:r>
+        <w:t>Hint if needed: Read the steps in the pictorial case. Match the supplied detail to the stage that performs or records it.</w:t>
+      </w:r>
+    </w:p>
+    <w:p>
+      <w:pPr>
+        <w:pStyle w:val="Heading2"/>
+      </w:pPr>
+      <w:r>
+        <w:t>Check after the first attempt · reference / check after trying</w:t>
       </w:r>
     </w:p>
     <w:p>
@@ -4368,19 +5315,67 @@
         <w:rPr>
           <w:b w:val="0"/>
         </w:rPr>
-        <w:t xml:space="preserve">Close your notes. Explain this goal in your own words: Trace how one </w:t>
+        <w:t xml:space="preserve">After your attempt, compare with the supported explanation: Compose </w:t>
       </w:r>
       <w:r>
         <w:rPr>
           <w:b/>
         </w:rPr>
+        <w:t>output</w:t>
+      </w:r>
+      <w:r>
+        <w:rPr>
+          <w:b w:val="0"/>
+        </w:rPr>
+        <w:t xml:space="preserve"> y=2-2=0; the </w:t>
+      </w:r>
+      <w:r>
+        <w:rPr>
+          <w:b/>
+        </w:rPr>
+        <w:t>output</w:t>
+      </w:r>
+      <w:r>
+        <w:rPr>
+          <w:b w:val="0"/>
+        </w:rPr>
+        <w:t xml:space="preserve"> uses activated hidden values, not raw </w:t>
+      </w:r>
+      <w:r>
+        <w:rPr>
+          <w:b/>
+        </w:rPr>
+        <w:t>input</w:t>
+      </w:r>
+      <w:r>
+        <w:rPr>
+          <w:b w:val="0"/>
+        </w:rPr>
+        <w:t xml:space="preserve">s. </w:t>
+      </w:r>
+      <w:r>
+        <w:rPr>
+          <w:b/>
+        </w:rPr>
+        <w:t>Composition</w:t>
+      </w:r>
+      <w:r>
+        <w:rPr>
+          <w:b w:val="0"/>
+        </w:rPr>
+        <w:t xml:space="preserve"> means one </w:t>
+      </w:r>
+      <w:r>
+        <w:rPr>
+          <w:b/>
+        </w:rPr>
         <w:t>layer</w:t>
       </w:r>
       <w:r>
         <w:rPr>
           <w:b w:val="0"/>
         </w:rPr>
-        <w:t xml:space="preserve"> supplies the next </w:t>
+        <w:t xml:space="preserve">’s result becomes the next </w:t>
       </w:r>
       <w:r>
         <w:rPr>
@@ -4392,7 +5387,7 @@
         <w:rPr>
           <w:b w:val="0"/>
         </w:rPr>
-        <w:t xml:space="preserve"> </w:t>
+        <w:t xml:space="preserve">’s </w:t>
       </w:r>
       <w:r>
         <w:rPr>
@@ -4404,7 +5399,73 @@
         <w:rPr>
           <w:b w:val="0"/>
         </w:rPr>
-        <w:t>s</w:t>
+        <w:t>.</w:t>
+      </w:r>
+    </w:p>
+    <w:p>
+      <w:pPr>
+        <w:spacing w:line="336" w:lineRule="auto" w:after="180"/>
+      </w:pPr>
+      <w:r>
+        <w:rPr>
+          <w:b w:val="0"/>
+        </w:rPr>
+        <w:t xml:space="preserve">Compute both hidden units before combining them. At [4,3], their equal </w:t>
+      </w:r>
+      <w:r>
+        <w:rPr>
+          <w:b/>
+        </w:rPr>
+        <w:t>output</w:t>
+      </w:r>
+      <w:r>
+        <w:rPr>
+          <w:b w:val="0"/>
+        </w:rPr>
+        <w:t xml:space="preserve">s cancel. Lowering only the second </w:t>
+      </w:r>
+      <w:r>
+        <w:rPr>
+          <w:b/>
+        </w:rPr>
+        <w:t>input</w:t>
+      </w:r>
+      <w:r>
+        <w:rPr>
+          <w:b w:val="0"/>
+        </w:rPr>
+        <w:t xml:space="preserve"> removes its positive hidden contribution, so subtracting it no longer reduces the </w:t>
+      </w:r>
+      <w:r>
+        <w:rPr>
+          <w:b/>
+        </w:rPr>
+        <w:t>output</w:t>
+      </w:r>
+      <w:r>
+        <w:rPr>
+          <w:b w:val="0"/>
+        </w:rPr>
+        <w:t>.</w:t>
+      </w:r>
+    </w:p>
+    <w:p>
+      <w:pPr>
+        <w:spacing w:line="336" w:lineRule="auto" w:after="180"/>
+      </w:pPr>
+      <w:r>
+        <w:rPr>
+          <w:b w:val="0"/>
+        </w:rPr>
+        <w:t>The final subtraction must use activated hidden values rather than the raw measurements.</w:t>
+      </w:r>
+    </w:p>
+    <w:p>
+      <w:pPr>
+        <w:pStyle w:val="Heading2"/>
+      </w:pPr>
+      <w:r>
+        <w:t>Changed-case question and optional hint</w:t>
       </w:r>
     </w:p>
     <w:p>
@@ -4412,7 +5473,47 @@
         <w:pStyle w:val="Heading3"/>
       </w:pPr>
       <w:r>
-        <w:t>My deciding step, evidence and one remaining question</w:t>
+        <w:t>Practice 2: explain the deciding evidence</w:t>
+      </w:r>
+    </w:p>
+    <w:p>
+      <w:pPr>
+        <w:pStyle w:val="ListBullet"/>
+      </w:pPr>
+      <w:r>
+        <w:t>Changed-case practice: Change only v from 3 to1. Which conclusion is supported by the supplied facts?</w:t>
+      </w:r>
+    </w:p>
+    <w:p>
+      <w:pPr>
+        <w:pStyle w:val="ListBullet"/>
+      </w:pPr>
+      <w:r>
+        <w:t>1. h1 stays 2, h2 becomes 0, y becomes 2.</w:t>
+      </w:r>
+    </w:p>
+    <w:p>
+      <w:pPr>
+        <w:pStyle w:val="ListBullet"/>
+      </w:pPr>
+      <w:r>
+        <w:t>2. We can decide the result without examining the changed input or the procedure.</w:t>
+      </w:r>
+    </w:p>
+    <w:p>
+      <w:pPr>
+        <w:pStyle w:val="ListBullet"/>
+      </w:pPr>
+      <w:r>
+        <w:t>3. This one example guarantees correct results for every future input.</w:t>
+      </w:r>
+    </w:p>
+    <w:p>
+      <w:pPr>
+        <w:pStyle w:val="Heading3"/>
+      </w:pPr>
+      <w:r>
+        <w:t>My selected conclusion, deciding fact and explanation</w:t>
       </w:r>
     </w:p>
     <w:p>
@@ -4442,13 +5543,48 @@
     </w:p>
     <w:p>
       <w:pPr>
+        <w:pStyle w:val="ListBullet"/>
+      </w:pPr>
+      <w:r>
+        <w:t>Hint if needed: Use the changed condition and the deciding step in the pictorial trace. The answer must say what follows from those facts.</w:t>
+      </w:r>
+    </w:p>
+    <w:p>
+      <w:pPr>
+        <w:pStyle w:val="Heading2"/>
+      </w:pPr>
+      <w:r>
+        <w:t>Check after the changed attempt · reference / check after trying</w:t>
+      </w:r>
+    </w:p>
+    <w:p>
+      <w:pPr>
         <w:spacing w:line="336" w:lineRule="auto" w:after="180"/>
       </w:pPr>
       <w:r>
         <w:rPr>
           <w:b w:val="0"/>
         </w:rPr>
-        <w:t xml:space="preserve">If you are unsure, return to the worked picture and explain one arrow. If you are ready, change an </w:t>
+        <w:t>After your attempt, compare with the supported explanation: h1 stays 2, h2 becomes 0, y becomes 2. The second hidden unit’s preactivation reaches 0 while the first unit is unchanged.</w:t>
+      </w:r>
+    </w:p>
+    <w:p>
+      <w:pPr>
+        <w:pStyle w:val="Heading2"/>
+      </w:pPr>
+      <w:r>
+        <w:t>Repair and retain the record</w:t>
+      </w:r>
+    </w:p>
+    <w:p>
+      <w:pPr>
+        <w:spacing w:line="336" w:lineRule="auto" w:after="180"/>
+      </w:pPr>
+      <w:r>
+        <w:rPr>
+          <w:b w:val="0"/>
+        </w:rPr>
+        <w:t xml:space="preserve">Review Activation functions (ai-5/4). Goal: Trace identity ReLU and sigmoid on a numerical score. Short practice: Which original </w:t>
       </w:r>
       <w:r>
         <w:rPr>
@@ -4460,19 +5596,134 @@
         <w:rPr>
           <w:b w:val="0"/>
         </w:rPr>
-        <w:t xml:space="preserve"> or assumption and justify your </w:t>
+        <w:t xml:space="preserve">s cannot be distinguished by this network’s final </w:t>
       </w:r>
       <w:r>
         <w:rPr>
           <w:b/>
         </w:rPr>
+        <w:t>output</w:t>
+      </w:r>
+      <w:r>
+        <w:rPr>
+          <w:b w:val="0"/>
+        </w:rPr>
+        <w:t>?</w:t>
+      </w:r>
+    </w:p>
+    <w:p>
+      <w:pPr>
+        <w:spacing w:line="336" w:lineRule="auto" w:after="180"/>
+      </w:pPr>
+      <w:r>
+        <w:rPr>
+          <w:b w:val="0"/>
+        </w:rPr>
+        <w:t xml:space="preserve">Point to the relevant step in the picture, then write the changed result and the rule or </w:t>
+      </w:r>
+      <w:r>
+        <w:rPr>
+          <w:b/>
+        </w:rPr>
+        <w:t>evidence</w:t>
+      </w:r>
+      <w:r>
+        <w:rPr>
+          <w:b w:val="0"/>
+        </w:rPr>
+        <w:t xml:space="preserve"> that supports it.. Return to this week and explain what you changed.</w:t>
+      </w:r>
+    </w:p>
+    <w:p>
+      <w:pPr>
+        <w:spacing w:line="336" w:lineRule="auto" w:after="180"/>
+      </w:pPr>
+      <w:r>
+        <w:rPr>
+          <w:b w:val="0"/>
+        </w:rPr>
+        <w:t>Review Dot products and weighted sums (ai-5/2). Goal: Calculate a dot product by matching feature positions. Short practice: Which connection explains why more right brightness lowers this score?</w:t>
+      </w:r>
+    </w:p>
+    <w:p>
+      <w:pPr>
+        <w:spacing w:line="336" w:lineRule="auto" w:after="180"/>
+      </w:pPr>
+      <w:r>
+        <w:rPr>
+          <w:b w:val="0"/>
+        </w:rPr>
+        <w:t xml:space="preserve">Point to the relevant step in the picture, then write the changed result and the rule or </w:t>
+      </w:r>
+      <w:r>
+        <w:rPr>
+          <w:b/>
+        </w:rPr>
+        <w:t>evidence</w:t>
+      </w:r>
+      <w:r>
+        <w:rPr>
+          <w:b w:val="0"/>
+        </w:rPr>
+        <w:t xml:space="preserve"> that supports it.. Return to this week and explain what you changed.</w:t>
+      </w:r>
+    </w:p>
+    <w:p>
+      <w:pPr>
+        <w:spacing w:line="336" w:lineRule="auto" w:after="180"/>
+      </w:pPr>
+      <w:r>
+        <w:rPr>
+          <w:b w:val="0"/>
+        </w:rPr>
+        <w:t xml:space="preserve">The browser lab lets you edit the supported Python examples already included in this lesson. Predict first, run, inspect the actual </w:t>
+      </w:r>
+      <w:r>
+        <w:rPr>
+          <w:b/>
+        </w:rPr>
+        <w:t>output</w:t>
+      </w:r>
+      <w:r>
+        <w:rPr>
+          <w:b w:val="0"/>
+        </w:rPr>
+        <w:t xml:space="preserve"> or error, change one </w:t>
+      </w:r>
+      <w:r>
+        <w:rPr>
+          <w:b/>
+        </w:rPr>
+        <w:t>input</w:t>
+      </w:r>
+      <w:r>
+        <w:rPr>
+          <w:b w:val="0"/>
+        </w:rPr>
+        <w:t>, then run again.</w:t>
+      </w:r>
+    </w:p>
+    <w:p>
+      <w:pPr>
+        <w:spacing w:line="336" w:lineRule="auto" w:after="180"/>
+      </w:pPr>
+      <w:r>
+        <w:rPr>
+          <w:b w:val="0"/>
+        </w:rPr>
+        <w:t xml:space="preserve">Keep code, </w:t>
+      </w:r>
+      <w:r>
+        <w:rPr>
+          <w:b/>
+        </w:rPr>
         <w:t>prediction</w:t>
       </w:r>
       <w:r>
         <w:rPr>
           <w:b w:val="0"/>
         </w:rPr>
-        <w:t>.</w:t>
+        <w:t>s, actual results and a reasoned revision together. On paper, label your result as a trace rather than an execution.</w:t>
       </w:r>
     </w:p>
     <w:p>
@@ -4483,7 +5734,7 @@
         <w:rPr>
           <w:b w:val="0"/>
         </w:rPr>
-        <w:t xml:space="preserve">Save your workbook </w:t>
+        <w:t xml:space="preserve">Use Download completed work in the hosted lesson to export your answers, reflections, practice feedback and code-run </w:t>
       </w:r>
       <w:r>
         <w:rPr>
@@ -4495,7 +5746,61 @@
         <w:rPr>
           <w:b w:val="0"/>
         </w:rPr>
-        <w:t>. At the next review, try a different case before opening your old answer.</w:t>
+        <w:t>. Open the HTML copy to read or print it.</w:t>
+      </w:r>
+    </w:p>
+    <w:p>
+      <w:pPr>
+        <w:spacing w:line="336" w:lineRule="auto" w:after="180"/>
+      </w:pPr>
+      <w:r>
+        <w:rPr>
+          <w:b w:val="0"/>
+        </w:rPr>
+        <w:t>Drafts stay in this browser when storage is available; clear drafts on a shared device.</w:t>
+      </w:r>
+    </w:p>
+    <w:p>
+      <w:pPr>
+        <w:pStyle w:val="Heading2"/>
+      </w:pPr>
+      <w:r>
+        <w:t>Earlier wording, alternatives and picture transcripts · reference / check after trying</w:t>
+      </w:r>
+    </w:p>
+    <w:p>
+      <w:pPr>
+        <w:spacing w:line="336" w:lineRule="auto" w:after="180"/>
+      </w:pPr>
+      <w:r>
+        <w:rPr>
+          <w:b w:val="0"/>
+        </w:rPr>
+        <w:t>Use this supported practice once, in the browser or on paper. Keep the reserved independent assessment for a separate first attempt before teacher feedback.</w:t>
+      </w:r>
+    </w:p>
+    <w:p>
+      <w:pPr>
+        <w:pStyle w:val="Heading3"/>
+      </w:pPr>
+      <w:r>
+        <w:t>Repair a missing building block</w:t>
+      </w:r>
+    </w:p>
+    <w:p>
+      <w:pPr>
+        <w:pStyle w:val="Heading3"/>
+      </w:pPr>
+      <w:r>
+        <w:t>Predict, run and debug</w:t>
+      </w:r>
+    </w:p>
+    <w:p>
+      <w:pPr>
+        <w:pStyle w:val="Heading3"/>
+      </w:pPr>
+      <w:r>
+        <w:t>Keep your completed work</w:t>
       </w:r>
     </w:p>
     <w:p>
@@ -4503,747 +5808,17 @@
         <w:pStyle w:val="Heading1"/>
       </w:pPr>
       <w:r>
-        <w:t>17. Supported practice, repair and portfolio</w:t>
-      </w:r>
-    </w:p>
-    <w:p>
-      <w:r>
-        <w:t>Attempt supported questions before using hints or feedback. Review a missing building block, then keep the completed work.</w:t>
-      </w:r>
-    </w:p>
-    <w:p>
-      <w:pPr>
-        <w:spacing w:line="336" w:lineRule="auto" w:after="180"/>
-      </w:pPr>
-      <w:r>
-        <w:rPr>
-          <w:b w:val="0"/>
-        </w:rPr>
-        <w:t>Use this supported practice once, in the browser or on paper. Keep the reserved independent assessment for a separate first attempt before teacher feedback.</w:t>
-      </w:r>
-    </w:p>
-    <w:p>
-      <w:pPr>
-        <w:spacing w:line="336" w:lineRule="auto" w:after="180"/>
-      </w:pPr>
-      <w:r>
-        <w:rPr>
-          <w:b w:val="0"/>
-        </w:rPr>
-        <w:t xml:space="preserve">Compose two hidden detectors before one </w:t>
-      </w:r>
-      <w:r>
-        <w:rPr>
-          <w:b/>
-        </w:rPr>
-        <w:t>output</w:t>
-      </w:r>
-      <w:r>
-        <w:rPr>
-          <w:b w:val="0"/>
-        </w:rPr>
-        <w:t xml:space="preserve"> instead of skipping a </w:t>
-      </w:r>
-      <w:r>
-        <w:rPr>
-          <w:b/>
-        </w:rPr>
-        <w:t>layer</w:t>
-      </w:r>
-      <w:r>
-        <w:rPr>
-          <w:b w:val="0"/>
-        </w:rPr>
-        <w:t>.</w:t>
-      </w:r>
-    </w:p>
-    <w:p>
-      <w:pPr>
-        <w:pStyle w:val="Heading3"/>
-      </w:pPr>
-      <w:r>
-        <w:t>Practice 1: explain the deciding evidence</w:t>
-      </w:r>
-    </w:p>
-    <w:p>
-      <w:pPr>
-        <w:spacing w:line="336" w:lineRule="auto" w:after="180"/>
-      </w:pPr>
-      <w:r>
-        <w:rPr>
-          <w:b w:val="0"/>
-        </w:rPr>
-        <w:t xml:space="preserve">Which labelled step matches this detail? y=2-2=0; the </w:t>
-      </w:r>
-      <w:r>
-        <w:rPr>
-          <w:b/>
-        </w:rPr>
-        <w:t>output</w:t>
-      </w:r>
-      <w:r>
-        <w:rPr>
-          <w:b w:val="0"/>
-        </w:rPr>
-        <w:t xml:space="preserve"> uses activated hidden values, not raw </w:t>
-      </w:r>
-      <w:r>
-        <w:rPr>
-          <w:b/>
-        </w:rPr>
-        <w:t>input</w:t>
-      </w:r>
-      <w:r>
-        <w:rPr>
-          <w:b w:val="0"/>
-        </w:rPr>
-        <w:t>s.</w:t>
-      </w:r>
-    </w:p>
-    <w:p>
-      <w:pPr>
-        <w:spacing w:line="336" w:lineRule="auto" w:after="180"/>
-        <w:shd w:fill="F4F9FC"/>
-      </w:pPr>
-      <w:r>
-        <w:rPr>
-          <w:b w:val="0"/>
-        </w:rPr>
-        <w:t xml:space="preserve">1. Compose </w:t>
-      </w:r>
-      <w:r>
-        <w:rPr>
-          <w:b/>
-        </w:rPr>
-        <w:t>output</w:t>
-      </w:r>
-    </w:p>
-    <w:p>
-      <w:pPr>
-        <w:spacing w:line="336" w:lineRule="auto" w:after="180"/>
-        <w:shd w:fill="F4F9FC"/>
-      </w:pPr>
-      <w:r>
-        <w:rPr>
-          <w:b w:val="0"/>
-        </w:rPr>
-        <w:t>2. Second hidden unit</w:t>
-      </w:r>
-    </w:p>
-    <w:p>
-      <w:pPr>
-        <w:spacing w:line="336" w:lineRule="auto" w:after="180"/>
-        <w:shd w:fill="F4F9FC"/>
-      </w:pPr>
-      <w:r>
-        <w:rPr>
-          <w:b w:val="0"/>
-        </w:rPr>
-        <w:t>3. First hidden unit</w:t>
-      </w:r>
-    </w:p>
-    <w:p>
-      <w:pPr>
-        <w:pStyle w:val="Heading3"/>
-      </w:pPr>
-      <w:r>
-        <w:t>My selected conclusion, deciding fact and explanation</w:t>
-      </w:r>
-    </w:p>
-    <w:p>
-      <w:r>
-        <w:t>________________________________________________________________</w:t>
-      </w:r>
-    </w:p>
-    <w:p>
-      <w:r>
-        <w:t>________________________________________________________________</w:t>
-      </w:r>
-    </w:p>
-    <w:p>
-      <w:r>
-        <w:t>________________________________________________________________</w:t>
-      </w:r>
-    </w:p>
-    <w:p>
-      <w:r>
-        <w:t>________________________________________________________________</w:t>
-      </w:r>
-    </w:p>
-    <w:p>
-      <w:r>
-        <w:t>________________________________________________________________</w:t>
-      </w:r>
-    </w:p>
-    <w:p>
-      <w:pPr>
-        <w:pStyle w:val="Heading3"/>
-      </w:pPr>
-      <w:r>
-        <w:t>Hint · try first</w:t>
-      </w:r>
-    </w:p>
-    <w:p>
-      <w:pPr>
-        <w:spacing w:line="336" w:lineRule="auto" w:after="180"/>
-        <w:shd w:fill="F1F6F8"/>
-      </w:pPr>
-      <w:r>
-        <w:rPr>
-          <w:b w:val="0"/>
-        </w:rPr>
-        <w:t>Hint if needed: Read the steps in the pictorial case. Match the supplied detail to the stage that performs or records it.</w:t>
-      </w:r>
-    </w:p>
-    <w:p>
-      <w:pPr>
-        <w:pStyle w:val="Heading3"/>
-      </w:pPr>
-      <w:r>
-        <w:t>Feedback · compare after trying</w:t>
-      </w:r>
-    </w:p>
-    <w:p>
-      <w:pPr>
-        <w:spacing w:line="336" w:lineRule="auto" w:after="180"/>
-        <w:shd w:fill="F1F6FC"/>
-      </w:pPr>
-      <w:r>
-        <w:rPr>
-          <w:b w:val="0"/>
-        </w:rPr>
-        <w:t xml:space="preserve">After your attempt, compare with the supported explanation: Compose </w:t>
-      </w:r>
-      <w:r>
-        <w:rPr>
-          <w:b/>
-        </w:rPr>
-        <w:t>output</w:t>
-      </w:r>
-      <w:r>
-        <w:rPr>
-          <w:b w:val="0"/>
-        </w:rPr>
-        <w:t xml:space="preserve"> y=2-2=0; the </w:t>
-      </w:r>
-      <w:r>
-        <w:rPr>
-          <w:b/>
-        </w:rPr>
-        <w:t>output</w:t>
-      </w:r>
-      <w:r>
-        <w:rPr>
-          <w:b w:val="0"/>
-        </w:rPr>
-        <w:t xml:space="preserve"> uses activated hidden values, not raw </w:t>
-      </w:r>
-      <w:r>
-        <w:rPr>
-          <w:b/>
-        </w:rPr>
-        <w:t>input</w:t>
-      </w:r>
-      <w:r>
-        <w:rPr>
-          <w:b w:val="0"/>
-        </w:rPr>
-        <w:t xml:space="preserve">s. </w:t>
-      </w:r>
-      <w:r>
-        <w:rPr>
-          <w:b/>
-        </w:rPr>
-        <w:t>Composition</w:t>
-      </w:r>
-      <w:r>
-        <w:rPr>
-          <w:b w:val="0"/>
-        </w:rPr>
-        <w:t xml:space="preserve"> means one </w:t>
-      </w:r>
-      <w:r>
-        <w:rPr>
-          <w:b/>
-        </w:rPr>
-        <w:t>layer</w:t>
-      </w:r>
-      <w:r>
-        <w:rPr>
-          <w:b w:val="0"/>
-        </w:rPr>
-        <w:t xml:space="preserve">’s result becomes the next </w:t>
-      </w:r>
-      <w:r>
-        <w:rPr>
-          <w:b/>
-        </w:rPr>
-        <w:t>layer</w:t>
-      </w:r>
-      <w:r>
-        <w:rPr>
-          <w:b w:val="0"/>
-        </w:rPr>
-        <w:t xml:space="preserve">’s </w:t>
-      </w:r>
-      <w:r>
-        <w:rPr>
-          <w:b/>
-        </w:rPr>
-        <w:t>input</w:t>
-      </w:r>
-      <w:r>
-        <w:rPr>
-          <w:b w:val="0"/>
-        </w:rPr>
-        <w:t>.</w:t>
-      </w:r>
-    </w:p>
-    <w:p>
-      <w:pPr>
-        <w:spacing w:line="336" w:lineRule="auto" w:after="180"/>
-        <w:shd w:fill="F1F6FC"/>
-      </w:pPr>
-      <w:r>
-        <w:rPr>
-          <w:b w:val="0"/>
-        </w:rPr>
-        <w:t xml:space="preserve">Compute both hidden units before combining them. At [4,3], their equal </w:t>
-      </w:r>
-      <w:r>
-        <w:rPr>
-          <w:b/>
-        </w:rPr>
-        <w:t>output</w:t>
-      </w:r>
-      <w:r>
-        <w:rPr>
-          <w:b w:val="0"/>
-        </w:rPr>
-        <w:t xml:space="preserve">s cancel. Lowering only the second </w:t>
-      </w:r>
-      <w:r>
-        <w:rPr>
-          <w:b/>
-        </w:rPr>
-        <w:t>input</w:t>
-      </w:r>
-      <w:r>
-        <w:rPr>
-          <w:b w:val="0"/>
-        </w:rPr>
-        <w:t xml:space="preserve"> removes its positive hidden contribution, so subtracting it no longer reduces the </w:t>
-      </w:r>
-      <w:r>
-        <w:rPr>
-          <w:b/>
-        </w:rPr>
-        <w:t>output</w:t>
-      </w:r>
-      <w:r>
-        <w:rPr>
-          <w:b w:val="0"/>
-        </w:rPr>
-        <w:t>.</w:t>
-      </w:r>
-    </w:p>
-    <w:p>
-      <w:pPr>
-        <w:spacing w:line="336" w:lineRule="auto" w:after="180"/>
-        <w:shd w:fill="F1F6FC"/>
-      </w:pPr>
-      <w:r>
-        <w:rPr>
-          <w:b w:val="0"/>
-        </w:rPr>
-        <w:t>The final subtraction must use activated hidden values rather than the raw measurements.</w:t>
-      </w:r>
-    </w:p>
-    <w:p>
-      <w:pPr>
-        <w:pStyle w:val="Heading3"/>
-      </w:pPr>
-      <w:r>
-        <w:t>Practice 2: explain the deciding evidence</w:t>
-      </w:r>
-    </w:p>
-    <w:p>
-      <w:pPr>
-        <w:pStyle w:val="Heading3"/>
-      </w:pPr>
-      <w:r>
-        <w:t>Changed case · predict first</w:t>
-      </w:r>
-    </w:p>
-    <w:p>
-      <w:pPr>
-        <w:spacing w:line="336" w:lineRule="auto" w:after="180"/>
-        <w:shd w:fill="F5F1FB"/>
-      </w:pPr>
-      <w:r>
-        <w:rPr>
-          <w:b w:val="0"/>
-        </w:rPr>
-        <w:t>Changed-case practice: Change only v from 3 to1. Which conclusion is supported by the supplied facts?</w:t>
-      </w:r>
-    </w:p>
-    <w:p>
-      <w:pPr>
-        <w:spacing w:line="336" w:lineRule="auto" w:after="180"/>
-        <w:shd w:fill="F4F9FC"/>
-      </w:pPr>
-      <w:r>
-        <w:rPr>
-          <w:b w:val="0"/>
-        </w:rPr>
-        <w:t>1. h1 stays 2, h2 becomes 0, y becomes 2.</w:t>
-      </w:r>
-    </w:p>
-    <w:p>
-      <w:pPr>
-        <w:spacing w:line="336" w:lineRule="auto" w:after="180"/>
-        <w:shd w:fill="F4F9FC"/>
-      </w:pPr>
-      <w:r>
-        <w:rPr>
-          <w:b w:val="0"/>
-        </w:rPr>
-        <w:t xml:space="preserve">2. We can decide the result without examining the changed </w:t>
-      </w:r>
-      <w:r>
-        <w:rPr>
-          <w:b/>
-        </w:rPr>
-        <w:t>input</w:t>
-      </w:r>
-      <w:r>
-        <w:rPr>
-          <w:b w:val="0"/>
-        </w:rPr>
-        <w:t xml:space="preserve"> or the procedure.</w:t>
-      </w:r>
-    </w:p>
-    <w:p>
-      <w:pPr>
-        <w:spacing w:line="336" w:lineRule="auto" w:after="180"/>
-        <w:shd w:fill="F4F9FC"/>
-      </w:pPr>
-      <w:r>
-        <w:rPr>
-          <w:b w:val="0"/>
-        </w:rPr>
-        <w:t xml:space="preserve">3. This one example guarantees correct results for every future </w:t>
-      </w:r>
-      <w:r>
-        <w:rPr>
-          <w:b/>
-        </w:rPr>
-        <w:t>input</w:t>
-      </w:r>
-      <w:r>
-        <w:rPr>
-          <w:b w:val="0"/>
-        </w:rPr>
-        <w:t>.</w:t>
-      </w:r>
-    </w:p>
-    <w:p>
-      <w:pPr>
-        <w:pStyle w:val="Heading3"/>
-      </w:pPr>
-      <w:r>
-        <w:t>My selected conclusion, deciding fact and explanation</w:t>
-      </w:r>
-    </w:p>
-    <w:p>
-      <w:r>
-        <w:t>________________________________________________________________</w:t>
-      </w:r>
-    </w:p>
-    <w:p>
-      <w:r>
-        <w:t>________________________________________________________________</w:t>
-      </w:r>
-    </w:p>
-    <w:p>
-      <w:r>
-        <w:t>________________________________________________________________</w:t>
-      </w:r>
-    </w:p>
-    <w:p>
-      <w:r>
-        <w:t>________________________________________________________________</w:t>
-      </w:r>
-    </w:p>
-    <w:p>
-      <w:r>
-        <w:t>________________________________________________________________</w:t>
-      </w:r>
-    </w:p>
-    <w:p>
-      <w:pPr>
-        <w:pStyle w:val="Heading3"/>
-      </w:pPr>
-      <w:r>
-        <w:t>Hint · try first</w:t>
-      </w:r>
-    </w:p>
-    <w:p>
-      <w:pPr>
-        <w:spacing w:line="336" w:lineRule="auto" w:after="180"/>
-        <w:shd w:fill="F1F6F8"/>
-      </w:pPr>
-      <w:r>
-        <w:rPr>
-          <w:b w:val="0"/>
-        </w:rPr>
-        <w:t>Hint if needed: Use the changed condition and the deciding step in the pictorial trace. The answer must say what follows from those facts.</w:t>
-      </w:r>
-    </w:p>
-    <w:p>
-      <w:pPr>
-        <w:pStyle w:val="Heading3"/>
-      </w:pPr>
-      <w:r>
-        <w:t>Feedback · compare after trying</w:t>
-      </w:r>
-    </w:p>
-    <w:p>
-      <w:pPr>
-        <w:spacing w:line="336" w:lineRule="auto" w:after="180"/>
-        <w:shd w:fill="F1F6FC"/>
-      </w:pPr>
-      <w:r>
-        <w:rPr>
-          <w:b w:val="0"/>
-        </w:rPr>
-        <w:t>After your attempt, compare with the supported explanation: h1 stays 2, h2 becomes 0, y becomes 2. The second hidden unit’s preactivation reaches 0 while the first unit is unchanged.</w:t>
-      </w:r>
-    </w:p>
-    <w:p>
-      <w:pPr>
-        <w:pStyle w:val="Heading3"/>
-      </w:pPr>
-      <w:r>
-        <w:t>Repair a missing building block</w:t>
-      </w:r>
-    </w:p>
-    <w:p>
-      <w:pPr>
-        <w:spacing w:line="336" w:lineRule="auto" w:after="180"/>
-      </w:pPr>
-      <w:r>
-        <w:rPr>
-          <w:b w:val="0"/>
-        </w:rPr>
-        <w:t xml:space="preserve">Review Activation functions (ai-5/4). Goal: Trace identity ReLU and sigmoid on a numerical score. Short practice: Which original </w:t>
-      </w:r>
-      <w:r>
-        <w:rPr>
-          <w:b/>
-        </w:rPr>
-        <w:t>input</w:t>
-      </w:r>
-      <w:r>
-        <w:rPr>
-          <w:b w:val="0"/>
-        </w:rPr>
-        <w:t xml:space="preserve">s cannot be distinguished by this network’s final </w:t>
-      </w:r>
-      <w:r>
-        <w:rPr>
-          <w:b/>
-        </w:rPr>
-        <w:t>output</w:t>
-      </w:r>
-      <w:r>
-        <w:rPr>
-          <w:b w:val="0"/>
-        </w:rPr>
-        <w:t>?</w:t>
-      </w:r>
-    </w:p>
-    <w:p>
-      <w:pPr>
-        <w:spacing w:line="336" w:lineRule="auto" w:after="180"/>
-      </w:pPr>
-      <w:r>
-        <w:rPr>
-          <w:b w:val="0"/>
-        </w:rPr>
-        <w:t xml:space="preserve">Point to the relevant step in the picture, then write the changed result and the rule or </w:t>
-      </w:r>
-      <w:r>
-        <w:rPr>
-          <w:b/>
-        </w:rPr>
-        <w:t>evidence</w:t>
-      </w:r>
-      <w:r>
-        <w:rPr>
-          <w:b w:val="0"/>
-        </w:rPr>
-        <w:t xml:space="preserve"> that supports it.. Return to this week and explain what you changed.</w:t>
-      </w:r>
-    </w:p>
-    <w:p>
-      <w:pPr>
-        <w:spacing w:line="336" w:lineRule="auto" w:after="180"/>
-      </w:pPr>
-      <w:r>
-        <w:rPr>
-          <w:b w:val="0"/>
-        </w:rPr>
-        <w:t>Review Dot products and weighted sums (ai-5/2). Goal: Calculate a dot product by matching feature positions. Short practice: Which connection explains why more right brightness lowers this score?</w:t>
-      </w:r>
-    </w:p>
-    <w:p>
-      <w:pPr>
-        <w:spacing w:line="336" w:lineRule="auto" w:after="180"/>
-      </w:pPr>
-      <w:r>
-        <w:rPr>
-          <w:b w:val="0"/>
-        </w:rPr>
-        <w:t xml:space="preserve">Point to the relevant step in the picture, then write the changed result and the rule or </w:t>
-      </w:r>
-      <w:r>
-        <w:rPr>
-          <w:b/>
-        </w:rPr>
-        <w:t>evidence</w:t>
-      </w:r>
-      <w:r>
-        <w:rPr>
-          <w:b w:val="0"/>
-        </w:rPr>
-        <w:t xml:space="preserve"> that supports it.. Return to this week and explain what you changed.</w:t>
-      </w:r>
-    </w:p>
-    <w:p>
-      <w:pPr>
-        <w:pStyle w:val="Heading3"/>
-      </w:pPr>
-      <w:r>
-        <w:t>Predict, run and debug</w:t>
-      </w:r>
-    </w:p>
-    <w:p>
-      <w:pPr>
-        <w:spacing w:line="336" w:lineRule="auto" w:after="180"/>
-      </w:pPr>
-      <w:r>
-        <w:rPr>
-          <w:b w:val="0"/>
-        </w:rPr>
-        <w:t xml:space="preserve">The browser lab lets you edit the supported Python examples already included in this lesson. Predict first, run, inspect the actual </w:t>
-      </w:r>
-      <w:r>
-        <w:rPr>
-          <w:b/>
-        </w:rPr>
-        <w:t>output</w:t>
-      </w:r>
-      <w:r>
-        <w:rPr>
-          <w:b w:val="0"/>
-        </w:rPr>
-        <w:t xml:space="preserve"> or error, change one </w:t>
-      </w:r>
-      <w:r>
-        <w:rPr>
-          <w:b/>
-        </w:rPr>
-        <w:t>input</w:t>
-      </w:r>
-      <w:r>
-        <w:rPr>
-          <w:b w:val="0"/>
-        </w:rPr>
-        <w:t>, then run again.</w:t>
-      </w:r>
-    </w:p>
-    <w:p>
-      <w:pPr>
-        <w:spacing w:line="336" w:lineRule="auto" w:after="180"/>
-      </w:pPr>
-      <w:r>
-        <w:rPr>
-          <w:b w:val="0"/>
-        </w:rPr>
-        <w:t xml:space="preserve">Keep code, </w:t>
-      </w:r>
-      <w:r>
-        <w:rPr>
-          <w:b/>
-        </w:rPr>
-        <w:t>prediction</w:t>
-      </w:r>
-      <w:r>
-        <w:rPr>
-          <w:b w:val="0"/>
-        </w:rPr>
-        <w:t>s, actual results and a reasoned revision together. On paper, label your result as a trace rather than an execution.</w:t>
-      </w:r>
-    </w:p>
-    <w:p>
-      <w:pPr>
-        <w:pStyle w:val="Heading3"/>
-      </w:pPr>
-      <w:r>
-        <w:t>Keep your completed work</w:t>
-      </w:r>
-    </w:p>
-    <w:p>
-      <w:pPr>
-        <w:spacing w:line="336" w:lineRule="auto" w:after="180"/>
-      </w:pPr>
-      <w:r>
-        <w:rPr>
-          <w:b w:val="0"/>
-        </w:rPr>
-        <w:t xml:space="preserve">Use Download completed work in the hosted lesson to export your answers, reflections, practice feedback and code-run </w:t>
-      </w:r>
-      <w:r>
-        <w:rPr>
-          <w:b/>
-        </w:rPr>
-        <w:t>evidence</w:t>
-      </w:r>
-      <w:r>
-        <w:rPr>
-          <w:b w:val="0"/>
-        </w:rPr>
-        <w:t>. Open the HTML copy to read or print it.</w:t>
-      </w:r>
-    </w:p>
-    <w:p>
-      <w:pPr>
-        <w:spacing w:line="336" w:lineRule="auto" w:after="180"/>
-      </w:pPr>
-      <w:r>
-        <w:rPr>
-          <w:b w:val="0"/>
-        </w:rPr>
-        <w:t>Drafts stay in this browser when storage is available; clear drafts on a shared device.</w:t>
-      </w:r>
-    </w:p>
-    <w:p>
-      <w:pPr>
-        <w:pStyle w:val="Heading1"/>
-      </w:pPr>
-      <w:r>
-        <w:t>18. Visual concept journey</w:t>
-      </w:r>
-    </w:p>
-    <w:p>
-      <w:r>
-        <w:t>Explain each Composing layers graphic using its labels, deciding evidence and relevant limitation.</w:t>
-      </w:r>
-    </w:p>
-    <w:p>
-      <w:pPr>
-        <w:pStyle w:val="Heading3"/>
+        <w:t>18. Reference · Six-picture concept journey</w:t>
+      </w:r>
+    </w:p>
+    <w:p>
+      <w:r>
+        <w:t>Choose the picture that supports the current explanation.</w:t>
+      </w:r>
+    </w:p>
+    <w:p>
+      <w:pPr>
+        <w:pStyle w:val="Heading2"/>
       </w:pPr>
       <w:r>
         <w:t>01. Composing layers: the case</w:t>
@@ -5254,7 +5829,7 @@
         <w:drawing>
           <wp:inline xmlns:a="http://schemas.openxmlformats.org/drawingml/2006/main" xmlns:pic="http://schemas.openxmlformats.org/drawingml/2006/picture">
             <wp:extent cx="5486400" cy="2840736"/>
-            <wp:docPr id="2" name="Picture 2" descr="Compose two hidden detectors before one output instead of skipping a layer. Supplied facts: For input [u, v], h1=ReLU(u-2), h2=ReLU(v-1), y=h1-h2. Input [4, 3]. All inputs and outcomes in this worked example are invented classroom data; no real model run is claimed."/>
+            <wp:docPr id="4" name="Picture 4" descr="Compose two hidden detectors before one output instead of skipping a layer. Supplied facts: For input [u, v], h1=ReLU(u-2), h2=ReLU(v-1), y=h1-h2. Input [4, 3]. All inputs and outcomes in this worked example are invented classroom data; no real model run is claimed."/>
             <wp:cNvGraphicFramePr>
               <a:graphicFrameLocks noChangeAspect="1"/>
             </wp:cNvGraphicFramePr>
@@ -5266,7 +5841,7 @@
                     <pic:cNvPicPr/>
                   </pic:nvPicPr>
                   <pic:blipFill>
-                    <a:blip r:embed="rId10"/>
+                    <a:blip r:embed="rId12"/>
                     <a:stretch>
                       <a:fillRect/>
                     </a:stretch>
@@ -5370,7 +5945,6 @@
     <w:p>
       <w:pPr>
         <w:spacing w:line="336" w:lineRule="auto" w:after="180"/>
-        <w:shd w:fill="F5F1FB"/>
       </w:pPr>
       <w:r>
         <w:rPr>
@@ -5381,7 +5955,7 @@
     </w:p>
     <w:p>
       <w:pPr>
-        <w:pStyle w:val="Heading3"/>
+        <w:pStyle w:val="Heading2"/>
       </w:pPr>
       <w:r>
         <w:t>02. Follow the deciding steps</w:t>
@@ -5392,7 +5966,7 @@
         <w:drawing>
           <wp:inline xmlns:a="http://schemas.openxmlformats.org/drawingml/2006/main" xmlns:pic="http://schemas.openxmlformats.org/drawingml/2006/picture">
             <wp:extent cx="5486400" cy="3182112"/>
-            <wp:docPr id="3" name="Picture 3" descr="First hidden unit: u-2=2, so h1=2. → Second hidden unit: v-1=2, so h2=2. → Compose output: y=2-2=0; the output uses activated hidden values, not raw inputs."/>
+            <wp:docPr id="5" name="Picture 5" descr="First hidden unit: u-2=2, so h1=2. → Second hidden unit: v-1=2, so h2=2. → Compose output: y=2-2=0; the output uses activated hidden values, not raw inputs."/>
             <wp:cNvGraphicFramePr>
               <a:graphicFrameLocks noChangeAspect="1"/>
             </wp:cNvGraphicFramePr>
@@ -5404,7 +5978,7 @@
                     <pic:cNvPicPr/>
                   </pic:nvPicPr>
                   <pic:blipFill>
-                    <a:blip r:embed="rId11"/>
+                    <a:blip r:embed="rId9"/>
                     <a:stretch>
                       <a:fillRect/>
                     </a:stretch>
@@ -5473,7 +6047,6 @@
     <w:p>
       <w:pPr>
         <w:spacing w:line="336" w:lineRule="auto" w:after="180"/>
-        <w:shd w:fill="F5F1FB"/>
       </w:pPr>
       <w:r>
         <w:rPr>
@@ -5496,7 +6069,7 @@
     </w:p>
     <w:p>
       <w:pPr>
-        <w:pStyle w:val="Heading3"/>
+        <w:pStyle w:val="Heading2"/>
       </w:pPr>
       <w:r>
         <w:t>03. Complete each stage before using its output</w:t>
@@ -5507,7 +6080,7 @@
         <w:drawing>
           <wp:inline xmlns:a="http://schemas.openxmlformats.org/drawingml/2006/main" xmlns:pic="http://schemas.openxmlformats.org/drawingml/2006/picture">
             <wp:extent cx="5486400" cy="2834640"/>
-            <wp:docPr id="4" name="Picture 4" descr="Complete each stage before using its output. x is [3, 1] | Both first layer scores | z is [2, 2]. z is [2, 2] | ReLU on each component | h is [2, 2]. h is [2, 2] | 2h1 - h2 + 1 | y is 3"/>
+            <wp:docPr id="6" name="Picture 6" descr="Complete each stage before using its output. x is [3, 1] | Both first layer scores | z is [2, 2]. z is [2, 2] | ReLU on each component | h is [2, 2]. h is [2, 2] | 2h1 - h2 + 1 | y is 3"/>
             <wp:cNvGraphicFramePr>
               <a:graphicFrameLocks noChangeAspect="1"/>
             </wp:cNvGraphicFramePr>
@@ -5519,7 +6092,7 @@
                     <pic:cNvPicPr/>
                   </pic:nvPicPr>
                   <pic:blipFill>
-                    <a:blip r:embed="rId12"/>
+                    <a:blip r:embed="rId13"/>
                     <a:stretch>
                       <a:fillRect/>
                     </a:stretch>
@@ -5576,7 +6149,6 @@
     <w:p>
       <w:pPr>
         <w:spacing w:line="336" w:lineRule="auto" w:after="180"/>
-        <w:shd w:fill="F5F1FB"/>
       </w:pPr>
       <w:r>
         <w:rPr>
@@ -5587,7 +6159,7 @@
     </w:p>
     <w:p>
       <w:pPr>
-        <w:pStyle w:val="Heading3"/>
+        <w:pStyle w:val="Heading2"/>
       </w:pPr>
       <w:r>
         <w:t>04. Change one thing. Trace what follows.</w:t>
@@ -5598,7 +6170,7 @@
         <w:drawing>
           <wp:inline xmlns:a="http://schemas.openxmlformats.org/drawingml/2006/main" xmlns:pic="http://schemas.openxmlformats.org/drawingml/2006/picture">
             <wp:extent cx="5486400" cy="3026664"/>
-            <wp:docPr id="5" name="Picture 5" descr="Original case: y=2-2=0; the output uses activated hidden values, not raw inputs. Changed condition: Change only v from 3 to1. Expected result: h1 stays 2, h2 becomes 0, y becomes 2. Reason: The second hidden unit’s preactivation reaches 0 while the first unit is unchanged."/>
+            <wp:docPr id="7" name="Picture 7" descr="Original case: y=2-2=0; the output uses activated hidden values, not raw inputs. Changed condition: Change only v from 3 to1. Expected result: h1 stays 2, h2 becomes 0, y becomes 2. Reason: The second hidden unit’s preactivation reaches 0 while the first unit is unchanged."/>
             <wp:cNvGraphicFramePr>
               <a:graphicFrameLocks noChangeAspect="1"/>
             </wp:cNvGraphicFramePr>
@@ -5610,7 +6182,7 @@
                     <pic:cNvPicPr/>
                   </pic:nvPicPr>
                   <pic:blipFill>
-                    <a:blip r:embed="rId13"/>
+                    <a:blip r:embed="rId10"/>
                     <a:stretch>
                       <a:fillRect/>
                     </a:stretch>
@@ -5678,7 +6250,6 @@
     <w:p>
       <w:pPr>
         <w:spacing w:line="336" w:lineRule="auto" w:after="180"/>
-        <w:shd w:fill="F5F1FB"/>
       </w:pPr>
       <w:r>
         <w:rPr>
@@ -5689,7 +6260,7 @@
     </w:p>
     <w:p>
       <w:pPr>
-        <w:pStyle w:val="Heading3"/>
+        <w:pStyle w:val="Heading2"/>
       </w:pPr>
       <w:r>
         <w:t>05. Connect the explanation to its limit</w:t>
@@ -5700,7 +6271,7 @@
         <w:drawing>
           <wp:inline xmlns:a="http://schemas.openxmlformats.org/drawingml/2006/main" xmlns:pic="http://schemas.openxmlformats.org/drawingml/2006/picture">
             <wp:extent cx="5486400" cy="2834640"/>
-            <wp:docPr id="6" name="Picture 6" descr="Composition means one layer’s result becomes the next layer’s input. Compute both hidden units before combining them. At [4,3], their equal outputs cancel. Lowering only the second input removes its positive hidden contribution, so subtracting it no longer reduces the output. The final subtraction must use activated hidden values rather than the raw measurements. Limit: Hand-composed detectors illustrate layer order; they are not evidence of a learned or biologically realistic neural mechanism."/>
+            <wp:docPr id="8" name="Picture 8" descr="Composition means one layer’s result becomes the next layer’s input. Compute both hidden units before combining them. At [4,3], their equal outputs cancel. Lowering only the second input removes its positive hidden contribution, so subtracting it no longer reduces the output. The final subtraction must use activated hidden values rather than the raw measurements. Limit: Hand-composed detectors illustrate layer order; they are not evidence of a learned or biologically realistic neural mechanism."/>
             <wp:cNvGraphicFramePr>
               <a:graphicFrameLocks noChangeAspect="1"/>
             </wp:cNvGraphicFramePr>
@@ -5881,7 +6452,6 @@
     <w:p>
       <w:pPr>
         <w:spacing w:line="336" w:lineRule="auto" w:after="180"/>
-        <w:shd w:fill="F5F1FB"/>
       </w:pPr>
       <w:r>
         <w:rPr>
@@ -5892,7 +6462,7 @@
     </w:p>
     <w:p>
       <w:pPr>
-        <w:pStyle w:val="Heading3"/>
+        <w:pStyle w:val="Heading2"/>
       </w:pPr>
       <w:r>
         <w:t>06. Make the idea visible in your project</w:t>
@@ -5903,7 +6473,7 @@
         <w:drawing>
           <wp:inline xmlns:a="http://schemas.openxmlformats.org/drawingml/2006/main" xmlns:pic="http://schemas.openxmlformats.org/drawingml/2006/picture">
             <wp:extent cx="5486400" cy="3681984"/>
-            <wp:docPr id="7" name="Picture 7" descr="For your Image-pattern Network Investigation, save the input, procedure, observed result and limitation of this check. Label this worked example as practice; use a different, previously unreviewed case when checking independent understanding. Draw your input, deciding step, result and limit. Supported question: What intermediate value explains the changed output? Point to the relevant step in the picture, then write the changed result and the rule or evidence that supports it."/>
+            <wp:docPr id="9" name="Picture 9" descr="For your Image-pattern Network Investigation, save the input, procedure, observed result and limitation of this check. Label this worked example as practice; use a different, previously unreviewed case when checking independent understanding. Draw your input, deciding step, result and limit. Supported question: What intermediate value explains the changed output? Point to the relevant step in the picture, then write the changed result and the rule or evidence that supports it."/>
             <wp:cNvGraphicFramePr>
               <a:graphicFrameLocks noChangeAspect="1"/>
             </wp:cNvGraphicFramePr>
@@ -6018,7 +6588,6 @@
     <w:p>
       <w:pPr>
         <w:spacing w:line="336" w:lineRule="auto" w:after="180"/>
-        <w:shd w:fill="F5F1FB"/>
       </w:pPr>
       <w:r>
         <w:rPr>
@@ -6037,6 +6606,62 @@
           <w:b w:val="0"/>
         </w:rPr>
         <w:t>.</w:t>
+      </w:r>
+    </w:p>
+    <w:p>
+      <w:pPr>
+        <w:pStyle w:val="Heading2"/>
+      </w:pPr>
+      <w:r>
+        <w:t>Earlier wording, alternatives and picture transcripts · reference / check after trying</w:t>
+      </w:r>
+    </w:p>
+    <w:p>
+      <w:pPr>
+        <w:pStyle w:val="Heading3"/>
+      </w:pPr>
+      <w:r>
+        <w:t>01. Composing layers: the case</w:t>
+      </w:r>
+    </w:p>
+    <w:p>
+      <w:pPr>
+        <w:pStyle w:val="Heading3"/>
+      </w:pPr>
+      <w:r>
+        <w:t>02. Follow the deciding steps</w:t>
+      </w:r>
+    </w:p>
+    <w:p>
+      <w:pPr>
+        <w:pStyle w:val="Heading3"/>
+      </w:pPr>
+      <w:r>
+        <w:t>03. Complete each stage before using its output</w:t>
+      </w:r>
+    </w:p>
+    <w:p>
+      <w:pPr>
+        <w:pStyle w:val="Heading3"/>
+      </w:pPr>
+      <w:r>
+        <w:t>04. Change one thing. Trace what follows.</w:t>
+      </w:r>
+    </w:p>
+    <w:p>
+      <w:pPr>
+        <w:pStyle w:val="Heading3"/>
+      </w:pPr>
+      <w:r>
+        <w:t>05. Connect the explanation to its limit</w:t>
+      </w:r>
+    </w:p>
+    <w:p>
+      <w:pPr>
+        <w:pStyle w:val="Heading3"/>
+      </w:pPr>
+      <w:r>
+        <w:t>06. Make the idea visible in your project</w:t>
       </w:r>
     </w:p>
     <w:sectPr>
